--- a/docs/ReviewAgent_Dokumentation_kepekkel.docx
+++ b/docs/ReviewAgent_Dokumentation_kepekkel.docx
@@ -572,6 +572,2649 @@
         <w:tab/>
         <w:t>2026. 05. 21.</w:t>
       </w:r>
+      <w:r>
+        <w:rPr>
+          <w:rFonts w:ascii="Times New Roman" w:hAnsi="Times New Roman" w:cs="Times New Roman"/>
+        </w:rPr>
+        <w:br w:type="page"/>
+      </w:r>
+    </w:p>
+    <w:sdt>
+      <w:sdtPr>
+        <w:id w:val="-1640487488"/>
+        <w:docPartObj>
+          <w:docPartGallery w:val="Table of Contents"/>
+          <w:docPartUnique/>
+        </w:docPartObj>
+      </w:sdtPr>
+      <w:sdtEndPr>
+        <w:rPr>
+          <w:rFonts w:asciiTheme="minorHAnsi" w:eastAsiaTheme="minorHAnsi" w:hAnsiTheme="minorHAnsi" w:cstheme="minorBidi"/>
+          <w:b/>
+          <w:bCs/>
+          <w:color w:val="auto"/>
+          <w:kern w:val="2"/>
+          <w:sz w:val="24"/>
+          <w:szCs w:val="24"/>
+          <w:lang w:eastAsia="en-US"/>
+          <w14:ligatures w14:val="standardContextual"/>
+        </w:rPr>
+      </w:sdtEndPr>
+      <w:sdtContent>
+        <w:p>
+          <w:pPr>
+            <w:pStyle w:val="Tartalomjegyzkcmsora"/>
+          </w:pPr>
+          <w:r>
+            <w:t>Tartalom</w:t>
+          </w:r>
+        </w:p>
+        <w:p>
+          <w:pPr>
+            <w:pStyle w:val="TJ1"/>
+            <w:tabs>
+              <w:tab w:val="left" w:pos="480"/>
+              <w:tab w:val="right" w:leader="dot" w:pos="9060"/>
+            </w:tabs>
+            <w:rPr>
+              <w:noProof/>
+            </w:rPr>
+          </w:pPr>
+          <w:r>
+            <w:fldChar w:fldCharType="begin"/>
+          </w:r>
+          <w:r>
+            <w:instrText xml:space="preserve"> TOC \o "1-3" \h \z \u </w:instrText>
+          </w:r>
+          <w:r>
+            <w:fldChar w:fldCharType="separate"/>
+          </w:r>
+          <w:hyperlink w:anchor="_Toc230642705" w:history="1">
+            <w:r>
+              <w:rPr>
+                <w:rStyle w:val="Hiperhivatkozs"/>
+                <w:rFonts w:ascii="Times New Roman" w:hAnsi="Times New Roman" w:cs="Times New Roman"/>
+                <w:noProof/>
+              </w:rPr>
+              <w:t>1.</w:t>
+            </w:r>
+            <w:r>
+              <w:rPr>
+                <w:noProof/>
+              </w:rPr>
+              <w:tab/>
+            </w:r>
+            <w:r>
+              <w:rPr>
+                <w:rStyle w:val="Hiperhivatkozs"/>
+                <w:rFonts w:ascii="Times New Roman" w:hAnsi="Times New Roman" w:cs="Times New Roman"/>
+                <w:noProof/>
+              </w:rPr>
+              <w:t>Bevezetés, témaválasztás aktualitása</w:t>
+            </w:r>
+            <w:r>
+              <w:rPr>
+                <w:noProof/>
+                <w:webHidden/>
+              </w:rPr>
+              <w:tab/>
+            </w:r>
+            <w:r>
+              <w:rPr>
+                <w:noProof/>
+                <w:webHidden/>
+              </w:rPr>
+              <w:fldChar w:fldCharType="begin"/>
+            </w:r>
+            <w:r>
+              <w:rPr>
+                <w:noProof/>
+                <w:webHidden/>
+              </w:rPr>
+              <w:instrText xml:space="preserve"> PAGEREF _Toc230642705 \h </w:instrText>
+            </w:r>
+            <w:r>
+              <w:rPr>
+                <w:noProof/>
+                <w:webHidden/>
+              </w:rPr>
+            </w:r>
+            <w:r>
+              <w:rPr>
+                <w:noProof/>
+                <w:webHidden/>
+              </w:rPr>
+              <w:fldChar w:fldCharType="separate"/>
+            </w:r>
+            <w:r>
+              <w:rPr>
+                <w:noProof/>
+                <w:webHidden/>
+              </w:rPr>
+              <w:t>4</w:t>
+            </w:r>
+            <w:r>
+              <w:rPr>
+                <w:noProof/>
+                <w:webHidden/>
+              </w:rPr>
+              <w:fldChar w:fldCharType="end"/>
+            </w:r>
+          </w:hyperlink>
+        </w:p>
+        <w:p>
+          <w:pPr>
+            <w:pStyle w:val="TJ2"/>
+            <w:tabs>
+              <w:tab w:val="right" w:leader="dot" w:pos="9060"/>
+            </w:tabs>
+            <w:rPr>
+              <w:noProof/>
+            </w:rPr>
+          </w:pPr>
+          <w:hyperlink w:anchor="_Toc230642706" w:history="1">
+            <w:r>
+              <w:rPr>
+                <w:rStyle w:val="Hiperhivatkozs"/>
+                <w:rFonts w:ascii="Times New Roman" w:hAnsi="Times New Roman" w:cs="Times New Roman"/>
+                <w:noProof/>
+              </w:rPr>
+              <w:t>1.1. Bevezetés</w:t>
+            </w:r>
+            <w:r>
+              <w:rPr>
+                <w:noProof/>
+                <w:webHidden/>
+              </w:rPr>
+              <w:tab/>
+            </w:r>
+            <w:r>
+              <w:rPr>
+                <w:noProof/>
+                <w:webHidden/>
+              </w:rPr>
+              <w:fldChar w:fldCharType="begin"/>
+            </w:r>
+            <w:r>
+              <w:rPr>
+                <w:noProof/>
+                <w:webHidden/>
+              </w:rPr>
+              <w:instrText xml:space="preserve"> PAGEREF _Toc230642706 \h </w:instrText>
+            </w:r>
+            <w:r>
+              <w:rPr>
+                <w:noProof/>
+                <w:webHidden/>
+              </w:rPr>
+            </w:r>
+            <w:r>
+              <w:rPr>
+                <w:noProof/>
+                <w:webHidden/>
+              </w:rPr>
+              <w:fldChar w:fldCharType="separate"/>
+            </w:r>
+            <w:r>
+              <w:rPr>
+                <w:noProof/>
+                <w:webHidden/>
+              </w:rPr>
+              <w:t>4</w:t>
+            </w:r>
+            <w:r>
+              <w:rPr>
+                <w:noProof/>
+                <w:webHidden/>
+              </w:rPr>
+              <w:fldChar w:fldCharType="end"/>
+            </w:r>
+          </w:hyperlink>
+        </w:p>
+        <w:p>
+          <w:pPr>
+            <w:pStyle w:val="TJ2"/>
+            <w:tabs>
+              <w:tab w:val="right" w:leader="dot" w:pos="9060"/>
+            </w:tabs>
+            <w:rPr>
+              <w:noProof/>
+            </w:rPr>
+          </w:pPr>
+          <w:hyperlink w:anchor="_Toc230642707" w:history="1">
+            <w:r>
+              <w:rPr>
+                <w:rStyle w:val="Hiperhivatkozs"/>
+                <w:rFonts w:ascii="Times New Roman" w:hAnsi="Times New Roman" w:cs="Times New Roman"/>
+                <w:noProof/>
+              </w:rPr>
+              <w:t>1.2. A témaválasztás aktualitása és piaci kontextusa</w:t>
+            </w:r>
+            <w:r>
+              <w:rPr>
+                <w:noProof/>
+                <w:webHidden/>
+              </w:rPr>
+              <w:tab/>
+            </w:r>
+            <w:r>
+              <w:rPr>
+                <w:noProof/>
+                <w:webHidden/>
+              </w:rPr>
+              <w:fldChar w:fldCharType="begin"/>
+            </w:r>
+            <w:r>
+              <w:rPr>
+                <w:noProof/>
+                <w:webHidden/>
+              </w:rPr>
+              <w:instrText xml:space="preserve"> PAGEREF _Toc230642707 \h </w:instrText>
+            </w:r>
+            <w:r>
+              <w:rPr>
+                <w:noProof/>
+                <w:webHidden/>
+              </w:rPr>
+            </w:r>
+            <w:r>
+              <w:rPr>
+                <w:noProof/>
+                <w:webHidden/>
+              </w:rPr>
+              <w:fldChar w:fldCharType="separate"/>
+            </w:r>
+            <w:r>
+              <w:rPr>
+                <w:noProof/>
+                <w:webHidden/>
+              </w:rPr>
+              <w:t>4</w:t>
+            </w:r>
+            <w:r>
+              <w:rPr>
+                <w:noProof/>
+                <w:webHidden/>
+              </w:rPr>
+              <w:fldChar w:fldCharType="end"/>
+            </w:r>
+          </w:hyperlink>
+        </w:p>
+        <w:p>
+          <w:pPr>
+            <w:pStyle w:val="TJ2"/>
+            <w:tabs>
+              <w:tab w:val="left" w:pos="960"/>
+              <w:tab w:val="right" w:leader="dot" w:pos="9060"/>
+            </w:tabs>
+            <w:rPr>
+              <w:noProof/>
+            </w:rPr>
+          </w:pPr>
+          <w:hyperlink w:anchor="_Toc230642708" w:history="1">
+            <w:r>
+              <w:rPr>
+                <w:rStyle w:val="Hiperhivatkozs"/>
+                <w:rFonts w:ascii="Times New Roman" w:hAnsi="Times New Roman" w:cs="Times New Roman"/>
+                <w:noProof/>
+              </w:rPr>
+              <w:t>1.3</w:t>
+            </w:r>
+            <w:r>
+              <w:rPr>
+                <w:noProof/>
+              </w:rPr>
+              <w:tab/>
+            </w:r>
+            <w:r>
+              <w:rPr>
+                <w:rStyle w:val="Hiperhivatkozs"/>
+                <w:rFonts w:ascii="Times New Roman" w:hAnsi="Times New Roman" w:cs="Times New Roman"/>
+                <w:noProof/>
+              </w:rPr>
+              <w:t>Pszichológia és megoldás</w:t>
+            </w:r>
+            <w:r>
+              <w:rPr>
+                <w:noProof/>
+                <w:webHidden/>
+              </w:rPr>
+              <w:tab/>
+            </w:r>
+            <w:r>
+              <w:rPr>
+                <w:noProof/>
+                <w:webHidden/>
+              </w:rPr>
+              <w:fldChar w:fldCharType="begin"/>
+            </w:r>
+            <w:r>
+              <w:rPr>
+                <w:noProof/>
+                <w:webHidden/>
+              </w:rPr>
+              <w:instrText xml:space="preserve"> PAGEREF _Toc230642708 \h </w:instrText>
+            </w:r>
+            <w:r>
+              <w:rPr>
+                <w:noProof/>
+                <w:webHidden/>
+              </w:rPr>
+            </w:r>
+            <w:r>
+              <w:rPr>
+                <w:noProof/>
+                <w:webHidden/>
+              </w:rPr>
+              <w:fldChar w:fldCharType="separate"/>
+            </w:r>
+            <w:r>
+              <w:rPr>
+                <w:noProof/>
+                <w:webHidden/>
+              </w:rPr>
+              <w:t>5</w:t>
+            </w:r>
+            <w:r>
+              <w:rPr>
+                <w:noProof/>
+                <w:webHidden/>
+              </w:rPr>
+              <w:fldChar w:fldCharType="end"/>
+            </w:r>
+          </w:hyperlink>
+        </w:p>
+        <w:p>
+          <w:pPr>
+            <w:pStyle w:val="TJ1"/>
+            <w:tabs>
+              <w:tab w:val="left" w:pos="480"/>
+              <w:tab w:val="right" w:leader="dot" w:pos="9060"/>
+            </w:tabs>
+            <w:rPr>
+              <w:noProof/>
+            </w:rPr>
+          </w:pPr>
+          <w:hyperlink w:anchor="_Toc230642709" w:history="1">
+            <w:r>
+              <w:rPr>
+                <w:rStyle w:val="Hiperhivatkozs"/>
+                <w:rFonts w:ascii="Times New Roman" w:hAnsi="Times New Roman" w:cs="Times New Roman"/>
+                <w:noProof/>
+              </w:rPr>
+              <w:t>2.</w:t>
+            </w:r>
+            <w:r>
+              <w:rPr>
+                <w:noProof/>
+              </w:rPr>
+              <w:tab/>
+            </w:r>
+            <w:r>
+              <w:rPr>
+                <w:rStyle w:val="Hiperhivatkozs"/>
+                <w:rFonts w:ascii="Times New Roman" w:hAnsi="Times New Roman" w:cs="Times New Roman"/>
+                <w:noProof/>
+              </w:rPr>
+              <w:t>Feladat/problémakör bemutatása</w:t>
+            </w:r>
+            <w:r>
+              <w:rPr>
+                <w:noProof/>
+                <w:webHidden/>
+              </w:rPr>
+              <w:tab/>
+            </w:r>
+            <w:r>
+              <w:rPr>
+                <w:noProof/>
+                <w:webHidden/>
+              </w:rPr>
+              <w:fldChar w:fldCharType="begin"/>
+            </w:r>
+            <w:r>
+              <w:rPr>
+                <w:noProof/>
+                <w:webHidden/>
+              </w:rPr>
+              <w:instrText xml:space="preserve"> PAGEREF _Toc230642709 \h </w:instrText>
+            </w:r>
+            <w:r>
+              <w:rPr>
+                <w:noProof/>
+                <w:webHidden/>
+              </w:rPr>
+            </w:r>
+            <w:r>
+              <w:rPr>
+                <w:noProof/>
+                <w:webHidden/>
+              </w:rPr>
+              <w:fldChar w:fldCharType="separate"/>
+            </w:r>
+            <w:r>
+              <w:rPr>
+                <w:noProof/>
+                <w:webHidden/>
+              </w:rPr>
+              <w:t>7</w:t>
+            </w:r>
+            <w:r>
+              <w:rPr>
+                <w:noProof/>
+                <w:webHidden/>
+              </w:rPr>
+              <w:fldChar w:fldCharType="end"/>
+            </w:r>
+          </w:hyperlink>
+        </w:p>
+        <w:p>
+          <w:pPr>
+            <w:pStyle w:val="TJ2"/>
+            <w:tabs>
+              <w:tab w:val="right" w:leader="dot" w:pos="9060"/>
+            </w:tabs>
+            <w:rPr>
+              <w:noProof/>
+            </w:rPr>
+          </w:pPr>
+          <w:hyperlink w:anchor="_Toc230642710" w:history="1">
+            <w:r>
+              <w:rPr>
+                <w:rStyle w:val="Hiperhivatkozs"/>
+                <w:rFonts w:ascii="Times New Roman" w:hAnsi="Times New Roman" w:cs="Times New Roman"/>
+                <w:noProof/>
+              </w:rPr>
+              <w:t>2.1. A kiinduló állapot és a funkcionális specifikáció</w:t>
+            </w:r>
+            <w:r>
+              <w:rPr>
+                <w:noProof/>
+                <w:webHidden/>
+              </w:rPr>
+              <w:tab/>
+            </w:r>
+            <w:r>
+              <w:rPr>
+                <w:noProof/>
+                <w:webHidden/>
+              </w:rPr>
+              <w:fldChar w:fldCharType="begin"/>
+            </w:r>
+            <w:r>
+              <w:rPr>
+                <w:noProof/>
+                <w:webHidden/>
+              </w:rPr>
+              <w:instrText xml:space="preserve"> PAGEREF _Toc230642710 \h </w:instrText>
+            </w:r>
+            <w:r>
+              <w:rPr>
+                <w:noProof/>
+                <w:webHidden/>
+              </w:rPr>
+            </w:r>
+            <w:r>
+              <w:rPr>
+                <w:noProof/>
+                <w:webHidden/>
+              </w:rPr>
+              <w:fldChar w:fldCharType="separate"/>
+            </w:r>
+            <w:r>
+              <w:rPr>
+                <w:noProof/>
+                <w:webHidden/>
+              </w:rPr>
+              <w:t>7</w:t>
+            </w:r>
+            <w:r>
+              <w:rPr>
+                <w:noProof/>
+                <w:webHidden/>
+              </w:rPr>
+              <w:fldChar w:fldCharType="end"/>
+            </w:r>
+          </w:hyperlink>
+        </w:p>
+        <w:p>
+          <w:pPr>
+            <w:pStyle w:val="TJ2"/>
+            <w:tabs>
+              <w:tab w:val="right" w:leader="dot" w:pos="9060"/>
+            </w:tabs>
+            <w:rPr>
+              <w:noProof/>
+            </w:rPr>
+          </w:pPr>
+          <w:hyperlink w:anchor="_Toc230642711" w:history="1">
+            <w:r>
+              <w:rPr>
+                <w:rStyle w:val="Hiperhivatkozs"/>
+                <w:rFonts w:ascii="Times New Roman" w:hAnsi="Times New Roman" w:cs="Times New Roman"/>
+                <w:noProof/>
+              </w:rPr>
+              <w:t>2.2. Nem-funkcionális követelmények és mérnöki kritériumok</w:t>
+            </w:r>
+            <w:r>
+              <w:rPr>
+                <w:noProof/>
+                <w:webHidden/>
+              </w:rPr>
+              <w:tab/>
+            </w:r>
+            <w:r>
+              <w:rPr>
+                <w:noProof/>
+                <w:webHidden/>
+              </w:rPr>
+              <w:fldChar w:fldCharType="begin"/>
+            </w:r>
+            <w:r>
+              <w:rPr>
+                <w:noProof/>
+                <w:webHidden/>
+              </w:rPr>
+              <w:instrText xml:space="preserve"> PAGEREF _Toc230642711 \h </w:instrText>
+            </w:r>
+            <w:r>
+              <w:rPr>
+                <w:noProof/>
+                <w:webHidden/>
+              </w:rPr>
+            </w:r>
+            <w:r>
+              <w:rPr>
+                <w:noProof/>
+                <w:webHidden/>
+              </w:rPr>
+              <w:fldChar w:fldCharType="separate"/>
+            </w:r>
+            <w:r>
+              <w:rPr>
+                <w:noProof/>
+                <w:webHidden/>
+              </w:rPr>
+              <w:t>8</w:t>
+            </w:r>
+            <w:r>
+              <w:rPr>
+                <w:noProof/>
+                <w:webHidden/>
+              </w:rPr>
+              <w:fldChar w:fldCharType="end"/>
+            </w:r>
+          </w:hyperlink>
+        </w:p>
+        <w:p>
+          <w:pPr>
+            <w:pStyle w:val="TJ2"/>
+            <w:tabs>
+              <w:tab w:val="right" w:leader="dot" w:pos="9060"/>
+            </w:tabs>
+            <w:rPr>
+              <w:noProof/>
+            </w:rPr>
+          </w:pPr>
+          <w:hyperlink w:anchor="_Toc230642712" w:history="1">
+            <w:r>
+              <w:rPr>
+                <w:rStyle w:val="Hiperhivatkozs"/>
+                <w:rFonts w:ascii="Times New Roman" w:hAnsi="Times New Roman" w:cs="Times New Roman"/>
+                <w:noProof/>
+              </w:rPr>
+              <w:t>2.3. A generatív nyelvi modellek korlátai és technológiai kihívásai</w:t>
+            </w:r>
+            <w:r>
+              <w:rPr>
+                <w:noProof/>
+                <w:webHidden/>
+              </w:rPr>
+              <w:tab/>
+            </w:r>
+            <w:r>
+              <w:rPr>
+                <w:noProof/>
+                <w:webHidden/>
+              </w:rPr>
+              <w:fldChar w:fldCharType="begin"/>
+            </w:r>
+            <w:r>
+              <w:rPr>
+                <w:noProof/>
+                <w:webHidden/>
+              </w:rPr>
+              <w:instrText xml:space="preserve"> PAGEREF _Toc230642712 \h </w:instrText>
+            </w:r>
+            <w:r>
+              <w:rPr>
+                <w:noProof/>
+                <w:webHidden/>
+              </w:rPr>
+            </w:r>
+            <w:r>
+              <w:rPr>
+                <w:noProof/>
+                <w:webHidden/>
+              </w:rPr>
+              <w:fldChar w:fldCharType="separate"/>
+            </w:r>
+            <w:r>
+              <w:rPr>
+                <w:noProof/>
+                <w:webHidden/>
+              </w:rPr>
+              <w:t>8</w:t>
+            </w:r>
+            <w:r>
+              <w:rPr>
+                <w:noProof/>
+                <w:webHidden/>
+              </w:rPr>
+              <w:fldChar w:fldCharType="end"/>
+            </w:r>
+          </w:hyperlink>
+        </w:p>
+        <w:p>
+          <w:pPr>
+            <w:pStyle w:val="TJ2"/>
+            <w:tabs>
+              <w:tab w:val="right" w:leader="dot" w:pos="9060"/>
+            </w:tabs>
+            <w:rPr>
+              <w:noProof/>
+            </w:rPr>
+          </w:pPr>
+          <w:hyperlink w:anchor="_Toc230642713" w:history="1">
+            <w:r>
+              <w:rPr>
+                <w:rStyle w:val="Hiperhivatkozs"/>
+                <w:rFonts w:ascii="Times New Roman" w:hAnsi="Times New Roman" w:cs="Times New Roman"/>
+                <w:noProof/>
+              </w:rPr>
+              <w:t>2.4. A Multi-tenant adatszeparáció problémája a vektortérben</w:t>
+            </w:r>
+            <w:r>
+              <w:rPr>
+                <w:noProof/>
+                <w:webHidden/>
+              </w:rPr>
+              <w:tab/>
+            </w:r>
+            <w:r>
+              <w:rPr>
+                <w:noProof/>
+                <w:webHidden/>
+              </w:rPr>
+              <w:fldChar w:fldCharType="begin"/>
+            </w:r>
+            <w:r>
+              <w:rPr>
+                <w:noProof/>
+                <w:webHidden/>
+              </w:rPr>
+              <w:instrText xml:space="preserve"> PAGEREF _Toc230642713 \h </w:instrText>
+            </w:r>
+            <w:r>
+              <w:rPr>
+                <w:noProof/>
+                <w:webHidden/>
+              </w:rPr>
+            </w:r>
+            <w:r>
+              <w:rPr>
+                <w:noProof/>
+                <w:webHidden/>
+              </w:rPr>
+              <w:fldChar w:fldCharType="separate"/>
+            </w:r>
+            <w:r>
+              <w:rPr>
+                <w:noProof/>
+                <w:webHidden/>
+              </w:rPr>
+              <w:t>9</w:t>
+            </w:r>
+            <w:r>
+              <w:rPr>
+                <w:noProof/>
+                <w:webHidden/>
+              </w:rPr>
+              <w:fldChar w:fldCharType="end"/>
+            </w:r>
+          </w:hyperlink>
+        </w:p>
+        <w:p>
+          <w:pPr>
+            <w:pStyle w:val="TJ1"/>
+            <w:tabs>
+              <w:tab w:val="left" w:pos="480"/>
+              <w:tab w:val="right" w:leader="dot" w:pos="9060"/>
+            </w:tabs>
+            <w:rPr>
+              <w:noProof/>
+            </w:rPr>
+          </w:pPr>
+          <w:hyperlink w:anchor="_Toc230642714" w:history="1">
+            <w:r>
+              <w:rPr>
+                <w:rStyle w:val="Hiperhivatkozs"/>
+                <w:rFonts w:ascii="Times New Roman" w:hAnsi="Times New Roman" w:cs="Times New Roman"/>
+                <w:noProof/>
+              </w:rPr>
+              <w:t>3.</w:t>
+            </w:r>
+            <w:r>
+              <w:rPr>
+                <w:noProof/>
+              </w:rPr>
+              <w:tab/>
+            </w:r>
+            <w:r>
+              <w:rPr>
+                <w:rStyle w:val="Hiperhivatkozs"/>
+                <w:rFonts w:ascii="Times New Roman" w:hAnsi="Times New Roman" w:cs="Times New Roman"/>
+                <w:noProof/>
+              </w:rPr>
+              <w:t>Félév ütemezése, előzmények előző félévekről</w:t>
+            </w:r>
+            <w:r>
+              <w:rPr>
+                <w:noProof/>
+                <w:webHidden/>
+              </w:rPr>
+              <w:tab/>
+            </w:r>
+            <w:r>
+              <w:rPr>
+                <w:noProof/>
+                <w:webHidden/>
+              </w:rPr>
+              <w:fldChar w:fldCharType="begin"/>
+            </w:r>
+            <w:r>
+              <w:rPr>
+                <w:noProof/>
+                <w:webHidden/>
+              </w:rPr>
+              <w:instrText xml:space="preserve"> PAGEREF _Toc230642714 \h </w:instrText>
+            </w:r>
+            <w:r>
+              <w:rPr>
+                <w:noProof/>
+                <w:webHidden/>
+              </w:rPr>
+            </w:r>
+            <w:r>
+              <w:rPr>
+                <w:noProof/>
+                <w:webHidden/>
+              </w:rPr>
+              <w:fldChar w:fldCharType="separate"/>
+            </w:r>
+            <w:r>
+              <w:rPr>
+                <w:noProof/>
+                <w:webHidden/>
+              </w:rPr>
+              <w:t>10</w:t>
+            </w:r>
+            <w:r>
+              <w:rPr>
+                <w:noProof/>
+                <w:webHidden/>
+              </w:rPr>
+              <w:fldChar w:fldCharType="end"/>
+            </w:r>
+          </w:hyperlink>
+        </w:p>
+        <w:p>
+          <w:pPr>
+            <w:pStyle w:val="TJ2"/>
+            <w:tabs>
+              <w:tab w:val="right" w:leader="dot" w:pos="9060"/>
+            </w:tabs>
+            <w:rPr>
+              <w:noProof/>
+            </w:rPr>
+          </w:pPr>
+          <w:hyperlink w:anchor="_Toc230642715" w:history="1">
+            <w:r>
+              <w:rPr>
+                <w:rStyle w:val="Hiperhivatkozs"/>
+                <w:rFonts w:ascii="Times New Roman" w:hAnsi="Times New Roman" w:cs="Times New Roman"/>
+                <w:noProof/>
+              </w:rPr>
+              <w:t>3.1. Egyetemi előzmények és technológiai átállás</w:t>
+            </w:r>
+            <w:r>
+              <w:rPr>
+                <w:noProof/>
+                <w:webHidden/>
+              </w:rPr>
+              <w:tab/>
+            </w:r>
+            <w:r>
+              <w:rPr>
+                <w:noProof/>
+                <w:webHidden/>
+              </w:rPr>
+              <w:fldChar w:fldCharType="begin"/>
+            </w:r>
+            <w:r>
+              <w:rPr>
+                <w:noProof/>
+                <w:webHidden/>
+              </w:rPr>
+              <w:instrText xml:space="preserve"> PAGEREF _Toc230642715 \h </w:instrText>
+            </w:r>
+            <w:r>
+              <w:rPr>
+                <w:noProof/>
+                <w:webHidden/>
+              </w:rPr>
+            </w:r>
+            <w:r>
+              <w:rPr>
+                <w:noProof/>
+                <w:webHidden/>
+              </w:rPr>
+              <w:fldChar w:fldCharType="separate"/>
+            </w:r>
+            <w:r>
+              <w:rPr>
+                <w:noProof/>
+                <w:webHidden/>
+              </w:rPr>
+              <w:t>10</w:t>
+            </w:r>
+            <w:r>
+              <w:rPr>
+                <w:noProof/>
+                <w:webHidden/>
+              </w:rPr>
+              <w:fldChar w:fldCharType="end"/>
+            </w:r>
+          </w:hyperlink>
+        </w:p>
+        <w:p>
+          <w:pPr>
+            <w:pStyle w:val="TJ2"/>
+            <w:tabs>
+              <w:tab w:val="right" w:leader="dot" w:pos="9060"/>
+            </w:tabs>
+            <w:rPr>
+              <w:noProof/>
+            </w:rPr>
+          </w:pPr>
+          <w:hyperlink w:anchor="_Toc230642716" w:history="1">
+            <w:r>
+              <w:rPr>
+                <w:rStyle w:val="Hiperhivatkozs"/>
+                <w:rFonts w:ascii="Times New Roman" w:hAnsi="Times New Roman" w:cs="Times New Roman"/>
+                <w:noProof/>
+              </w:rPr>
+              <w:t>3.2. A fejlesztés 12 hetes ütemterve (Mérföldkövek)</w:t>
+            </w:r>
+            <w:r>
+              <w:rPr>
+                <w:noProof/>
+                <w:webHidden/>
+              </w:rPr>
+              <w:tab/>
+            </w:r>
+            <w:r>
+              <w:rPr>
+                <w:noProof/>
+                <w:webHidden/>
+              </w:rPr>
+              <w:fldChar w:fldCharType="begin"/>
+            </w:r>
+            <w:r>
+              <w:rPr>
+                <w:noProof/>
+                <w:webHidden/>
+              </w:rPr>
+              <w:instrText xml:space="preserve"> PAGEREF _Toc230642716 \h </w:instrText>
+            </w:r>
+            <w:r>
+              <w:rPr>
+                <w:noProof/>
+                <w:webHidden/>
+              </w:rPr>
+            </w:r>
+            <w:r>
+              <w:rPr>
+                <w:noProof/>
+                <w:webHidden/>
+              </w:rPr>
+              <w:fldChar w:fldCharType="separate"/>
+            </w:r>
+            <w:r>
+              <w:rPr>
+                <w:noProof/>
+                <w:webHidden/>
+              </w:rPr>
+              <w:t>10</w:t>
+            </w:r>
+            <w:r>
+              <w:rPr>
+                <w:noProof/>
+                <w:webHidden/>
+              </w:rPr>
+              <w:fldChar w:fldCharType="end"/>
+            </w:r>
+          </w:hyperlink>
+        </w:p>
+        <w:p>
+          <w:pPr>
+            <w:pStyle w:val="TJ1"/>
+            <w:tabs>
+              <w:tab w:val="left" w:pos="480"/>
+              <w:tab w:val="right" w:leader="dot" w:pos="9060"/>
+            </w:tabs>
+            <w:rPr>
+              <w:noProof/>
+            </w:rPr>
+          </w:pPr>
+          <w:hyperlink w:anchor="_Toc230642717" w:history="1">
+            <w:r>
+              <w:rPr>
+                <w:rStyle w:val="Hiperhivatkozs"/>
+                <w:rFonts w:ascii="Times New Roman" w:hAnsi="Times New Roman" w:cs="Times New Roman"/>
+                <w:noProof/>
+              </w:rPr>
+              <w:t>4.</w:t>
+            </w:r>
+            <w:r>
+              <w:rPr>
+                <w:noProof/>
+              </w:rPr>
+              <w:tab/>
+            </w:r>
+            <w:r>
+              <w:rPr>
+                <w:rStyle w:val="Hiperhivatkozs"/>
+                <w:rFonts w:ascii="Times New Roman" w:hAnsi="Times New Roman" w:cs="Times New Roman"/>
+                <w:noProof/>
+              </w:rPr>
+              <w:t>Rendszerarchitektúra és tervezés</w:t>
+            </w:r>
+            <w:r>
+              <w:rPr>
+                <w:noProof/>
+                <w:webHidden/>
+              </w:rPr>
+              <w:tab/>
+            </w:r>
+            <w:r>
+              <w:rPr>
+                <w:noProof/>
+                <w:webHidden/>
+              </w:rPr>
+              <w:fldChar w:fldCharType="begin"/>
+            </w:r>
+            <w:r>
+              <w:rPr>
+                <w:noProof/>
+                <w:webHidden/>
+              </w:rPr>
+              <w:instrText xml:space="preserve"> PAGEREF _Toc230642717 \h </w:instrText>
+            </w:r>
+            <w:r>
+              <w:rPr>
+                <w:noProof/>
+                <w:webHidden/>
+              </w:rPr>
+            </w:r>
+            <w:r>
+              <w:rPr>
+                <w:noProof/>
+                <w:webHidden/>
+              </w:rPr>
+              <w:fldChar w:fldCharType="separate"/>
+            </w:r>
+            <w:r>
+              <w:rPr>
+                <w:noProof/>
+                <w:webHidden/>
+              </w:rPr>
+              <w:t>12</w:t>
+            </w:r>
+            <w:r>
+              <w:rPr>
+                <w:noProof/>
+                <w:webHidden/>
+              </w:rPr>
+              <w:fldChar w:fldCharType="end"/>
+            </w:r>
+          </w:hyperlink>
+        </w:p>
+        <w:p>
+          <w:pPr>
+            <w:pStyle w:val="TJ2"/>
+            <w:tabs>
+              <w:tab w:val="right" w:leader="dot" w:pos="9060"/>
+            </w:tabs>
+            <w:rPr>
+              <w:noProof/>
+            </w:rPr>
+          </w:pPr>
+          <w:hyperlink w:anchor="_Toc230642718" w:history="1">
+            <w:r>
+              <w:rPr>
+                <w:rStyle w:val="Hiperhivatkozs"/>
+                <w:rFonts w:ascii="Times New Roman" w:hAnsi="Times New Roman" w:cs="Times New Roman"/>
+                <w:noProof/>
+              </w:rPr>
+              <w:t>4.1 Magas szintű rendszerfelépítés (Kliens-Szerver modell)</w:t>
+            </w:r>
+            <w:r>
+              <w:rPr>
+                <w:noProof/>
+                <w:webHidden/>
+              </w:rPr>
+              <w:tab/>
+            </w:r>
+            <w:r>
+              <w:rPr>
+                <w:noProof/>
+                <w:webHidden/>
+              </w:rPr>
+              <w:fldChar w:fldCharType="begin"/>
+            </w:r>
+            <w:r>
+              <w:rPr>
+                <w:noProof/>
+                <w:webHidden/>
+              </w:rPr>
+              <w:instrText xml:space="preserve"> PAGEREF _Toc230642718 \h </w:instrText>
+            </w:r>
+            <w:r>
+              <w:rPr>
+                <w:noProof/>
+                <w:webHidden/>
+              </w:rPr>
+            </w:r>
+            <w:r>
+              <w:rPr>
+                <w:noProof/>
+                <w:webHidden/>
+              </w:rPr>
+              <w:fldChar w:fldCharType="separate"/>
+            </w:r>
+            <w:r>
+              <w:rPr>
+                <w:noProof/>
+                <w:webHidden/>
+              </w:rPr>
+              <w:t>12</w:t>
+            </w:r>
+            <w:r>
+              <w:rPr>
+                <w:noProof/>
+                <w:webHidden/>
+              </w:rPr>
+              <w:fldChar w:fldCharType="end"/>
+            </w:r>
+          </w:hyperlink>
+        </w:p>
+        <w:p>
+          <w:pPr>
+            <w:pStyle w:val="TJ2"/>
+            <w:tabs>
+              <w:tab w:val="right" w:leader="dot" w:pos="9060"/>
+            </w:tabs>
+            <w:rPr>
+              <w:noProof/>
+            </w:rPr>
+          </w:pPr>
+          <w:hyperlink w:anchor="_Toc230642719" w:history="1">
+            <w:r>
+              <w:rPr>
+                <w:rStyle w:val="Hiperhivatkozs"/>
+                <w:rFonts w:ascii="Times New Roman" w:hAnsi="Times New Roman" w:cs="Times New Roman"/>
+                <w:noProof/>
+              </w:rPr>
+              <w:t>4.2 Adatmodellek és perzisztencia-réteg</w:t>
+            </w:r>
+            <w:r>
+              <w:rPr>
+                <w:noProof/>
+                <w:webHidden/>
+              </w:rPr>
+              <w:tab/>
+            </w:r>
+            <w:r>
+              <w:rPr>
+                <w:noProof/>
+                <w:webHidden/>
+              </w:rPr>
+              <w:fldChar w:fldCharType="begin"/>
+            </w:r>
+            <w:r>
+              <w:rPr>
+                <w:noProof/>
+                <w:webHidden/>
+              </w:rPr>
+              <w:instrText xml:space="preserve"> PAGEREF _Toc230642719 \h </w:instrText>
+            </w:r>
+            <w:r>
+              <w:rPr>
+                <w:noProof/>
+                <w:webHidden/>
+              </w:rPr>
+            </w:r>
+            <w:r>
+              <w:rPr>
+                <w:noProof/>
+                <w:webHidden/>
+              </w:rPr>
+              <w:fldChar w:fldCharType="separate"/>
+            </w:r>
+            <w:r>
+              <w:rPr>
+                <w:noProof/>
+                <w:webHidden/>
+              </w:rPr>
+              <w:t>12</w:t>
+            </w:r>
+            <w:r>
+              <w:rPr>
+                <w:noProof/>
+                <w:webHidden/>
+              </w:rPr>
+              <w:fldChar w:fldCharType="end"/>
+            </w:r>
+          </w:hyperlink>
+        </w:p>
+        <w:p>
+          <w:pPr>
+            <w:pStyle w:val="TJ2"/>
+            <w:tabs>
+              <w:tab w:val="left" w:pos="960"/>
+              <w:tab w:val="right" w:leader="dot" w:pos="9060"/>
+            </w:tabs>
+            <w:rPr>
+              <w:noProof/>
+            </w:rPr>
+          </w:pPr>
+          <w:hyperlink w:anchor="_Toc230642720" w:history="1">
+            <w:r>
+              <w:rPr>
+                <w:rStyle w:val="Hiperhivatkozs"/>
+                <w:rFonts w:ascii="Times New Roman" w:hAnsi="Times New Roman" w:cs="Times New Roman"/>
+                <w:noProof/>
+              </w:rPr>
+              <w:t>4.3</w:t>
+            </w:r>
+            <w:r>
+              <w:rPr>
+                <w:noProof/>
+              </w:rPr>
+              <w:tab/>
+            </w:r>
+            <w:r>
+              <w:rPr>
+                <w:rStyle w:val="Hiperhivatkozs"/>
+                <w:rFonts w:ascii="Times New Roman" w:hAnsi="Times New Roman" w:cs="Times New Roman"/>
+                <w:noProof/>
+              </w:rPr>
+              <w:t>A RAG és Agentic AI Pipeline logikai folyamata</w:t>
+            </w:r>
+            <w:r>
+              <w:rPr>
+                <w:noProof/>
+                <w:webHidden/>
+              </w:rPr>
+              <w:tab/>
+            </w:r>
+            <w:r>
+              <w:rPr>
+                <w:noProof/>
+                <w:webHidden/>
+              </w:rPr>
+              <w:fldChar w:fldCharType="begin"/>
+            </w:r>
+            <w:r>
+              <w:rPr>
+                <w:noProof/>
+                <w:webHidden/>
+              </w:rPr>
+              <w:instrText xml:space="preserve"> PAGEREF _Toc230642720 \h </w:instrText>
+            </w:r>
+            <w:r>
+              <w:rPr>
+                <w:noProof/>
+                <w:webHidden/>
+              </w:rPr>
+            </w:r>
+            <w:r>
+              <w:rPr>
+                <w:noProof/>
+                <w:webHidden/>
+              </w:rPr>
+              <w:fldChar w:fldCharType="separate"/>
+            </w:r>
+            <w:r>
+              <w:rPr>
+                <w:noProof/>
+                <w:webHidden/>
+              </w:rPr>
+              <w:t>12</w:t>
+            </w:r>
+            <w:r>
+              <w:rPr>
+                <w:noProof/>
+                <w:webHidden/>
+              </w:rPr>
+              <w:fldChar w:fldCharType="end"/>
+            </w:r>
+          </w:hyperlink>
+        </w:p>
+        <w:p>
+          <w:pPr>
+            <w:pStyle w:val="TJ2"/>
+            <w:tabs>
+              <w:tab w:val="left" w:pos="960"/>
+              <w:tab w:val="right" w:leader="dot" w:pos="9060"/>
+            </w:tabs>
+            <w:rPr>
+              <w:noProof/>
+            </w:rPr>
+          </w:pPr>
+          <w:hyperlink w:anchor="_Toc230642721" w:history="1">
+            <w:r>
+              <w:rPr>
+                <w:rStyle w:val="Hiperhivatkozs"/>
+                <w:rFonts w:ascii="Times New Roman" w:hAnsi="Times New Roman" w:cs="Times New Roman"/>
+                <w:noProof/>
+              </w:rPr>
+              <w:t>4.4</w:t>
+            </w:r>
+            <w:r>
+              <w:rPr>
+                <w:noProof/>
+              </w:rPr>
+              <w:tab/>
+            </w:r>
+            <w:r>
+              <w:rPr>
+                <w:rStyle w:val="Hiperhivatkozs"/>
+                <w:rFonts w:ascii="Times New Roman" w:hAnsi="Times New Roman" w:cs="Times New Roman"/>
+                <w:noProof/>
+              </w:rPr>
+              <w:t>Biztonsági architektúra (Autentikáció és Autorizáció)</w:t>
+            </w:r>
+            <w:r>
+              <w:rPr>
+                <w:noProof/>
+                <w:webHidden/>
+              </w:rPr>
+              <w:tab/>
+            </w:r>
+            <w:r>
+              <w:rPr>
+                <w:noProof/>
+                <w:webHidden/>
+              </w:rPr>
+              <w:fldChar w:fldCharType="begin"/>
+            </w:r>
+            <w:r>
+              <w:rPr>
+                <w:noProof/>
+                <w:webHidden/>
+              </w:rPr>
+              <w:instrText xml:space="preserve"> PAGEREF _Toc230642721 \h </w:instrText>
+            </w:r>
+            <w:r>
+              <w:rPr>
+                <w:noProof/>
+                <w:webHidden/>
+              </w:rPr>
+            </w:r>
+            <w:r>
+              <w:rPr>
+                <w:noProof/>
+                <w:webHidden/>
+              </w:rPr>
+              <w:fldChar w:fldCharType="separate"/>
+            </w:r>
+            <w:r>
+              <w:rPr>
+                <w:noProof/>
+                <w:webHidden/>
+              </w:rPr>
+              <w:t>15</w:t>
+            </w:r>
+            <w:r>
+              <w:rPr>
+                <w:noProof/>
+                <w:webHidden/>
+              </w:rPr>
+              <w:fldChar w:fldCharType="end"/>
+            </w:r>
+          </w:hyperlink>
+        </w:p>
+        <w:p>
+          <w:pPr>
+            <w:pStyle w:val="TJ1"/>
+            <w:tabs>
+              <w:tab w:val="left" w:pos="480"/>
+              <w:tab w:val="right" w:leader="dot" w:pos="9060"/>
+            </w:tabs>
+            <w:rPr>
+              <w:noProof/>
+            </w:rPr>
+          </w:pPr>
+          <w:hyperlink w:anchor="_Toc230642722" w:history="1">
+            <w:r>
+              <w:rPr>
+                <w:rStyle w:val="Hiperhivatkozs"/>
+                <w:rFonts w:ascii="Times New Roman" w:hAnsi="Times New Roman" w:cs="Times New Roman"/>
+                <w:noProof/>
+              </w:rPr>
+              <w:t>5.</w:t>
+            </w:r>
+            <w:r>
+              <w:rPr>
+                <w:noProof/>
+              </w:rPr>
+              <w:tab/>
+            </w:r>
+            <w:r>
+              <w:rPr>
+                <w:rStyle w:val="Hiperhivatkozs"/>
+                <w:rFonts w:ascii="Times New Roman" w:hAnsi="Times New Roman" w:cs="Times New Roman"/>
+                <w:noProof/>
+              </w:rPr>
+              <w:t>Félév során megvalósított rendszer, architektúra</w:t>
+            </w:r>
+            <w:r>
+              <w:rPr>
+                <w:noProof/>
+                <w:webHidden/>
+              </w:rPr>
+              <w:tab/>
+            </w:r>
+            <w:r>
+              <w:rPr>
+                <w:noProof/>
+                <w:webHidden/>
+              </w:rPr>
+              <w:fldChar w:fldCharType="begin"/>
+            </w:r>
+            <w:r>
+              <w:rPr>
+                <w:noProof/>
+                <w:webHidden/>
+              </w:rPr>
+              <w:instrText xml:space="preserve"> PAGEREF _Toc230642722 \h </w:instrText>
+            </w:r>
+            <w:r>
+              <w:rPr>
+                <w:noProof/>
+                <w:webHidden/>
+              </w:rPr>
+            </w:r>
+            <w:r>
+              <w:rPr>
+                <w:noProof/>
+                <w:webHidden/>
+              </w:rPr>
+              <w:fldChar w:fldCharType="separate"/>
+            </w:r>
+            <w:r>
+              <w:rPr>
+                <w:noProof/>
+                <w:webHidden/>
+              </w:rPr>
+              <w:t>16</w:t>
+            </w:r>
+            <w:r>
+              <w:rPr>
+                <w:noProof/>
+                <w:webHidden/>
+              </w:rPr>
+              <w:fldChar w:fldCharType="end"/>
+            </w:r>
+          </w:hyperlink>
+        </w:p>
+        <w:p>
+          <w:pPr>
+            <w:pStyle w:val="TJ2"/>
+            <w:tabs>
+              <w:tab w:val="right" w:leader="dot" w:pos="9060"/>
+            </w:tabs>
+            <w:rPr>
+              <w:noProof/>
+            </w:rPr>
+          </w:pPr>
+          <w:hyperlink w:anchor="_Toc230642723" w:history="1">
+            <w:r>
+              <w:rPr>
+                <w:rStyle w:val="Hiperhivatkozs"/>
+                <w:rFonts w:ascii="Times New Roman" w:hAnsi="Times New Roman" w:cs="Times New Roman"/>
+                <w:noProof/>
+              </w:rPr>
+              <w:t>5.1. Komponens-alapú architektúra és moduláris felépítés</w:t>
+            </w:r>
+            <w:r>
+              <w:rPr>
+                <w:noProof/>
+                <w:webHidden/>
+              </w:rPr>
+              <w:tab/>
+            </w:r>
+            <w:r>
+              <w:rPr>
+                <w:noProof/>
+                <w:webHidden/>
+              </w:rPr>
+              <w:fldChar w:fldCharType="begin"/>
+            </w:r>
+            <w:r>
+              <w:rPr>
+                <w:noProof/>
+                <w:webHidden/>
+              </w:rPr>
+              <w:instrText xml:space="preserve"> PAGEREF _Toc230642723 \h </w:instrText>
+            </w:r>
+            <w:r>
+              <w:rPr>
+                <w:noProof/>
+                <w:webHidden/>
+              </w:rPr>
+            </w:r>
+            <w:r>
+              <w:rPr>
+                <w:noProof/>
+                <w:webHidden/>
+              </w:rPr>
+              <w:fldChar w:fldCharType="separate"/>
+            </w:r>
+            <w:r>
+              <w:rPr>
+                <w:noProof/>
+                <w:webHidden/>
+              </w:rPr>
+              <w:t>16</w:t>
+            </w:r>
+            <w:r>
+              <w:rPr>
+                <w:noProof/>
+                <w:webHidden/>
+              </w:rPr>
+              <w:fldChar w:fldCharType="end"/>
+            </w:r>
+          </w:hyperlink>
+        </w:p>
+        <w:p>
+          <w:pPr>
+            <w:pStyle w:val="TJ2"/>
+            <w:tabs>
+              <w:tab w:val="right" w:leader="dot" w:pos="9060"/>
+            </w:tabs>
+            <w:rPr>
+              <w:noProof/>
+            </w:rPr>
+          </w:pPr>
+          <w:hyperlink w:anchor="_Toc230642724" w:history="1">
+            <w:r>
+              <w:rPr>
+                <w:rStyle w:val="Hiperhivatkozs"/>
+                <w:rFonts w:ascii="Times New Roman" w:hAnsi="Times New Roman" w:cs="Times New Roman"/>
+                <w:noProof/>
+              </w:rPr>
+              <w:t>5.2. Relációs adatstruktúra</w:t>
+            </w:r>
+            <w:r>
+              <w:rPr>
+                <w:noProof/>
+                <w:webHidden/>
+              </w:rPr>
+              <w:tab/>
+            </w:r>
+            <w:r>
+              <w:rPr>
+                <w:noProof/>
+                <w:webHidden/>
+              </w:rPr>
+              <w:fldChar w:fldCharType="begin"/>
+            </w:r>
+            <w:r>
+              <w:rPr>
+                <w:noProof/>
+                <w:webHidden/>
+              </w:rPr>
+              <w:instrText xml:space="preserve"> PAGEREF _Toc230642724 \h </w:instrText>
+            </w:r>
+            <w:r>
+              <w:rPr>
+                <w:noProof/>
+                <w:webHidden/>
+              </w:rPr>
+            </w:r>
+            <w:r>
+              <w:rPr>
+                <w:noProof/>
+                <w:webHidden/>
+              </w:rPr>
+              <w:fldChar w:fldCharType="separate"/>
+            </w:r>
+            <w:r>
+              <w:rPr>
+                <w:noProof/>
+                <w:webHidden/>
+              </w:rPr>
+              <w:t>16</w:t>
+            </w:r>
+            <w:r>
+              <w:rPr>
+                <w:noProof/>
+                <w:webHidden/>
+              </w:rPr>
+              <w:fldChar w:fldCharType="end"/>
+            </w:r>
+          </w:hyperlink>
+        </w:p>
+        <w:p>
+          <w:pPr>
+            <w:pStyle w:val="TJ2"/>
+            <w:tabs>
+              <w:tab w:val="right" w:leader="dot" w:pos="9060"/>
+            </w:tabs>
+            <w:rPr>
+              <w:noProof/>
+            </w:rPr>
+          </w:pPr>
+          <w:hyperlink w:anchor="_Toc230642725" w:history="1">
+            <w:r>
+              <w:rPr>
+                <w:rStyle w:val="Hiperhivatkozs"/>
+                <w:rFonts w:ascii="Times New Roman" w:hAnsi="Times New Roman" w:cs="Times New Roman"/>
+                <w:noProof/>
+              </w:rPr>
+              <w:t>5.3. Dinamikus működés</w:t>
+            </w:r>
+            <w:r>
+              <w:rPr>
+                <w:noProof/>
+                <w:webHidden/>
+              </w:rPr>
+              <w:tab/>
+            </w:r>
+            <w:r>
+              <w:rPr>
+                <w:noProof/>
+                <w:webHidden/>
+              </w:rPr>
+              <w:fldChar w:fldCharType="begin"/>
+            </w:r>
+            <w:r>
+              <w:rPr>
+                <w:noProof/>
+                <w:webHidden/>
+              </w:rPr>
+              <w:instrText xml:space="preserve"> PAGEREF _Toc230642725 \h </w:instrText>
+            </w:r>
+            <w:r>
+              <w:rPr>
+                <w:noProof/>
+                <w:webHidden/>
+              </w:rPr>
+            </w:r>
+            <w:r>
+              <w:rPr>
+                <w:noProof/>
+                <w:webHidden/>
+              </w:rPr>
+              <w:fldChar w:fldCharType="separate"/>
+            </w:r>
+            <w:r>
+              <w:rPr>
+                <w:noProof/>
+                <w:webHidden/>
+              </w:rPr>
+              <w:t>17</w:t>
+            </w:r>
+            <w:r>
+              <w:rPr>
+                <w:noProof/>
+                <w:webHidden/>
+              </w:rPr>
+              <w:fldChar w:fldCharType="end"/>
+            </w:r>
+          </w:hyperlink>
+        </w:p>
+        <w:p>
+          <w:pPr>
+            <w:pStyle w:val="TJ2"/>
+            <w:tabs>
+              <w:tab w:val="right" w:leader="dot" w:pos="9060"/>
+            </w:tabs>
+            <w:rPr>
+              <w:noProof/>
+            </w:rPr>
+          </w:pPr>
+          <w:hyperlink w:anchor="_Toc230642726" w:history="1">
+            <w:r>
+              <w:rPr>
+                <w:rStyle w:val="Hiperhivatkozs"/>
+                <w:rFonts w:ascii="Times New Roman" w:hAnsi="Times New Roman" w:cs="Times New Roman"/>
+                <w:noProof/>
+              </w:rPr>
+              <w:t>5.4. Adatszeparáció és gyűjtemény-struktúra a vektoradatbázisban</w:t>
+            </w:r>
+            <w:r>
+              <w:rPr>
+                <w:noProof/>
+                <w:webHidden/>
+              </w:rPr>
+              <w:tab/>
+            </w:r>
+            <w:r>
+              <w:rPr>
+                <w:noProof/>
+                <w:webHidden/>
+              </w:rPr>
+              <w:fldChar w:fldCharType="begin"/>
+            </w:r>
+            <w:r>
+              <w:rPr>
+                <w:noProof/>
+                <w:webHidden/>
+              </w:rPr>
+              <w:instrText xml:space="preserve"> PAGEREF _Toc230642726 \h </w:instrText>
+            </w:r>
+            <w:r>
+              <w:rPr>
+                <w:noProof/>
+                <w:webHidden/>
+              </w:rPr>
+            </w:r>
+            <w:r>
+              <w:rPr>
+                <w:noProof/>
+                <w:webHidden/>
+              </w:rPr>
+              <w:fldChar w:fldCharType="separate"/>
+            </w:r>
+            <w:r>
+              <w:rPr>
+                <w:noProof/>
+                <w:webHidden/>
+              </w:rPr>
+              <w:t>18</w:t>
+            </w:r>
+            <w:r>
+              <w:rPr>
+                <w:noProof/>
+                <w:webHidden/>
+              </w:rPr>
+              <w:fldChar w:fldCharType="end"/>
+            </w:r>
+          </w:hyperlink>
+        </w:p>
+        <w:p>
+          <w:pPr>
+            <w:pStyle w:val="TJ1"/>
+            <w:tabs>
+              <w:tab w:val="left" w:pos="480"/>
+              <w:tab w:val="right" w:leader="dot" w:pos="9060"/>
+            </w:tabs>
+            <w:rPr>
+              <w:noProof/>
+            </w:rPr>
+          </w:pPr>
+          <w:hyperlink w:anchor="_Toc230642727" w:history="1">
+            <w:r>
+              <w:rPr>
+                <w:rStyle w:val="Hiperhivatkozs"/>
+                <w:rFonts w:ascii="Times New Roman" w:hAnsi="Times New Roman" w:cs="Times New Roman"/>
+                <w:noProof/>
+              </w:rPr>
+              <w:t>6.</w:t>
+            </w:r>
+            <w:r>
+              <w:rPr>
+                <w:noProof/>
+              </w:rPr>
+              <w:tab/>
+            </w:r>
+            <w:r>
+              <w:rPr>
+                <w:rStyle w:val="Hiperhivatkozs"/>
+                <w:rFonts w:ascii="Times New Roman" w:hAnsi="Times New Roman" w:cs="Times New Roman"/>
+                <w:noProof/>
+              </w:rPr>
+              <w:t>Megvalósítás részletei, tapasztalatok</w:t>
+            </w:r>
+            <w:r>
+              <w:rPr>
+                <w:noProof/>
+                <w:webHidden/>
+              </w:rPr>
+              <w:tab/>
+            </w:r>
+            <w:r>
+              <w:rPr>
+                <w:noProof/>
+                <w:webHidden/>
+              </w:rPr>
+              <w:fldChar w:fldCharType="begin"/>
+            </w:r>
+            <w:r>
+              <w:rPr>
+                <w:noProof/>
+                <w:webHidden/>
+              </w:rPr>
+              <w:instrText xml:space="preserve"> PAGEREF _Toc230642727 \h </w:instrText>
+            </w:r>
+            <w:r>
+              <w:rPr>
+                <w:noProof/>
+                <w:webHidden/>
+              </w:rPr>
+            </w:r>
+            <w:r>
+              <w:rPr>
+                <w:noProof/>
+                <w:webHidden/>
+              </w:rPr>
+              <w:fldChar w:fldCharType="separate"/>
+            </w:r>
+            <w:r>
+              <w:rPr>
+                <w:noProof/>
+                <w:webHidden/>
+              </w:rPr>
+              <w:t>19</w:t>
+            </w:r>
+            <w:r>
+              <w:rPr>
+                <w:noProof/>
+                <w:webHidden/>
+              </w:rPr>
+              <w:fldChar w:fldCharType="end"/>
+            </w:r>
+          </w:hyperlink>
+        </w:p>
+        <w:p>
+          <w:pPr>
+            <w:pStyle w:val="TJ2"/>
+            <w:tabs>
+              <w:tab w:val="right" w:leader="dot" w:pos="9060"/>
+            </w:tabs>
+            <w:rPr>
+              <w:noProof/>
+            </w:rPr>
+          </w:pPr>
+          <w:hyperlink w:anchor="_Toc230642728" w:history="1">
+            <w:r>
+              <w:rPr>
+                <w:rStyle w:val="Hiperhivatkozs"/>
+                <w:rFonts w:ascii="Times New Roman" w:hAnsi="Times New Roman" w:cs="Times New Roman"/>
+                <w:noProof/>
+              </w:rPr>
+              <w:t>6.1. Az adatbázis feltöltése és a RAG pipeline előkészítése (ETL folyamat)</w:t>
+            </w:r>
+            <w:r>
+              <w:rPr>
+                <w:noProof/>
+                <w:webHidden/>
+              </w:rPr>
+              <w:tab/>
+            </w:r>
+            <w:r>
+              <w:rPr>
+                <w:noProof/>
+                <w:webHidden/>
+              </w:rPr>
+              <w:fldChar w:fldCharType="begin"/>
+            </w:r>
+            <w:r>
+              <w:rPr>
+                <w:noProof/>
+                <w:webHidden/>
+              </w:rPr>
+              <w:instrText xml:space="preserve"> PAGEREF _Toc230642728 \h </w:instrText>
+            </w:r>
+            <w:r>
+              <w:rPr>
+                <w:noProof/>
+                <w:webHidden/>
+              </w:rPr>
+            </w:r>
+            <w:r>
+              <w:rPr>
+                <w:noProof/>
+                <w:webHidden/>
+              </w:rPr>
+              <w:fldChar w:fldCharType="separate"/>
+            </w:r>
+            <w:r>
+              <w:rPr>
+                <w:noProof/>
+                <w:webHidden/>
+              </w:rPr>
+              <w:t>19</w:t>
+            </w:r>
+            <w:r>
+              <w:rPr>
+                <w:noProof/>
+                <w:webHidden/>
+              </w:rPr>
+              <w:fldChar w:fldCharType="end"/>
+            </w:r>
+          </w:hyperlink>
+        </w:p>
+        <w:p>
+          <w:pPr>
+            <w:pStyle w:val="TJ2"/>
+            <w:tabs>
+              <w:tab w:val="right" w:leader="dot" w:pos="9060"/>
+            </w:tabs>
+            <w:rPr>
+              <w:noProof/>
+            </w:rPr>
+          </w:pPr>
+          <w:hyperlink w:anchor="_Toc230642729" w:history="1">
+            <w:r>
+              <w:rPr>
+                <w:rStyle w:val="Hiperhivatkozs"/>
+                <w:rFonts w:ascii="Times New Roman" w:hAnsi="Times New Roman" w:cs="Times New Roman"/>
+                <w:noProof/>
+              </w:rPr>
+              <w:t>6.2. A Qdrant API verzióváltása és a keresési logika implementációja</w:t>
+            </w:r>
+            <w:r>
+              <w:rPr>
+                <w:noProof/>
+                <w:webHidden/>
+              </w:rPr>
+              <w:tab/>
+            </w:r>
+            <w:r>
+              <w:rPr>
+                <w:noProof/>
+                <w:webHidden/>
+              </w:rPr>
+              <w:fldChar w:fldCharType="begin"/>
+            </w:r>
+            <w:r>
+              <w:rPr>
+                <w:noProof/>
+                <w:webHidden/>
+              </w:rPr>
+              <w:instrText xml:space="preserve"> PAGEREF _Toc230642729 \h </w:instrText>
+            </w:r>
+            <w:r>
+              <w:rPr>
+                <w:noProof/>
+                <w:webHidden/>
+              </w:rPr>
+            </w:r>
+            <w:r>
+              <w:rPr>
+                <w:noProof/>
+                <w:webHidden/>
+              </w:rPr>
+              <w:fldChar w:fldCharType="separate"/>
+            </w:r>
+            <w:r>
+              <w:rPr>
+                <w:noProof/>
+                <w:webHidden/>
+              </w:rPr>
+              <w:t>20</w:t>
+            </w:r>
+            <w:r>
+              <w:rPr>
+                <w:noProof/>
+                <w:webHidden/>
+              </w:rPr>
+              <w:fldChar w:fldCharType="end"/>
+            </w:r>
+          </w:hyperlink>
+        </w:p>
+        <w:p>
+          <w:pPr>
+            <w:pStyle w:val="TJ2"/>
+            <w:tabs>
+              <w:tab w:val="right" w:leader="dot" w:pos="9060"/>
+            </w:tabs>
+            <w:rPr>
+              <w:noProof/>
+            </w:rPr>
+          </w:pPr>
+          <w:hyperlink w:anchor="_Toc230642730" w:history="1">
+            <w:r>
+              <w:rPr>
+                <w:rStyle w:val="Hiperhivatkozs"/>
+                <w:rFonts w:ascii="Times New Roman" w:hAnsi="Times New Roman" w:cs="Times New Roman"/>
+                <w:noProof/>
+              </w:rPr>
+              <w:t>6.3. Kísérletek: Lokális (Ollama) vs. Felhőalapú (Gemini) LLM</w:t>
+            </w:r>
+            <w:r>
+              <w:rPr>
+                <w:noProof/>
+                <w:webHidden/>
+              </w:rPr>
+              <w:tab/>
+            </w:r>
+            <w:r>
+              <w:rPr>
+                <w:noProof/>
+                <w:webHidden/>
+              </w:rPr>
+              <w:fldChar w:fldCharType="begin"/>
+            </w:r>
+            <w:r>
+              <w:rPr>
+                <w:noProof/>
+                <w:webHidden/>
+              </w:rPr>
+              <w:instrText xml:space="preserve"> PAGEREF _Toc230642730 \h </w:instrText>
+            </w:r>
+            <w:r>
+              <w:rPr>
+                <w:noProof/>
+                <w:webHidden/>
+              </w:rPr>
+            </w:r>
+            <w:r>
+              <w:rPr>
+                <w:noProof/>
+                <w:webHidden/>
+              </w:rPr>
+              <w:fldChar w:fldCharType="separate"/>
+            </w:r>
+            <w:r>
+              <w:rPr>
+                <w:noProof/>
+                <w:webHidden/>
+              </w:rPr>
+              <w:t>20</w:t>
+            </w:r>
+            <w:r>
+              <w:rPr>
+                <w:noProof/>
+                <w:webHidden/>
+              </w:rPr>
+              <w:fldChar w:fldCharType="end"/>
+            </w:r>
+          </w:hyperlink>
+        </w:p>
+        <w:p>
+          <w:pPr>
+            <w:pStyle w:val="TJ2"/>
+            <w:tabs>
+              <w:tab w:val="right" w:leader="dot" w:pos="9060"/>
+            </w:tabs>
+            <w:rPr>
+              <w:noProof/>
+            </w:rPr>
+          </w:pPr>
+          <w:hyperlink w:anchor="_Toc230642731" w:history="1">
+            <w:r>
+              <w:rPr>
+                <w:rStyle w:val="Hiperhivatkozs"/>
+                <w:rFonts w:ascii="Times New Roman" w:hAnsi="Times New Roman" w:cs="Times New Roman"/>
+                <w:noProof/>
+              </w:rPr>
+              <w:t>6.4. Fejlesztési tapasztalatok és megoldott mérnöki kihívások</w:t>
+            </w:r>
+            <w:r>
+              <w:rPr>
+                <w:noProof/>
+                <w:webHidden/>
+              </w:rPr>
+              <w:tab/>
+            </w:r>
+            <w:r>
+              <w:rPr>
+                <w:noProof/>
+                <w:webHidden/>
+              </w:rPr>
+              <w:fldChar w:fldCharType="begin"/>
+            </w:r>
+            <w:r>
+              <w:rPr>
+                <w:noProof/>
+                <w:webHidden/>
+              </w:rPr>
+              <w:instrText xml:space="preserve"> PAGEREF _Toc230642731 \h </w:instrText>
+            </w:r>
+            <w:r>
+              <w:rPr>
+                <w:noProof/>
+                <w:webHidden/>
+              </w:rPr>
+            </w:r>
+            <w:r>
+              <w:rPr>
+                <w:noProof/>
+                <w:webHidden/>
+              </w:rPr>
+              <w:fldChar w:fldCharType="separate"/>
+            </w:r>
+            <w:r>
+              <w:rPr>
+                <w:noProof/>
+                <w:webHidden/>
+              </w:rPr>
+              <w:t>21</w:t>
+            </w:r>
+            <w:r>
+              <w:rPr>
+                <w:noProof/>
+                <w:webHidden/>
+              </w:rPr>
+              <w:fldChar w:fldCharType="end"/>
+            </w:r>
+          </w:hyperlink>
+        </w:p>
+        <w:p>
+          <w:pPr>
+            <w:pStyle w:val="TJ1"/>
+            <w:tabs>
+              <w:tab w:val="left" w:pos="480"/>
+              <w:tab w:val="right" w:leader="dot" w:pos="9060"/>
+            </w:tabs>
+            <w:rPr>
+              <w:noProof/>
+            </w:rPr>
+          </w:pPr>
+          <w:hyperlink w:anchor="_Toc230642732" w:history="1">
+            <w:r>
+              <w:rPr>
+                <w:rStyle w:val="Hiperhivatkozs"/>
+                <w:rFonts w:ascii="Times New Roman" w:hAnsi="Times New Roman" w:cs="Times New Roman"/>
+                <w:noProof/>
+              </w:rPr>
+              <w:t>7.</w:t>
+            </w:r>
+            <w:r>
+              <w:rPr>
+                <w:noProof/>
+              </w:rPr>
+              <w:tab/>
+            </w:r>
+            <w:r>
+              <w:rPr>
+                <w:rStyle w:val="Hiperhivatkozs"/>
+                <w:rFonts w:ascii="Times New Roman" w:hAnsi="Times New Roman" w:cs="Times New Roman"/>
+                <w:noProof/>
+              </w:rPr>
+              <w:t>Bepillantás az elkészült megoldásról</w:t>
+            </w:r>
+            <w:r>
+              <w:rPr>
+                <w:noProof/>
+                <w:webHidden/>
+              </w:rPr>
+              <w:tab/>
+            </w:r>
+            <w:r>
+              <w:rPr>
+                <w:noProof/>
+                <w:webHidden/>
+              </w:rPr>
+              <w:fldChar w:fldCharType="begin"/>
+            </w:r>
+            <w:r>
+              <w:rPr>
+                <w:noProof/>
+                <w:webHidden/>
+              </w:rPr>
+              <w:instrText xml:space="preserve"> PAGEREF _Toc230642732 \h </w:instrText>
+            </w:r>
+            <w:r>
+              <w:rPr>
+                <w:noProof/>
+                <w:webHidden/>
+              </w:rPr>
+            </w:r>
+            <w:r>
+              <w:rPr>
+                <w:noProof/>
+                <w:webHidden/>
+              </w:rPr>
+              <w:fldChar w:fldCharType="separate"/>
+            </w:r>
+            <w:r>
+              <w:rPr>
+                <w:noProof/>
+                <w:webHidden/>
+              </w:rPr>
+              <w:t>22</w:t>
+            </w:r>
+            <w:r>
+              <w:rPr>
+                <w:noProof/>
+                <w:webHidden/>
+              </w:rPr>
+              <w:fldChar w:fldCharType="end"/>
+            </w:r>
+          </w:hyperlink>
+        </w:p>
+        <w:p>
+          <w:pPr>
+            <w:pStyle w:val="TJ2"/>
+            <w:tabs>
+              <w:tab w:val="right" w:leader="dot" w:pos="9060"/>
+            </w:tabs>
+            <w:rPr>
+              <w:noProof/>
+            </w:rPr>
+          </w:pPr>
+          <w:hyperlink w:anchor="_Toc230642733" w:history="1">
+            <w:r>
+              <w:rPr>
+                <w:rStyle w:val="Hiperhivatkozs"/>
+                <w:rFonts w:ascii="Times New Roman" w:hAnsi="Times New Roman" w:cs="Times New Roman"/>
+                <w:noProof/>
+              </w:rPr>
+              <w:t>A felhasználói felület: Frontend nézetei</w:t>
+            </w:r>
+            <w:r>
+              <w:rPr>
+                <w:noProof/>
+                <w:webHidden/>
+              </w:rPr>
+              <w:tab/>
+            </w:r>
+            <w:r>
+              <w:rPr>
+                <w:noProof/>
+                <w:webHidden/>
+              </w:rPr>
+              <w:fldChar w:fldCharType="begin"/>
+            </w:r>
+            <w:r>
+              <w:rPr>
+                <w:noProof/>
+                <w:webHidden/>
+              </w:rPr>
+              <w:instrText xml:space="preserve"> PAGEREF _Toc230642733 \h </w:instrText>
+            </w:r>
+            <w:r>
+              <w:rPr>
+                <w:noProof/>
+                <w:webHidden/>
+              </w:rPr>
+            </w:r>
+            <w:r>
+              <w:rPr>
+                <w:noProof/>
+                <w:webHidden/>
+              </w:rPr>
+              <w:fldChar w:fldCharType="separate"/>
+            </w:r>
+            <w:r>
+              <w:rPr>
+                <w:noProof/>
+                <w:webHidden/>
+              </w:rPr>
+              <w:t>22</w:t>
+            </w:r>
+            <w:r>
+              <w:rPr>
+                <w:noProof/>
+                <w:webHidden/>
+              </w:rPr>
+              <w:fldChar w:fldCharType="end"/>
+            </w:r>
+          </w:hyperlink>
+        </w:p>
+        <w:p>
+          <w:pPr>
+            <w:pStyle w:val="TJ2"/>
+            <w:tabs>
+              <w:tab w:val="right" w:leader="dot" w:pos="9060"/>
+            </w:tabs>
+            <w:rPr>
+              <w:noProof/>
+            </w:rPr>
+          </w:pPr>
+          <w:hyperlink w:anchor="_Toc230642734" w:history="1">
+            <w:r>
+              <w:rPr>
+                <w:rStyle w:val="Hiperhivatkozs"/>
+                <w:rFonts w:ascii="Times New Roman" w:hAnsi="Times New Roman" w:cs="Times New Roman"/>
+                <w:noProof/>
+              </w:rPr>
+              <w:t>Kiemelt architekturális kódrészletek a Backend-ből</w:t>
+            </w:r>
+            <w:r>
+              <w:rPr>
+                <w:noProof/>
+                <w:webHidden/>
+              </w:rPr>
+              <w:tab/>
+            </w:r>
+            <w:r>
+              <w:rPr>
+                <w:noProof/>
+                <w:webHidden/>
+              </w:rPr>
+              <w:fldChar w:fldCharType="begin"/>
+            </w:r>
+            <w:r>
+              <w:rPr>
+                <w:noProof/>
+                <w:webHidden/>
+              </w:rPr>
+              <w:instrText xml:space="preserve"> PAGEREF _Toc230642734 \h </w:instrText>
+            </w:r>
+            <w:r>
+              <w:rPr>
+                <w:noProof/>
+                <w:webHidden/>
+              </w:rPr>
+            </w:r>
+            <w:r>
+              <w:rPr>
+                <w:noProof/>
+                <w:webHidden/>
+              </w:rPr>
+              <w:fldChar w:fldCharType="separate"/>
+            </w:r>
+            <w:r>
+              <w:rPr>
+                <w:noProof/>
+                <w:webHidden/>
+              </w:rPr>
+              <w:t>23</w:t>
+            </w:r>
+            <w:r>
+              <w:rPr>
+                <w:noProof/>
+                <w:webHidden/>
+              </w:rPr>
+              <w:fldChar w:fldCharType="end"/>
+            </w:r>
+          </w:hyperlink>
+        </w:p>
+        <w:p>
+          <w:pPr>
+            <w:pStyle w:val="TJ1"/>
+            <w:tabs>
+              <w:tab w:val="left" w:pos="480"/>
+              <w:tab w:val="right" w:leader="dot" w:pos="9060"/>
+            </w:tabs>
+            <w:rPr>
+              <w:noProof/>
+            </w:rPr>
+          </w:pPr>
+          <w:hyperlink w:anchor="_Toc230642735" w:history="1">
+            <w:r>
+              <w:rPr>
+                <w:rStyle w:val="Hiperhivatkozs"/>
+                <w:rFonts w:ascii="Times New Roman" w:hAnsi="Times New Roman" w:cs="Times New Roman"/>
+                <w:noProof/>
+              </w:rPr>
+              <w:t>8.</w:t>
+            </w:r>
+            <w:r>
+              <w:rPr>
+                <w:noProof/>
+              </w:rPr>
+              <w:tab/>
+            </w:r>
+            <w:r>
+              <w:rPr>
+                <w:rStyle w:val="Hiperhivatkozs"/>
+                <w:rFonts w:ascii="Times New Roman" w:hAnsi="Times New Roman" w:cs="Times New Roman"/>
+                <w:noProof/>
+              </w:rPr>
+              <w:t>Továbbfejlesztési lehetőségek</w:t>
+            </w:r>
+            <w:r>
+              <w:rPr>
+                <w:noProof/>
+                <w:webHidden/>
+              </w:rPr>
+              <w:tab/>
+            </w:r>
+            <w:r>
+              <w:rPr>
+                <w:noProof/>
+                <w:webHidden/>
+              </w:rPr>
+              <w:fldChar w:fldCharType="begin"/>
+            </w:r>
+            <w:r>
+              <w:rPr>
+                <w:noProof/>
+                <w:webHidden/>
+              </w:rPr>
+              <w:instrText xml:space="preserve"> PAGEREF _Toc230642735 \h </w:instrText>
+            </w:r>
+            <w:r>
+              <w:rPr>
+                <w:noProof/>
+                <w:webHidden/>
+              </w:rPr>
+            </w:r>
+            <w:r>
+              <w:rPr>
+                <w:noProof/>
+                <w:webHidden/>
+              </w:rPr>
+              <w:fldChar w:fldCharType="separate"/>
+            </w:r>
+            <w:r>
+              <w:rPr>
+                <w:noProof/>
+                <w:webHidden/>
+              </w:rPr>
+              <w:t>25</w:t>
+            </w:r>
+            <w:r>
+              <w:rPr>
+                <w:noProof/>
+                <w:webHidden/>
+              </w:rPr>
+              <w:fldChar w:fldCharType="end"/>
+            </w:r>
+          </w:hyperlink>
+        </w:p>
+        <w:p>
+          <w:pPr>
+            <w:pStyle w:val="TJ2"/>
+            <w:tabs>
+              <w:tab w:val="right" w:leader="dot" w:pos="9060"/>
+            </w:tabs>
+            <w:rPr>
+              <w:noProof/>
+            </w:rPr>
+          </w:pPr>
+          <w:hyperlink w:anchor="_Toc230642736" w:history="1">
+            <w:r>
+              <w:rPr>
+                <w:rStyle w:val="Hiperhivatkozs"/>
+                <w:rFonts w:ascii="Times New Roman" w:hAnsi="Times New Roman" w:cs="Times New Roman"/>
+                <w:noProof/>
+              </w:rPr>
+              <w:t>8.1. Hivatalos Google App Verification és valós idejű szinkronizáció</w:t>
+            </w:r>
+            <w:r>
+              <w:rPr>
+                <w:noProof/>
+                <w:webHidden/>
+              </w:rPr>
+              <w:tab/>
+            </w:r>
+            <w:r>
+              <w:rPr>
+                <w:noProof/>
+                <w:webHidden/>
+              </w:rPr>
+              <w:fldChar w:fldCharType="begin"/>
+            </w:r>
+            <w:r>
+              <w:rPr>
+                <w:noProof/>
+                <w:webHidden/>
+              </w:rPr>
+              <w:instrText xml:space="preserve"> PAGEREF _Toc230642736 \h </w:instrText>
+            </w:r>
+            <w:r>
+              <w:rPr>
+                <w:noProof/>
+                <w:webHidden/>
+              </w:rPr>
+            </w:r>
+            <w:r>
+              <w:rPr>
+                <w:noProof/>
+                <w:webHidden/>
+              </w:rPr>
+              <w:fldChar w:fldCharType="separate"/>
+            </w:r>
+            <w:r>
+              <w:rPr>
+                <w:noProof/>
+                <w:webHidden/>
+              </w:rPr>
+              <w:t>25</w:t>
+            </w:r>
+            <w:r>
+              <w:rPr>
+                <w:noProof/>
+                <w:webHidden/>
+              </w:rPr>
+              <w:fldChar w:fldCharType="end"/>
+            </w:r>
+          </w:hyperlink>
+        </w:p>
+        <w:p>
+          <w:pPr>
+            <w:pStyle w:val="TJ2"/>
+            <w:tabs>
+              <w:tab w:val="right" w:leader="dot" w:pos="9060"/>
+            </w:tabs>
+            <w:rPr>
+              <w:noProof/>
+            </w:rPr>
+          </w:pPr>
+          <w:hyperlink w:anchor="_Toc230642737" w:history="1">
+            <w:r>
+              <w:rPr>
+                <w:rStyle w:val="Hiperhivatkozs"/>
+                <w:rFonts w:ascii="Times New Roman" w:hAnsi="Times New Roman" w:cs="Times New Roman"/>
+                <w:noProof/>
+              </w:rPr>
+              <w:t>8.2. A felhasználói felület (UI/UX) kiterjesztése és modernizálása</w:t>
+            </w:r>
+            <w:r>
+              <w:rPr>
+                <w:noProof/>
+                <w:webHidden/>
+              </w:rPr>
+              <w:tab/>
+            </w:r>
+            <w:r>
+              <w:rPr>
+                <w:noProof/>
+                <w:webHidden/>
+              </w:rPr>
+              <w:fldChar w:fldCharType="begin"/>
+            </w:r>
+            <w:r>
+              <w:rPr>
+                <w:noProof/>
+                <w:webHidden/>
+              </w:rPr>
+              <w:instrText xml:space="preserve"> PAGEREF _Toc230642737 \h </w:instrText>
+            </w:r>
+            <w:r>
+              <w:rPr>
+                <w:noProof/>
+                <w:webHidden/>
+              </w:rPr>
+            </w:r>
+            <w:r>
+              <w:rPr>
+                <w:noProof/>
+                <w:webHidden/>
+              </w:rPr>
+              <w:fldChar w:fldCharType="separate"/>
+            </w:r>
+            <w:r>
+              <w:rPr>
+                <w:noProof/>
+                <w:webHidden/>
+              </w:rPr>
+              <w:t>25</w:t>
+            </w:r>
+            <w:r>
+              <w:rPr>
+                <w:noProof/>
+                <w:webHidden/>
+              </w:rPr>
+              <w:fldChar w:fldCharType="end"/>
+            </w:r>
+          </w:hyperlink>
+        </w:p>
+        <w:p>
+          <w:pPr>
+            <w:pStyle w:val="TJ2"/>
+            <w:tabs>
+              <w:tab w:val="right" w:leader="dot" w:pos="9060"/>
+            </w:tabs>
+            <w:rPr>
+              <w:noProof/>
+            </w:rPr>
+          </w:pPr>
+          <w:hyperlink w:anchor="_Toc230642738" w:history="1">
+            <w:r>
+              <w:rPr>
+                <w:rStyle w:val="Hiperhivatkozs"/>
+                <w:rFonts w:ascii="Times New Roman" w:hAnsi="Times New Roman" w:cs="Times New Roman"/>
+                <w:noProof/>
+              </w:rPr>
+              <w:t>8.3. Multi-platform integráció és az MCP bevezetése</w:t>
+            </w:r>
+            <w:r>
+              <w:rPr>
+                <w:noProof/>
+                <w:webHidden/>
+              </w:rPr>
+              <w:tab/>
+            </w:r>
+            <w:r>
+              <w:rPr>
+                <w:noProof/>
+                <w:webHidden/>
+              </w:rPr>
+              <w:fldChar w:fldCharType="begin"/>
+            </w:r>
+            <w:r>
+              <w:rPr>
+                <w:noProof/>
+                <w:webHidden/>
+              </w:rPr>
+              <w:instrText xml:space="preserve"> PAGEREF _Toc230642738 \h </w:instrText>
+            </w:r>
+            <w:r>
+              <w:rPr>
+                <w:noProof/>
+                <w:webHidden/>
+              </w:rPr>
+            </w:r>
+            <w:r>
+              <w:rPr>
+                <w:noProof/>
+                <w:webHidden/>
+              </w:rPr>
+              <w:fldChar w:fldCharType="separate"/>
+            </w:r>
+            <w:r>
+              <w:rPr>
+                <w:noProof/>
+                <w:webHidden/>
+              </w:rPr>
+              <w:t>25</w:t>
+            </w:r>
+            <w:r>
+              <w:rPr>
+                <w:noProof/>
+                <w:webHidden/>
+              </w:rPr>
+              <w:fldChar w:fldCharType="end"/>
+            </w:r>
+          </w:hyperlink>
+        </w:p>
+        <w:p>
+          <w:pPr>
+            <w:pStyle w:val="TJ2"/>
+            <w:tabs>
+              <w:tab w:val="right" w:leader="dot" w:pos="9060"/>
+            </w:tabs>
+            <w:rPr>
+              <w:noProof/>
+            </w:rPr>
+          </w:pPr>
+          <w:hyperlink w:anchor="_Toc230642739" w:history="1">
+            <w:r>
+              <w:rPr>
+                <w:rStyle w:val="Hiperhivatkozs"/>
+                <w:rFonts w:ascii="Times New Roman" w:hAnsi="Times New Roman" w:cs="Times New Roman"/>
+                <w:noProof/>
+              </w:rPr>
+              <w:t>8.4. SaaS skálázódás és autonóm publikálási szintek</w:t>
+            </w:r>
+            <w:r>
+              <w:rPr>
+                <w:noProof/>
+                <w:webHidden/>
+              </w:rPr>
+              <w:tab/>
+            </w:r>
+            <w:r>
+              <w:rPr>
+                <w:noProof/>
+                <w:webHidden/>
+              </w:rPr>
+              <w:fldChar w:fldCharType="begin"/>
+            </w:r>
+            <w:r>
+              <w:rPr>
+                <w:noProof/>
+                <w:webHidden/>
+              </w:rPr>
+              <w:instrText xml:space="preserve"> PAGEREF _Toc230642739 \h </w:instrText>
+            </w:r>
+            <w:r>
+              <w:rPr>
+                <w:noProof/>
+                <w:webHidden/>
+              </w:rPr>
+            </w:r>
+            <w:r>
+              <w:rPr>
+                <w:noProof/>
+                <w:webHidden/>
+              </w:rPr>
+              <w:fldChar w:fldCharType="separate"/>
+            </w:r>
+            <w:r>
+              <w:rPr>
+                <w:noProof/>
+                <w:webHidden/>
+              </w:rPr>
+              <w:t>25</w:t>
+            </w:r>
+            <w:r>
+              <w:rPr>
+                <w:noProof/>
+                <w:webHidden/>
+              </w:rPr>
+              <w:fldChar w:fldCharType="end"/>
+            </w:r>
+          </w:hyperlink>
+        </w:p>
+        <w:p>
+          <w:r>
+            <w:rPr>
+              <w:b/>
+              <w:bCs/>
+            </w:rPr>
+            <w:fldChar w:fldCharType="end"/>
+          </w:r>
+        </w:p>
+      </w:sdtContent>
+    </w:sdt>
+    <w:p>
+      <w:pPr>
+        <w:rPr>
+          <w:rFonts w:ascii="Times New Roman" w:hAnsi="Times New Roman" w:cs="Times New Roman"/>
+        </w:rPr>
+      </w:pPr>
       <w:r>
         <w:rPr>
           <w:rFonts w:ascii="Times New Roman" w:hAnsi="Times New Roman" w:cs="Times New Roman"/>
@@ -592,6 +3235,7 @@
           <w:rFonts w:ascii="Times New Roman" w:hAnsi="Times New Roman" w:cs="Times New Roman"/>
         </w:rPr>
       </w:pPr>
+      <w:bookmarkStart w:id="0" w:name="_Toc230642705"/>
       <w:r>
         <w:rPr>
           <w:rFonts w:ascii="Times New Roman" w:hAnsi="Times New Roman" w:cs="Times New Roman"/>
@@ -599,6 +3243,7 @@
         <w:lastRenderedPageBreak/>
         <w:t>Bevezetés, témaválasztás aktualitása</w:t>
       </w:r>
+      <w:bookmarkEnd w:id="0"/>
     </w:p>
     <w:p>
       <w:pPr>
@@ -609,12 +3254,14 @@
           <w:rFonts w:ascii="Times New Roman" w:hAnsi="Times New Roman" w:cs="Times New Roman"/>
         </w:rPr>
       </w:pPr>
+      <w:bookmarkStart w:id="1" w:name="_Toc230642706"/>
       <w:r>
         <w:rPr>
           <w:rFonts w:ascii="Times New Roman" w:hAnsi="Times New Roman" w:cs="Times New Roman"/>
         </w:rPr>
         <w:t>1.1. Bevezetés</w:t>
       </w:r>
+      <w:bookmarkEnd w:id="1"/>
     </w:p>
     <w:p>
       <w:pPr>
@@ -809,12 +3456,14 @@
           <w:rFonts w:ascii="Times New Roman" w:hAnsi="Times New Roman" w:cs="Times New Roman"/>
         </w:rPr>
       </w:pPr>
+      <w:bookmarkStart w:id="2" w:name="_Toc230642707"/>
       <w:r>
         <w:rPr>
           <w:rFonts w:ascii="Times New Roman" w:hAnsi="Times New Roman" w:cs="Times New Roman"/>
         </w:rPr>
         <w:t>1.2. A témaválasztás aktualitása és piaci kontextusa</w:t>
       </w:r>
+      <w:bookmarkEnd w:id="2"/>
     </w:p>
     <w:p>
       <w:pPr>
@@ -1001,6 +3650,7 @@
           <w:szCs w:val="24"/>
         </w:rPr>
       </w:pPr>
+      <w:bookmarkStart w:id="3" w:name="_Toc230642708"/>
       <w:r>
         <w:rPr>
           <w:rFonts w:ascii="Times New Roman" w:hAnsi="Times New Roman" w:cs="Times New Roman"/>
@@ -1017,6 +3667,7 @@
         </w:rPr>
         <w:t xml:space="preserve"> és megoldás</w:t>
       </w:r>
+      <w:bookmarkEnd w:id="3"/>
     </w:p>
     <w:p>
       <w:pPr>
@@ -1552,6 +4203,7 @@
           <w:rFonts w:ascii="Times New Roman" w:hAnsi="Times New Roman" w:cs="Times New Roman"/>
         </w:rPr>
       </w:pPr>
+      <w:bookmarkStart w:id="4" w:name="_Toc230642709"/>
       <w:r>
         <w:rPr>
           <w:rFonts w:ascii="Times New Roman" w:hAnsi="Times New Roman" w:cs="Times New Roman"/>
@@ -1559,6 +4211,7 @@
         <w:lastRenderedPageBreak/>
         <w:t>Feladat/problémakör bemutatása</w:t>
       </w:r>
+      <w:bookmarkEnd w:id="4"/>
     </w:p>
     <w:p>
       <w:pPr>
@@ -1569,12 +4222,14 @@
           <w:rFonts w:ascii="Times New Roman" w:hAnsi="Times New Roman" w:cs="Times New Roman"/>
         </w:rPr>
       </w:pPr>
+      <w:bookmarkStart w:id="5" w:name="_Toc230642710"/>
       <w:r>
         <w:rPr>
           <w:rFonts w:ascii="Times New Roman" w:hAnsi="Times New Roman" w:cs="Times New Roman"/>
         </w:rPr>
         <w:t>2.1. A kiinduló állapot és a funkcionális specifikáció</w:t>
       </w:r>
+      <w:bookmarkEnd w:id="5"/>
     </w:p>
     <w:p>
       <w:pPr>
@@ -1979,6 +4634,7 @@
           <w:rFonts w:ascii="Times New Roman" w:hAnsi="Times New Roman" w:cs="Times New Roman"/>
         </w:rPr>
       </w:pPr>
+      <w:bookmarkStart w:id="6" w:name="_Toc230642711"/>
       <w:r>
         <w:rPr>
           <w:rFonts w:ascii="Times New Roman" w:hAnsi="Times New Roman" w:cs="Times New Roman"/>
@@ -1986,6 +4642,7 @@
         <w:lastRenderedPageBreak/>
         <w:t>2.2. Nem-funkcionális követelmények és mérnöki kritériumok</w:t>
       </w:r>
+      <w:bookmarkEnd w:id="6"/>
     </w:p>
     <w:p>
       <w:pPr>
@@ -2262,7 +4919,7 @@
         <w:rPr>
           <w:rFonts w:ascii="Times New Roman" w:hAnsi="Times New Roman" w:cs="Times New Roman"/>
         </w:rPr>
-        <w:t xml:space="preserve">amiben megépítettem először: </w:t>
+        <w:t xml:space="preserve">először: </w:t>
       </w:r>
       <w:proofErr w:type="spellStart"/>
       <w:r>
@@ -2313,6 +4970,7 @@
           <w:rFonts w:ascii="Times New Roman" w:hAnsi="Times New Roman" w:cs="Times New Roman"/>
         </w:rPr>
       </w:pPr>
+      <w:bookmarkStart w:id="7" w:name="_Toc230642712"/>
       <w:r>
         <w:rPr>
           <w:rFonts w:ascii="Times New Roman" w:hAnsi="Times New Roman" w:cs="Times New Roman"/>
@@ -2333,6 +4991,7 @@
         </w:rPr>
         <w:t xml:space="preserve"> és technológiai kihívásai</w:t>
       </w:r>
+      <w:bookmarkEnd w:id="7"/>
     </w:p>
     <w:p>
       <w:pPr>
@@ -2348,33 +5007,17 @@
         </w:rPr>
         <w:t>A feladat megvalósítása során a legnagyobb mérnöki kihívást az LLM-ek (</w:t>
       </w:r>
-      <w:proofErr w:type="spellStart"/>
-      <w:r>
-        <w:rPr>
-          <w:rFonts w:ascii="Times New Roman" w:hAnsi="Times New Roman" w:cs="Times New Roman"/>
-        </w:rPr>
-        <w:t>Large</w:t>
-      </w:r>
-      <w:proofErr w:type="spellEnd"/>
-      <w:r>
-        <w:rPr>
-          <w:rFonts w:ascii="Times New Roman" w:hAnsi="Times New Roman" w:cs="Times New Roman"/>
-        </w:rPr>
-        <w:t xml:space="preserve"> </w:t>
-      </w:r>
-      <w:proofErr w:type="spellStart"/>
-      <w:r>
-        <w:rPr>
-          <w:rFonts w:ascii="Times New Roman" w:hAnsi="Times New Roman" w:cs="Times New Roman"/>
-        </w:rPr>
-        <w:t>Book</w:t>
-      </w:r>
-      <w:proofErr w:type="spellEnd"/>
-      <w:r>
-        <w:rPr>
-          <w:rFonts w:ascii="Times New Roman" w:hAnsi="Times New Roman" w:cs="Times New Roman"/>
-        </w:rPr>
-        <w:t xml:space="preserve">/Nyelvi modellek) belső természetéből fakadó korlátok jelentik. Bár egy alapmodell képes </w:t>
+      <w:r>
+        <w:rPr>
+          <w:rFonts w:ascii="Times New Roman" w:hAnsi="Times New Roman" w:cs="Times New Roman"/>
+        </w:rPr>
+        <w:t xml:space="preserve">Nagy </w:t>
+      </w:r>
+      <w:r>
+        <w:rPr>
+          <w:rFonts w:ascii="Times New Roman" w:hAnsi="Times New Roman" w:cs="Times New Roman"/>
+        </w:rPr>
+        <w:t xml:space="preserve">Nyelvi modellek) belső természetéből fakadó korlátok jelentik. Bár egy alapmodell képes </w:t>
       </w:r>
       <w:proofErr w:type="spellStart"/>
       <w:r>
@@ -2557,6 +5200,7 @@
           <w:rFonts w:ascii="Times New Roman" w:hAnsi="Times New Roman" w:cs="Times New Roman"/>
         </w:rPr>
       </w:pPr>
+      <w:bookmarkStart w:id="8" w:name="_Toc230642713"/>
       <w:r>
         <w:rPr>
           <w:rFonts w:ascii="Times New Roman" w:hAnsi="Times New Roman" w:cs="Times New Roman"/>
@@ -2585,6 +5229,7 @@
         </w:rPr>
         <w:t xml:space="preserve"> adatszeparáció problémája a vektortérben</w:t>
       </w:r>
+      <w:bookmarkEnd w:id="8"/>
     </w:p>
     <w:p>
       <w:pPr>
@@ -2859,6 +5504,7 @@
           <w:rFonts w:ascii="Times New Roman" w:hAnsi="Times New Roman" w:cs="Times New Roman"/>
         </w:rPr>
       </w:pPr>
+      <w:bookmarkStart w:id="9" w:name="_Toc230642714"/>
       <w:r>
         <w:rPr>
           <w:rFonts w:ascii="Times New Roman" w:hAnsi="Times New Roman" w:cs="Times New Roman"/>
@@ -2866,6 +5512,7 @@
         <w:lastRenderedPageBreak/>
         <w:t>Félév ütemezése, előzmények előző félévekről</w:t>
       </w:r>
+      <w:bookmarkEnd w:id="9"/>
     </w:p>
     <w:p>
       <w:pPr>
@@ -2875,12 +5522,14 @@
           <w:rFonts w:ascii="Times New Roman" w:hAnsi="Times New Roman" w:cs="Times New Roman"/>
         </w:rPr>
       </w:pPr>
+      <w:bookmarkStart w:id="10" w:name="_Toc230642715"/>
       <w:r>
         <w:rPr>
           <w:rFonts w:ascii="Times New Roman" w:hAnsi="Times New Roman" w:cs="Times New Roman"/>
         </w:rPr>
         <w:t>3.1. Egyetemi előzmények és technológiai átállás</w:t>
       </w:r>
+      <w:bookmarkEnd w:id="10"/>
     </w:p>
     <w:p>
       <w:pPr>
@@ -3077,21 +5726,25 @@
         <w:rPr>
           <w:rFonts w:ascii="Times New Roman" w:hAnsi="Times New Roman" w:cs="Times New Roman"/>
         </w:rPr>
-        <w:t xml:space="preserve">Kliensoldali Rendszerek, IT Biztonság, Mesterséges </w:t>
-      </w:r>
-      <w:proofErr w:type="spellStart"/>
-      <w:r>
-        <w:rPr>
-          <w:rFonts w:ascii="Times New Roman" w:hAnsi="Times New Roman" w:cs="Times New Roman"/>
-        </w:rPr>
-        <w:t>Intelligenica</w:t>
-      </w:r>
-      <w:proofErr w:type="spellEnd"/>
-      <w:r>
-        <w:rPr>
-          <w:rFonts w:ascii="Times New Roman" w:hAnsi="Times New Roman" w:cs="Times New Roman"/>
-        </w:rPr>
-        <w:t>, és még sok más…</w:t>
+        <w:t>Kliensoldali Rendszerek, IT Biztonság, Mesterséges Intelligenc</w:t>
+      </w:r>
+      <w:r>
+        <w:rPr>
+          <w:rFonts w:ascii="Times New Roman" w:hAnsi="Times New Roman" w:cs="Times New Roman"/>
+        </w:rPr>
+        <w:t>i</w:t>
+      </w:r>
+      <w:r>
+        <w:rPr>
+          <w:rFonts w:ascii="Times New Roman" w:hAnsi="Times New Roman" w:cs="Times New Roman"/>
+        </w:rPr>
+        <w:t>a</w:t>
+      </w:r>
+      <w:r>
+        <w:rPr>
+          <w:rFonts w:ascii="Times New Roman" w:hAnsi="Times New Roman" w:cs="Times New Roman"/>
+        </w:rPr>
+        <w:t>.</w:t>
       </w:r>
     </w:p>
     <w:p>
@@ -3110,12 +5763,14 @@
           <w:rFonts w:ascii="Times New Roman" w:hAnsi="Times New Roman" w:cs="Times New Roman"/>
         </w:rPr>
       </w:pPr>
+      <w:bookmarkStart w:id="11" w:name="_Toc230642716"/>
       <w:r>
         <w:rPr>
           <w:rFonts w:ascii="Times New Roman" w:hAnsi="Times New Roman" w:cs="Times New Roman"/>
         </w:rPr>
         <w:t>3.2. A fejlesztés 12 hetes ütemterve (Mérföldkövek)</w:t>
       </w:r>
+      <w:bookmarkEnd w:id="11"/>
     </w:p>
     <w:p>
       <w:pPr>
@@ -4134,6 +6789,7 @@
           <w:rFonts w:ascii="Times New Roman" w:hAnsi="Times New Roman" w:cs="Times New Roman"/>
         </w:rPr>
       </w:pPr>
+      <w:bookmarkStart w:id="12" w:name="_Toc230642717"/>
       <w:r>
         <w:rPr>
           <w:rFonts w:ascii="Times New Roman" w:hAnsi="Times New Roman" w:cs="Times New Roman"/>
@@ -4141,6 +6797,7 @@
         <w:lastRenderedPageBreak/>
         <w:t>Rendszerarchitektúra és tervezés</w:t>
       </w:r>
+      <w:bookmarkEnd w:id="12"/>
     </w:p>
     <w:p>
       <w:pPr>
@@ -4149,12 +6806,14 @@
           <w:rFonts w:ascii="Times New Roman" w:hAnsi="Times New Roman" w:cs="Times New Roman"/>
         </w:rPr>
       </w:pPr>
+      <w:bookmarkStart w:id="13" w:name="_Toc230642718"/>
       <w:r>
         <w:rPr>
           <w:rFonts w:ascii="Times New Roman" w:hAnsi="Times New Roman" w:cs="Times New Roman"/>
         </w:rPr>
         <w:t>4.1 Magas szintű rendszerfelépítés (Kliens-Szerver modell)</w:t>
       </w:r>
+      <w:bookmarkEnd w:id="13"/>
     </w:p>
     <w:p>
       <w:pPr>
@@ -4239,6 +6898,7 @@
           <w:rFonts w:ascii="Times New Roman" w:hAnsi="Times New Roman" w:cs="Times New Roman"/>
         </w:rPr>
       </w:pPr>
+      <w:bookmarkStart w:id="14" w:name="_Toc230642719"/>
       <w:r>
         <w:rPr>
           <w:rFonts w:ascii="Times New Roman" w:hAnsi="Times New Roman" w:cs="Times New Roman"/>
@@ -4259,6 +6919,7 @@
         </w:rPr>
         <w:t>-réteg</w:t>
       </w:r>
+      <w:bookmarkEnd w:id="14"/>
     </w:p>
     <w:p>
       <w:pPr>
@@ -4542,6 +7203,7 @@
           <w:rFonts w:ascii="Times New Roman" w:hAnsi="Times New Roman" w:cs="Times New Roman"/>
         </w:rPr>
       </w:pPr>
+      <w:bookmarkStart w:id="15" w:name="_Toc230642720"/>
       <w:r>
         <w:rPr>
           <w:rFonts w:ascii="Times New Roman" w:hAnsi="Times New Roman" w:cs="Times New Roman"/>
@@ -4576,6 +7238,7 @@
         </w:rPr>
         <w:t xml:space="preserve"> logikai folyamata</w:t>
       </w:r>
+      <w:bookmarkEnd w:id="15"/>
     </w:p>
     <w:p>
       <w:pPr>
@@ -4724,7 +7387,7 @@
                     </pic:cNvPicPr>
                   </pic:nvPicPr>
                   <pic:blipFill>
-                    <a:blip r:embed="rId7" cstate="print">
+                    <a:blip r:embed="rId8" cstate="print">
                       <a:extLst>
                         <a:ext uri="{28A0092B-C50C-407E-A947-70E740481C1C}">
                           <a14:useLocalDpi xmlns:a14="http://schemas.microsoft.com/office/drawing/2010/main" val="0"/>
@@ -4803,7 +7466,7 @@
                     </pic:cNvPicPr>
                   </pic:nvPicPr>
                   <pic:blipFill>
-                    <a:blip r:embed="rId8" cstate="print">
+                    <a:blip r:embed="rId9" cstate="print">
                       <a:extLst>
                         <a:ext uri="{28A0092B-C50C-407E-A947-70E740481C1C}">
                           <a14:useLocalDpi xmlns:a14="http://schemas.microsoft.com/office/drawing/2010/main" val="0"/>
@@ -4972,7 +7635,7 @@
         </w:rPr>
         <w:lastRenderedPageBreak/>
         <w:drawing>
-          <wp:anchor distT="0" distB="0" distL="114300" distR="114300" simplePos="0" relativeHeight="251663360" behindDoc="1" locked="0" layoutInCell="1" allowOverlap="1" wp14:anchorId="2A0073DD" wp14:editId="6935CF95">
+          <wp:anchor distT="0" distB="0" distL="114300" distR="114300" simplePos="0" relativeHeight="251663360" behindDoc="1" locked="0" layoutInCell="1" allowOverlap="1" wp14:anchorId="2A0073DD" wp14:editId="0F8B41EB">
             <wp:simplePos x="0" y="0"/>
             <wp:positionH relativeFrom="margin">
               <wp:align>center</wp:align>
@@ -5005,7 +7668,7 @@
                     </pic:cNvPicPr>
                   </pic:nvPicPr>
                   <pic:blipFill>
-                    <a:blip r:embed="rId9" cstate="print">
+                    <a:blip r:embed="rId10" cstate="print">
                       <a:extLst>
                         <a:ext uri="{28A0092B-C50C-407E-A947-70E740481C1C}">
                           <a14:useLocalDpi xmlns:a14="http://schemas.microsoft.com/office/drawing/2010/main" val="0"/>
@@ -5149,7 +7812,7 @@
           <w:noProof/>
         </w:rPr>
         <w:drawing>
-          <wp:anchor distT="0" distB="0" distL="114300" distR="114300" simplePos="0" relativeHeight="251664384" behindDoc="1" locked="0" layoutInCell="1" allowOverlap="1" wp14:anchorId="3BAF75B9" wp14:editId="559250E2">
+          <wp:anchor distT="0" distB="0" distL="114300" distR="114300" simplePos="0" relativeHeight="251664384" behindDoc="1" locked="0" layoutInCell="1" allowOverlap="1" wp14:anchorId="3BAF75B9" wp14:editId="0337D24B">
             <wp:simplePos x="0" y="0"/>
             <wp:positionH relativeFrom="margin">
               <wp:posOffset>295146</wp:posOffset>
@@ -5182,7 +7845,7 @@
                     </pic:cNvPicPr>
                   </pic:nvPicPr>
                   <pic:blipFill>
-                    <a:blip r:embed="rId10" cstate="print">
+                    <a:blip r:embed="rId11" cstate="print">
                       <a:extLst>
                         <a:ext uri="{28A0092B-C50C-407E-A947-70E740481C1C}">
                           <a14:useLocalDpi xmlns:a14="http://schemas.microsoft.com/office/drawing/2010/main" val="0"/>
@@ -5278,6 +7941,7 @@
           <w:rFonts w:ascii="Times New Roman" w:hAnsi="Times New Roman" w:cs="Times New Roman"/>
         </w:rPr>
       </w:pPr>
+      <w:bookmarkStart w:id="16" w:name="_Toc230642721"/>
       <w:r>
         <w:rPr>
           <w:rFonts w:ascii="Times New Roman" w:hAnsi="Times New Roman" w:cs="Times New Roman"/>
@@ -5313,6 +7977,7 @@
         </w:rPr>
         <w:t>)</w:t>
       </w:r>
+      <w:bookmarkEnd w:id="16"/>
     </w:p>
     <w:p>
       <w:pPr>
@@ -5548,6 +8213,7 @@
           <w:rFonts w:ascii="Times New Roman" w:hAnsi="Times New Roman" w:cs="Times New Roman"/>
         </w:rPr>
       </w:pPr>
+      <w:bookmarkStart w:id="17" w:name="_Toc230642722"/>
       <w:r>
         <w:rPr>
           <w:rFonts w:ascii="Times New Roman" w:hAnsi="Times New Roman" w:cs="Times New Roman"/>
@@ -5555,6 +8221,7 @@
         <w:lastRenderedPageBreak/>
         <w:t>Félév során megvalósított rendszer, architektúra</w:t>
       </w:r>
+      <w:bookmarkEnd w:id="17"/>
     </w:p>
     <w:p>
       <w:pPr>
@@ -5563,12 +8230,14 @@
           <w:rFonts w:ascii="Times New Roman" w:hAnsi="Times New Roman" w:cs="Times New Roman"/>
         </w:rPr>
       </w:pPr>
+      <w:bookmarkStart w:id="18" w:name="_Toc230642723"/>
       <w:r>
         <w:rPr>
           <w:rFonts w:ascii="Times New Roman" w:hAnsi="Times New Roman" w:cs="Times New Roman"/>
         </w:rPr>
         <w:t>5.1. Komponens-alapú architektúra és moduláris felépítés</w:t>
       </w:r>
+      <w:bookmarkEnd w:id="18"/>
     </w:p>
     <w:p>
       <w:pPr>
@@ -6143,6 +8812,7 @@
           <w:rFonts w:ascii="Times New Roman" w:hAnsi="Times New Roman" w:cs="Times New Roman"/>
         </w:rPr>
       </w:pPr>
+      <w:bookmarkStart w:id="19" w:name="_Toc230642724"/>
       <w:r>
         <w:rPr>
           <w:rFonts w:ascii="Times New Roman" w:hAnsi="Times New Roman" w:cs="Times New Roman"/>
@@ -6161,6 +8831,7 @@
         </w:rPr>
         <w:t>elációs adatstruktúra</w:t>
       </w:r>
+      <w:bookmarkEnd w:id="19"/>
     </w:p>
     <w:p>
       <w:pPr>
@@ -6202,13 +8873,37 @@
         <w:rPr>
           <w:rFonts w:ascii="Times New Roman" w:hAnsi="Times New Roman" w:cs="Times New Roman"/>
         </w:rPr>
-        <w:t xml:space="preserve"> sémák közötti strukturális kapcsolatot az alábbi statikus osztálydiagram szemlélteti.</w:t>
-      </w:r>
-      <w:r>
-        <w:rPr>
-          <w:rFonts w:ascii="Times New Roman" w:hAnsi="Times New Roman" w:cs="Times New Roman"/>
-        </w:rPr>
-        <w:t xml:space="preserve"> Az entitások között logikahierarchia és függőségek lének fel.</w:t>
+        <w:t xml:space="preserve"> sémák közötti strukturális kapcsolatot az alábbi</w:t>
+      </w:r>
+      <w:r>
+        <w:rPr>
+          <w:rFonts w:ascii="Times New Roman" w:hAnsi="Times New Roman" w:cs="Times New Roman"/>
+        </w:rPr>
+        <w:t>felsorolás szemlélteti</w:t>
+      </w:r>
+      <w:r>
+        <w:rPr>
+          <w:rFonts w:ascii="Times New Roman" w:hAnsi="Times New Roman" w:cs="Times New Roman"/>
+        </w:rPr>
+        <w:t>.</w:t>
+      </w:r>
+      <w:r>
+        <w:rPr>
+          <w:rFonts w:ascii="Times New Roman" w:hAnsi="Times New Roman" w:cs="Times New Roman"/>
+        </w:rPr>
+        <w:t xml:space="preserve"> Az entitások között logikahierarchia és függőségek </w:t>
+      </w:r>
+      <w:r>
+        <w:rPr>
+          <w:rFonts w:ascii="Times New Roman" w:hAnsi="Times New Roman" w:cs="Times New Roman"/>
+        </w:rPr>
+        <w:t>állnak fenn</w:t>
+      </w:r>
+      <w:r>
+        <w:rPr>
+          <w:rFonts w:ascii="Times New Roman" w:hAnsi="Times New Roman" w:cs="Times New Roman"/>
+        </w:rPr>
+        <w:t>.</w:t>
       </w:r>
     </w:p>
     <w:p>
@@ -6471,12 +9166,14 @@
           <w:rFonts w:ascii="Times New Roman" w:hAnsi="Times New Roman" w:cs="Times New Roman"/>
         </w:rPr>
       </w:pPr>
+      <w:bookmarkStart w:id="20" w:name="_Toc230642725"/>
       <w:r>
         <w:rPr>
           <w:rFonts w:ascii="Times New Roman" w:hAnsi="Times New Roman" w:cs="Times New Roman"/>
         </w:rPr>
         <w:t>5.3. Dinamikus működés</w:t>
       </w:r>
+      <w:bookmarkEnd w:id="20"/>
     </w:p>
     <w:p>
       <w:pPr>
@@ -6518,7 +9215,13 @@
         <w:rPr>
           <w:rFonts w:ascii="Times New Roman" w:hAnsi="Times New Roman" w:cs="Times New Roman"/>
         </w:rPr>
-        <w:t>) felhőszolgáltatások közötti adatáramlást a válaszgenerálási folyamat során az alábbi szekvenciadiagram mutatja be.</w:t>
+        <w:t>) felhőszolgáltatások közötti adatáramlást a válaszgenerálási folyama</w:t>
+      </w:r>
+      <w:r>
+        <w:rPr>
+          <w:rFonts w:ascii="Times New Roman" w:hAnsi="Times New Roman" w:cs="Times New Roman"/>
+        </w:rPr>
+        <w:t>tot a következő felsorolás szemlélteti:</w:t>
       </w:r>
     </w:p>
     <w:p>
@@ -7256,12 +9959,14 @@
           <w:rFonts w:ascii="Times New Roman" w:hAnsi="Times New Roman" w:cs="Times New Roman"/>
         </w:rPr>
       </w:pPr>
+      <w:bookmarkStart w:id="21" w:name="_Toc230642726"/>
       <w:r>
         <w:rPr>
           <w:rFonts w:ascii="Times New Roman" w:hAnsi="Times New Roman" w:cs="Times New Roman"/>
         </w:rPr>
         <w:t>5.4. Adatszeparáció és gyűjtemény-struktúra a vektoradatbázisban</w:t>
       </w:r>
+      <w:bookmarkEnd w:id="21"/>
     </w:p>
     <w:p>
       <w:pPr>
@@ -7329,669 +10034,13 @@
       </w:pPr>
       <w:r>
         <w:rPr>
-          <w:rFonts w:ascii="Times New Roman" w:hAnsi="Times New Roman" w:cs="Times New Roman"/>
-        </w:rPr>
-        <w:t>JSON</w:t>
-      </w:r>
-    </w:p>
-    <w:p>
-      <w:pPr>
-        <w:spacing w:after="0" w:line="240" w:lineRule="auto"/>
-        <w:rPr>
-          <w:rFonts w:ascii="Times New Roman" w:hAnsi="Times New Roman" w:cs="Times New Roman"/>
-        </w:rPr>
-      </w:pPr>
-      <w:r>
-        <w:rPr>
-          <w:rFonts w:ascii="Times New Roman" w:hAnsi="Times New Roman" w:cs="Times New Roman"/>
-        </w:rPr>
-        <w:t>{</w:t>
-      </w:r>
-    </w:p>
-    <w:p>
-      <w:pPr>
-        <w:spacing w:after="0" w:line="240" w:lineRule="auto"/>
-        <w:rPr>
-          <w:rFonts w:ascii="Times New Roman" w:hAnsi="Times New Roman" w:cs="Times New Roman"/>
-        </w:rPr>
-      </w:pPr>
-      <w:r>
-        <w:rPr>
-          <w:rFonts w:ascii="Times New Roman" w:hAnsi="Times New Roman" w:cs="Times New Roman"/>
-        </w:rPr>
-        <w:t xml:space="preserve">  </w:t>
-      </w:r>
-      <w:r>
-        <w:rPr>
-          <w:rFonts w:ascii="Times New Roman" w:hAnsi="Times New Roman" w:cs="Times New Roman"/>
-        </w:rPr>
-        <w:tab/>
-      </w:r>
-      <w:r>
-        <w:rPr>
-          <w:rFonts w:ascii="Times New Roman" w:hAnsi="Times New Roman" w:cs="Times New Roman"/>
-        </w:rPr>
-        <w:t>"</w:t>
-      </w:r>
-      <w:proofErr w:type="spellStart"/>
-      <w:r>
-        <w:rPr>
-          <w:rFonts w:ascii="Times New Roman" w:hAnsi="Times New Roman" w:cs="Times New Roman"/>
-        </w:rPr>
-        <w:t>id</w:t>
-      </w:r>
-      <w:proofErr w:type="spellEnd"/>
-      <w:r>
-        <w:rPr>
-          <w:rFonts w:ascii="Times New Roman" w:hAnsi="Times New Roman" w:cs="Times New Roman"/>
-        </w:rPr>
-        <w:t>": "uuid-v4-azonosito",</w:t>
-      </w:r>
-    </w:p>
-    <w:p>
-      <w:pPr>
-        <w:spacing w:after="0" w:line="240" w:lineRule="auto"/>
-        <w:rPr>
-          <w:rFonts w:ascii="Times New Roman" w:hAnsi="Times New Roman" w:cs="Times New Roman"/>
-        </w:rPr>
-      </w:pPr>
-      <w:r>
-        <w:rPr>
-          <w:rFonts w:ascii="Times New Roman" w:hAnsi="Times New Roman" w:cs="Times New Roman"/>
-        </w:rPr>
-        <w:t xml:space="preserve">  </w:t>
-      </w:r>
-      <w:r>
-        <w:rPr>
-          <w:rFonts w:ascii="Times New Roman" w:hAnsi="Times New Roman" w:cs="Times New Roman"/>
-        </w:rPr>
-        <w:tab/>
-      </w:r>
-      <w:r>
-        <w:rPr>
-          <w:rFonts w:ascii="Times New Roman" w:hAnsi="Times New Roman" w:cs="Times New Roman"/>
-        </w:rPr>
-        <w:t>"</w:t>
-      </w:r>
-      <w:proofErr w:type="spellStart"/>
-      <w:r>
-        <w:rPr>
-          <w:rFonts w:ascii="Times New Roman" w:hAnsi="Times New Roman" w:cs="Times New Roman"/>
-        </w:rPr>
-        <w:t>vector</w:t>
-      </w:r>
-      <w:proofErr w:type="spellEnd"/>
-      <w:r>
-        <w:rPr>
-          <w:rFonts w:ascii="Times New Roman" w:hAnsi="Times New Roman" w:cs="Times New Roman"/>
-        </w:rPr>
-        <w:t xml:space="preserve">": [0.0125, -0.0432, ..., 0.0091], </w:t>
-      </w:r>
-    </w:p>
-    <w:p>
-      <w:pPr>
-        <w:spacing w:after="0" w:line="240" w:lineRule="auto"/>
-        <w:rPr>
-          <w:rFonts w:ascii="Times New Roman" w:hAnsi="Times New Roman" w:cs="Times New Roman"/>
-        </w:rPr>
-      </w:pPr>
-      <w:r>
-        <w:rPr>
-          <w:rFonts w:ascii="Times New Roman" w:hAnsi="Times New Roman" w:cs="Times New Roman"/>
-        </w:rPr>
-        <w:t xml:space="preserve">  </w:t>
-      </w:r>
-      <w:r>
-        <w:rPr>
-          <w:rFonts w:ascii="Times New Roman" w:hAnsi="Times New Roman" w:cs="Times New Roman"/>
-        </w:rPr>
-        <w:tab/>
-      </w:r>
-      <w:r>
-        <w:rPr>
-          <w:rFonts w:ascii="Times New Roman" w:hAnsi="Times New Roman" w:cs="Times New Roman"/>
-        </w:rPr>
-        <w:t>"</w:t>
-      </w:r>
-      <w:proofErr w:type="spellStart"/>
-      <w:r>
-        <w:rPr>
-          <w:rFonts w:ascii="Times New Roman" w:hAnsi="Times New Roman" w:cs="Times New Roman"/>
-        </w:rPr>
-        <w:t>payload</w:t>
-      </w:r>
-      <w:proofErr w:type="spellEnd"/>
-      <w:r>
-        <w:rPr>
-          <w:rFonts w:ascii="Times New Roman" w:hAnsi="Times New Roman" w:cs="Times New Roman"/>
-        </w:rPr>
-        <w:t xml:space="preserve">": </w:t>
-      </w:r>
-    </w:p>
-    <w:p>
-      <w:pPr>
-        <w:spacing w:after="0" w:line="240" w:lineRule="auto"/>
-        <w:ind w:firstLine="708"/>
-        <w:rPr>
-          <w:rFonts w:ascii="Times New Roman" w:hAnsi="Times New Roman" w:cs="Times New Roman"/>
-        </w:rPr>
-      </w:pPr>
-      <w:r>
-        <w:rPr>
-          <w:rFonts w:ascii="Times New Roman" w:hAnsi="Times New Roman" w:cs="Times New Roman"/>
-        </w:rPr>
-        <w:t>{</w:t>
-      </w:r>
-    </w:p>
-    <w:p>
-      <w:pPr>
-        <w:spacing w:after="0" w:line="240" w:lineRule="auto"/>
-        <w:rPr>
-          <w:rFonts w:ascii="Times New Roman" w:hAnsi="Times New Roman" w:cs="Times New Roman"/>
-        </w:rPr>
-      </w:pPr>
-      <w:r>
-        <w:rPr>
-          <w:rFonts w:ascii="Times New Roman" w:hAnsi="Times New Roman" w:cs="Times New Roman"/>
-        </w:rPr>
-        <w:t xml:space="preserve">    </w:t>
-      </w:r>
-      <w:r>
-        <w:rPr>
-          <w:rFonts w:ascii="Times New Roman" w:hAnsi="Times New Roman" w:cs="Times New Roman"/>
-        </w:rPr>
-        <w:tab/>
-      </w:r>
-      <w:r>
-        <w:rPr>
-          <w:rFonts w:ascii="Times New Roman" w:hAnsi="Times New Roman" w:cs="Times New Roman"/>
-        </w:rPr>
-        <w:tab/>
-      </w:r>
-      <w:r>
-        <w:rPr>
-          <w:rFonts w:ascii="Times New Roman" w:hAnsi="Times New Roman" w:cs="Times New Roman"/>
-        </w:rPr>
-        <w:t>"</w:t>
-      </w:r>
-      <w:proofErr w:type="spellStart"/>
-      <w:r>
-        <w:rPr>
-          <w:rFonts w:ascii="Times New Roman" w:hAnsi="Times New Roman" w:cs="Times New Roman"/>
-        </w:rPr>
-        <w:t>business_id</w:t>
-      </w:r>
-      <w:proofErr w:type="spellEnd"/>
-      <w:r>
-        <w:rPr>
-          <w:rFonts w:ascii="Times New Roman" w:hAnsi="Times New Roman" w:cs="Times New Roman"/>
-        </w:rPr>
-        <w:t>": 1,</w:t>
-      </w:r>
-    </w:p>
-    <w:p>
-      <w:pPr>
-        <w:spacing w:after="0" w:line="240" w:lineRule="auto"/>
-        <w:rPr>
-          <w:rFonts w:ascii="Times New Roman" w:hAnsi="Times New Roman" w:cs="Times New Roman"/>
-        </w:rPr>
-      </w:pPr>
-      <w:r>
-        <w:rPr>
-          <w:rFonts w:ascii="Times New Roman" w:hAnsi="Times New Roman" w:cs="Times New Roman"/>
-        </w:rPr>
-        <w:t xml:space="preserve">    </w:t>
-      </w:r>
-      <w:r>
-        <w:rPr>
-          <w:rFonts w:ascii="Times New Roman" w:hAnsi="Times New Roman" w:cs="Times New Roman"/>
-        </w:rPr>
-        <w:tab/>
-      </w:r>
-      <w:r>
-        <w:rPr>
-          <w:rFonts w:ascii="Times New Roman" w:hAnsi="Times New Roman" w:cs="Times New Roman"/>
-        </w:rPr>
-        <w:tab/>
-      </w:r>
-      <w:r>
-        <w:rPr>
-          <w:rFonts w:ascii="Times New Roman" w:hAnsi="Times New Roman" w:cs="Times New Roman"/>
-        </w:rPr>
-        <w:t>"</w:t>
-      </w:r>
-      <w:proofErr w:type="spellStart"/>
-      <w:r>
-        <w:rPr>
-          <w:rFonts w:ascii="Times New Roman" w:hAnsi="Times New Roman" w:cs="Times New Roman"/>
-        </w:rPr>
-        <w:t>review_text</w:t>
-      </w:r>
-      <w:proofErr w:type="spellEnd"/>
-      <w:r>
-        <w:rPr>
-          <w:rFonts w:ascii="Times New Roman" w:hAnsi="Times New Roman" w:cs="Times New Roman"/>
-        </w:rPr>
-        <w:t>": "Kiváló kiszolgálás, csak a parkolás nehéz.",</w:t>
-      </w:r>
-    </w:p>
-    <w:p>
-      <w:pPr>
-        <w:spacing w:after="0" w:line="240" w:lineRule="auto"/>
-        <w:ind w:left="1416"/>
-        <w:rPr>
-          <w:rFonts w:ascii="Times New Roman" w:hAnsi="Times New Roman" w:cs="Times New Roman"/>
-        </w:rPr>
-      </w:pPr>
-      <w:r>
-        <w:rPr>
-          <w:rFonts w:ascii="Times New Roman" w:hAnsi="Times New Roman" w:cs="Times New Roman"/>
-        </w:rPr>
-        <w:t>"</w:t>
-      </w:r>
-      <w:proofErr w:type="spellStart"/>
-      <w:r>
-        <w:rPr>
-          <w:rFonts w:ascii="Times New Roman" w:hAnsi="Times New Roman" w:cs="Times New Roman"/>
-        </w:rPr>
-        <w:t>approved_reply</w:t>
-      </w:r>
-      <w:proofErr w:type="spellEnd"/>
-      <w:r>
-        <w:rPr>
-          <w:rFonts w:ascii="Times New Roman" w:hAnsi="Times New Roman" w:cs="Times New Roman"/>
-        </w:rPr>
-        <w:t>": "Köszönjük a visszajelzést! Örömmel halljuk, hogy elégedett volt a kiszolgálással. A parkolási lehetőségek bővítésén folyamatosan dolgozunk."</w:t>
-      </w:r>
-    </w:p>
-    <w:p>
-      <w:pPr>
-        <w:spacing w:after="0" w:line="240" w:lineRule="auto"/>
-        <w:rPr>
-          <w:rFonts w:ascii="Times New Roman" w:hAnsi="Times New Roman" w:cs="Times New Roman"/>
-        </w:rPr>
-      </w:pPr>
-      <w:r>
-        <w:rPr>
-          <w:rFonts w:ascii="Times New Roman" w:hAnsi="Times New Roman" w:cs="Times New Roman"/>
-        </w:rPr>
-        <w:t xml:space="preserve">  </w:t>
-      </w:r>
-      <w:r>
-        <w:rPr>
-          <w:rFonts w:ascii="Times New Roman" w:hAnsi="Times New Roman" w:cs="Times New Roman"/>
-        </w:rPr>
-        <w:tab/>
-      </w:r>
-      <w:r>
-        <w:rPr>
-          <w:rFonts w:ascii="Times New Roman" w:hAnsi="Times New Roman" w:cs="Times New Roman"/>
-        </w:rPr>
-        <w:t>}</w:t>
-      </w:r>
-    </w:p>
-    <w:p>
-      <w:pPr>
-        <w:spacing w:after="0" w:line="240" w:lineRule="auto"/>
-        <w:rPr>
-          <w:rFonts w:ascii="Times New Roman" w:hAnsi="Times New Roman" w:cs="Times New Roman"/>
-        </w:rPr>
-      </w:pPr>
-      <w:r>
-        <w:rPr>
-          <w:rFonts w:ascii="Times New Roman" w:hAnsi="Times New Roman" w:cs="Times New Roman"/>
-        </w:rPr>
-        <w:t>}</w:t>
-      </w:r>
-    </w:p>
-    <w:p>
-      <w:pPr>
-        <w:spacing w:after="0" w:line="240" w:lineRule="auto"/>
-        <w:rPr>
-          <w:rFonts w:ascii="Times New Roman" w:hAnsi="Times New Roman" w:cs="Times New Roman"/>
-        </w:rPr>
-      </w:pPr>
-    </w:p>
-    <w:p>
-      <w:pPr>
-        <w:spacing w:line="360" w:lineRule="auto"/>
-        <w:jc w:val="both"/>
-        <w:rPr>
-          <w:rFonts w:ascii="Times New Roman" w:hAnsi="Times New Roman" w:cs="Times New Roman"/>
-        </w:rPr>
-      </w:pPr>
-      <w:r>
-        <w:rPr>
-          <w:rFonts w:ascii="Times New Roman" w:hAnsi="Times New Roman" w:cs="Times New Roman"/>
-        </w:rPr>
-        <w:t xml:space="preserve">A keresés indításakor a </w:t>
-      </w:r>
-      <w:proofErr w:type="spellStart"/>
-      <w:r>
-        <w:rPr>
-          <w:rFonts w:ascii="Times New Roman" w:hAnsi="Times New Roman" w:cs="Times New Roman"/>
-        </w:rPr>
-        <w:t>Qdrant</w:t>
-      </w:r>
-      <w:proofErr w:type="spellEnd"/>
-      <w:r>
-        <w:rPr>
-          <w:rFonts w:ascii="Times New Roman" w:hAnsi="Times New Roman" w:cs="Times New Roman"/>
-        </w:rPr>
-        <w:t xml:space="preserve"> belső indexelő motorja először végrehajtja a </w:t>
-      </w:r>
-      <w:proofErr w:type="spellStart"/>
-      <w:r>
-        <w:rPr>
-          <w:rFonts w:ascii="Times New Roman" w:hAnsi="Times New Roman" w:cs="Times New Roman"/>
-        </w:rPr>
-        <w:t>payload</w:t>
-      </w:r>
-      <w:proofErr w:type="spellEnd"/>
-      <w:r>
-        <w:rPr>
-          <w:rFonts w:ascii="Times New Roman" w:hAnsi="Times New Roman" w:cs="Times New Roman"/>
-        </w:rPr>
-        <w:t>-alapú szűrést</w:t>
-      </w:r>
-      <w:r>
-        <w:rPr>
-          <w:rFonts w:ascii="Times New Roman" w:hAnsi="Times New Roman" w:cs="Times New Roman"/>
-        </w:rPr>
-        <w:t xml:space="preserve">, </w:t>
-      </w:r>
-      <w:r>
-        <w:rPr>
-          <w:rFonts w:ascii="Times New Roman" w:hAnsi="Times New Roman" w:cs="Times New Roman"/>
-        </w:rPr>
-        <w:t xml:space="preserve">ami egy rendkívül gyors, </w:t>
-      </w:r>
-      <w:proofErr w:type="gramStart"/>
-      <w:r>
-        <w:rPr>
-          <w:rFonts w:ascii="Times New Roman" w:hAnsi="Times New Roman" w:cs="Times New Roman"/>
-        </w:rPr>
-        <w:t>O(</w:t>
-      </w:r>
-      <w:proofErr w:type="gramEnd"/>
-      <w:r>
-        <w:rPr>
-          <w:rFonts w:ascii="Times New Roman" w:hAnsi="Times New Roman" w:cs="Times New Roman"/>
-        </w:rPr>
-        <w:t xml:space="preserve">1) komplexitású </w:t>
-      </w:r>
-      <w:proofErr w:type="spellStart"/>
-      <w:r>
-        <w:rPr>
-          <w:rFonts w:ascii="Times New Roman" w:hAnsi="Times New Roman" w:cs="Times New Roman"/>
-        </w:rPr>
-        <w:t>hash</w:t>
-      </w:r>
-      <w:proofErr w:type="spellEnd"/>
-      <w:r>
-        <w:rPr>
-          <w:rFonts w:ascii="Times New Roman" w:hAnsi="Times New Roman" w:cs="Times New Roman"/>
-        </w:rPr>
-        <w:t>-alapú szűrés a relációs kulcson, és a matematikai koszinusz-hasonlósági számítást már csak ezen a szűrt részhalmazon futtatja le. Ez a megközelítés nemcsak a legmagasabb szintű adatbiztonságot garantálja, de radikálisan csökkenti a keresés számítási igényét is, biztosítva a rendszer horizontális skálázhatóságát.</w:t>
-      </w:r>
-    </w:p>
-    <w:p>
-      <w:pPr>
-        <w:spacing w:line="360" w:lineRule="auto"/>
-        <w:rPr>
-          <w:rFonts w:ascii="Times New Roman" w:hAnsi="Times New Roman" w:cs="Times New Roman"/>
-        </w:rPr>
-      </w:pPr>
-      <w:r>
-        <w:rPr>
-          <w:rFonts w:ascii="Times New Roman" w:hAnsi="Times New Roman" w:cs="Times New Roman"/>
-        </w:rPr>
-        <w:br w:type="page"/>
-      </w:r>
-    </w:p>
-    <w:p>
-      <w:pPr>
-        <w:pStyle w:val="Cmsor1"/>
-        <w:numPr>
-          <w:ilvl w:val="0"/>
-          <w:numId w:val="1"/>
-        </w:numPr>
-        <w:spacing w:line="360" w:lineRule="auto"/>
-        <w:rPr>
-          <w:rFonts w:ascii="Times New Roman" w:hAnsi="Times New Roman" w:cs="Times New Roman"/>
-        </w:rPr>
-      </w:pPr>
-      <w:r>
-        <w:rPr>
-          <w:rFonts w:ascii="Times New Roman" w:hAnsi="Times New Roman" w:cs="Times New Roman"/>
-        </w:rPr>
-        <w:lastRenderedPageBreak/>
-        <w:t>Megvalósítás részletei, tapasztalatok</w:t>
-      </w:r>
-    </w:p>
-    <w:p>
-      <w:pPr>
-        <w:pStyle w:val="Cmsor2"/>
-        <w:rPr>
-          <w:rFonts w:ascii="Times New Roman" w:hAnsi="Times New Roman" w:cs="Times New Roman"/>
-        </w:rPr>
-      </w:pPr>
-      <w:r>
-        <w:rPr>
-          <w:rFonts w:ascii="Times New Roman" w:hAnsi="Times New Roman" w:cs="Times New Roman"/>
-        </w:rPr>
-        <w:t xml:space="preserve">6.1. Az adatbázis feltöltése és a RAG </w:t>
-      </w:r>
-      <w:proofErr w:type="spellStart"/>
-      <w:r>
-        <w:rPr>
-          <w:rFonts w:ascii="Times New Roman" w:hAnsi="Times New Roman" w:cs="Times New Roman"/>
-        </w:rPr>
-        <w:t>pipeline</w:t>
-      </w:r>
-      <w:proofErr w:type="spellEnd"/>
-      <w:r>
-        <w:rPr>
-          <w:rFonts w:ascii="Times New Roman" w:hAnsi="Times New Roman" w:cs="Times New Roman"/>
-        </w:rPr>
-        <w:t xml:space="preserve"> előkészítése (ETL folyamat)</w:t>
-      </w:r>
-    </w:p>
-    <w:p>
-      <w:pPr>
-        <w:spacing w:line="360" w:lineRule="auto"/>
-        <w:jc w:val="both"/>
-        <w:rPr>
-          <w:rFonts w:ascii="Times New Roman" w:hAnsi="Times New Roman" w:cs="Times New Roman"/>
-        </w:rPr>
-      </w:pPr>
-      <w:r>
-        <w:rPr>
-          <w:rFonts w:ascii="Times New Roman" w:hAnsi="Times New Roman" w:cs="Times New Roman"/>
-        </w:rPr>
-        <w:t xml:space="preserve">A rendszer működésének alapfeltétele a korábbi ügyfélértékelések strukturált betöltése a </w:t>
-      </w:r>
-      <w:proofErr w:type="spellStart"/>
-      <w:r>
-        <w:rPr>
-          <w:rFonts w:ascii="Times New Roman" w:hAnsi="Times New Roman" w:cs="Times New Roman"/>
-        </w:rPr>
-        <w:t>Qdrant</w:t>
-      </w:r>
-      <w:proofErr w:type="spellEnd"/>
-      <w:r>
-        <w:rPr>
-          <w:rFonts w:ascii="Times New Roman" w:hAnsi="Times New Roman" w:cs="Times New Roman"/>
-        </w:rPr>
-        <w:t xml:space="preserve"> vektoradatbázisba. Ezt az </w:t>
-      </w:r>
-      <w:proofErr w:type="spellStart"/>
-      <w:r>
-        <w:rPr>
-          <w:rFonts w:ascii="Times New Roman" w:hAnsi="Times New Roman" w:cs="Times New Roman"/>
-        </w:rPr>
-        <w:t>Extract</w:t>
-      </w:r>
-      <w:proofErr w:type="spellEnd"/>
-      <w:r>
-        <w:rPr>
-          <w:rFonts w:ascii="Times New Roman" w:hAnsi="Times New Roman" w:cs="Times New Roman"/>
-        </w:rPr>
-        <w:t xml:space="preserve">, </w:t>
-      </w:r>
-      <w:proofErr w:type="spellStart"/>
-      <w:r>
-        <w:rPr>
-          <w:rFonts w:ascii="Times New Roman" w:hAnsi="Times New Roman" w:cs="Times New Roman"/>
-        </w:rPr>
-        <w:t>Transform</w:t>
-      </w:r>
-      <w:proofErr w:type="spellEnd"/>
-      <w:r>
-        <w:rPr>
-          <w:rFonts w:ascii="Times New Roman" w:hAnsi="Times New Roman" w:cs="Times New Roman"/>
-        </w:rPr>
-        <w:t xml:space="preserve">, </w:t>
-      </w:r>
-      <w:proofErr w:type="spellStart"/>
-      <w:r>
-        <w:rPr>
-          <w:rFonts w:ascii="Times New Roman" w:hAnsi="Times New Roman" w:cs="Times New Roman"/>
-        </w:rPr>
-        <w:t>Load</w:t>
-      </w:r>
-      <w:proofErr w:type="spellEnd"/>
-      <w:r>
-        <w:rPr>
-          <w:rFonts w:ascii="Times New Roman" w:hAnsi="Times New Roman" w:cs="Times New Roman"/>
-        </w:rPr>
-        <w:t xml:space="preserve"> (ETL) folyamatot a db_feltoltes.py </w:t>
-      </w:r>
-      <w:proofErr w:type="spellStart"/>
-      <w:r>
-        <w:rPr>
-          <w:rFonts w:ascii="Times New Roman" w:hAnsi="Times New Roman" w:cs="Times New Roman"/>
-        </w:rPr>
-        <w:t>szkript</w:t>
-      </w:r>
-      <w:proofErr w:type="spellEnd"/>
-      <w:r>
-        <w:rPr>
-          <w:rFonts w:ascii="Times New Roman" w:hAnsi="Times New Roman" w:cs="Times New Roman"/>
-        </w:rPr>
-        <w:t xml:space="preserve"> végzi el. A megvalósítás során aszinkron adatfeldolgozást alkalmaztam. A </w:t>
-      </w:r>
-      <w:proofErr w:type="spellStart"/>
-      <w:r>
-        <w:rPr>
-          <w:rFonts w:ascii="Times New Roman" w:hAnsi="Times New Roman" w:cs="Times New Roman"/>
-        </w:rPr>
-        <w:t>szkript</w:t>
-      </w:r>
-      <w:proofErr w:type="spellEnd"/>
-      <w:r>
-        <w:rPr>
-          <w:rFonts w:ascii="Times New Roman" w:hAnsi="Times New Roman" w:cs="Times New Roman"/>
-        </w:rPr>
-        <w:t xml:space="preserve"> beolvassa a nyers adatokat, a Google </w:t>
-      </w:r>
-      <w:proofErr w:type="spellStart"/>
-      <w:r>
-        <w:rPr>
-          <w:rFonts w:ascii="Times New Roman" w:hAnsi="Times New Roman" w:cs="Times New Roman"/>
-        </w:rPr>
-        <w:t>Gemini</w:t>
-      </w:r>
-      <w:proofErr w:type="spellEnd"/>
-      <w:r>
-        <w:rPr>
-          <w:rFonts w:ascii="Times New Roman" w:hAnsi="Times New Roman" w:cs="Times New Roman"/>
-        </w:rPr>
-        <w:t xml:space="preserve"> gemini-embedding-001 modelljével legenerálja a 3072 dimenziós vektorokat, majd egy szigorúan típusos </w:t>
-      </w:r>
-      <w:proofErr w:type="spellStart"/>
-      <w:r>
-        <w:rPr>
-          <w:rFonts w:ascii="Times New Roman" w:hAnsi="Times New Roman" w:cs="Times New Roman"/>
-        </w:rPr>
-        <w:t>Payload</w:t>
-      </w:r>
-      <w:proofErr w:type="spellEnd"/>
-      <w:r>
-        <w:rPr>
-          <w:rFonts w:ascii="Times New Roman" w:hAnsi="Times New Roman" w:cs="Times New Roman"/>
-        </w:rPr>
-        <w:t xml:space="preserve"> objektum kíséretében feltölti azokat a felhőbe.</w:t>
-      </w:r>
-    </w:p>
-    <w:p>
-      <w:pPr>
-        <w:spacing w:line="360" w:lineRule="auto"/>
-        <w:rPr>
-          <w:rFonts w:ascii="Times New Roman" w:hAnsi="Times New Roman" w:cs="Times New Roman"/>
-        </w:rPr>
-      </w:pPr>
-      <w:r>
-        <w:rPr>
-          <w:rFonts w:ascii="Times New Roman" w:hAnsi="Times New Roman" w:cs="Times New Roman"/>
-        </w:rPr>
-        <w:t>Kiemelt figyelmet igényelt a feltöltési struktúra kialakítása, hogy a későbbi szűrések (</w:t>
-      </w:r>
-      <w:proofErr w:type="gramStart"/>
-      <w:r>
-        <w:rPr>
-          <w:rFonts w:ascii="Times New Roman" w:hAnsi="Times New Roman" w:cs="Times New Roman"/>
-        </w:rPr>
-        <w:t>Multi-</w:t>
-      </w:r>
-      <w:proofErr w:type="spellStart"/>
-      <w:r>
-        <w:rPr>
-          <w:rFonts w:ascii="Times New Roman" w:hAnsi="Times New Roman" w:cs="Times New Roman"/>
-        </w:rPr>
-        <w:t>tenancy</w:t>
-      </w:r>
-      <w:proofErr w:type="spellEnd"/>
-      <w:proofErr w:type="gramEnd"/>
-      <w:r>
-        <w:rPr>
-          <w:rFonts w:ascii="Times New Roman" w:hAnsi="Times New Roman" w:cs="Times New Roman"/>
-        </w:rPr>
-        <w:t xml:space="preserve">) hibátlanul </w:t>
-      </w:r>
-      <w:proofErr w:type="spellStart"/>
-      <w:r>
-        <w:rPr>
-          <w:rFonts w:ascii="Times New Roman" w:hAnsi="Times New Roman" w:cs="Times New Roman"/>
-        </w:rPr>
-        <w:t>lefuthessenek</w:t>
-      </w:r>
-      <w:proofErr w:type="spellEnd"/>
-      <w:r>
-        <w:rPr>
-          <w:rFonts w:ascii="Times New Roman" w:hAnsi="Times New Roman" w:cs="Times New Roman"/>
-        </w:rPr>
-        <w:t>:</w:t>
-      </w:r>
-    </w:p>
-    <w:p>
-      <w:pPr>
-        <w:spacing w:line="360" w:lineRule="auto"/>
-        <w:jc w:val="center"/>
-        <w:rPr>
-          <w:rFonts w:ascii="Times New Roman" w:hAnsi="Times New Roman" w:cs="Times New Roman"/>
-        </w:rPr>
-      </w:pPr>
-      <w:r>
-        <w:rPr>
-          <w:rFonts w:ascii="Times New Roman" w:hAnsi="Times New Roman" w:cs="Times New Roman"/>
           <w:noProof/>
         </w:rPr>
         <w:drawing>
-          <wp:inline distT="0" distB="0" distL="0" distR="0" wp14:anchorId="6ACB65C2" wp14:editId="58445D0B">
-            <wp:extent cx="4293931" cy="4184542"/>
-            <wp:effectExtent l="0" t="0" r="0" b="6985"/>
-            <wp:docPr id="1174390836" name="Kép 1"/>
+          <wp:inline distT="0" distB="0" distL="0" distR="0" wp14:anchorId="7D6B8354" wp14:editId="13464BB5">
+            <wp:extent cx="5759450" cy="1918970"/>
+            <wp:effectExtent l="0" t="0" r="0" b="5080"/>
+            <wp:docPr id="1440774203" name="Kép 1"/>
             <wp:cNvGraphicFramePr>
               <a:graphicFrameLocks xmlns:a="http://schemas.openxmlformats.org/drawingml/2006/main" noChangeAspect="1"/>
             </wp:cNvGraphicFramePr>
@@ -7999,12 +10048,20 @@
               <a:graphicData uri="http://schemas.openxmlformats.org/drawingml/2006/picture">
                 <pic:pic xmlns:pic="http://schemas.openxmlformats.org/drawingml/2006/picture">
                   <pic:nvPicPr>
-                    <pic:cNvPr id="1174390836" name=""/>
-                    <pic:cNvPicPr/>
+                    <pic:cNvPr id="0" name="Picture 1"/>
+                    <pic:cNvPicPr>
+                      <a:picLocks noChangeAspect="1" noChangeArrowheads="1"/>
+                    </pic:cNvPicPr>
                   </pic:nvPicPr>
-                  <pic:blipFill rotWithShape="1">
-                    <a:blip r:embed="rId11"/>
-                    <a:srcRect t="4769"/>
+                  <pic:blipFill>
+                    <a:blip r:embed="rId12" cstate="print">
+                      <a:extLst>
+                        <a:ext uri="{28A0092B-C50C-407E-A947-70E740481C1C}">
+                          <a14:useLocalDpi xmlns:a14="http://schemas.microsoft.com/office/drawing/2010/main" val="0"/>
+                        </a:ext>
+                      </a:extLst>
+                    </a:blip>
+                    <a:srcRect/>
                     <a:stretch>
                       <a:fillRect/>
                     </a:stretch>
@@ -8012,19 +10069,15 @@
                   <pic:spPr bwMode="auto">
                     <a:xfrm>
                       <a:off x="0" y="0"/>
-                      <a:ext cx="4325798" cy="4215597"/>
+                      <a:ext cx="5759450" cy="1918970"/>
                     </a:xfrm>
                     <a:prstGeom prst="rect">
                       <a:avLst/>
                     </a:prstGeom>
+                    <a:noFill/>
                     <a:ln>
                       <a:noFill/>
                     </a:ln>
-                    <a:extLst>
-                      <a:ext uri="{53640926-AAD7-44D8-BBD7-CCE9431645EC}">
-                        <a14:shadowObscured xmlns:a14="http://schemas.microsoft.com/office/drawing/2010/main"/>
-                      </a:ext>
-                    </a:extLst>
                   </pic:spPr>
                 </pic:pic>
               </a:graphicData>
@@ -8035,31 +10088,122 @@
     </w:p>
     <w:p>
       <w:pPr>
-        <w:jc w:val="center"/>
-        <w:rPr>
-          <w:rFonts w:ascii="Times New Roman" w:hAnsi="Times New Roman" w:cs="Times New Roman"/>
-        </w:rPr>
-      </w:pPr>
-      <w:r>
-        <w:rPr>
-          <w:rFonts w:ascii="Times New Roman" w:hAnsi="Times New Roman" w:cs="Times New Roman"/>
-        </w:rPr>
-        <w:t xml:space="preserve">6.1. Ábra: </w:t>
-      </w:r>
-      <w:proofErr w:type="spellStart"/>
-      <w:r>
-        <w:rPr>
-          <w:rFonts w:ascii="Times New Roman" w:hAnsi="Times New Roman" w:cs="Times New Roman"/>
-        </w:rPr>
-        <w:t>Vektorizálás</w:t>
-      </w:r>
-      <w:proofErr w:type="spellEnd"/>
-      <w:r>
-        <w:rPr>
-          <w:rFonts w:ascii="Times New Roman" w:hAnsi="Times New Roman" w:cs="Times New Roman"/>
-        </w:rPr>
-        <w:t xml:space="preserve"> és feltöltés</w:t>
-      </w:r>
+        <w:spacing w:line="360" w:lineRule="auto"/>
+        <w:jc w:val="both"/>
+        <w:rPr>
+          <w:rFonts w:ascii="Times New Roman" w:hAnsi="Times New Roman" w:cs="Times New Roman"/>
+        </w:rPr>
+      </w:pPr>
+      <w:r>
+        <w:rPr>
+          <w:rFonts w:ascii="Times New Roman" w:hAnsi="Times New Roman" w:cs="Times New Roman"/>
+        </w:rPr>
+        <w:t xml:space="preserve">A keresés indításakor a </w:t>
+      </w:r>
+      <w:proofErr w:type="spellStart"/>
+      <w:r>
+        <w:rPr>
+          <w:rFonts w:ascii="Times New Roman" w:hAnsi="Times New Roman" w:cs="Times New Roman"/>
+        </w:rPr>
+        <w:t>Qdrant</w:t>
+      </w:r>
+      <w:proofErr w:type="spellEnd"/>
+      <w:r>
+        <w:rPr>
+          <w:rFonts w:ascii="Times New Roman" w:hAnsi="Times New Roman" w:cs="Times New Roman"/>
+        </w:rPr>
+        <w:t xml:space="preserve"> belső indexelő motorja először végrehajtja a </w:t>
+      </w:r>
+      <w:proofErr w:type="spellStart"/>
+      <w:r>
+        <w:rPr>
+          <w:rFonts w:ascii="Times New Roman" w:hAnsi="Times New Roman" w:cs="Times New Roman"/>
+        </w:rPr>
+        <w:t>payload</w:t>
+      </w:r>
+      <w:proofErr w:type="spellEnd"/>
+      <w:r>
+        <w:rPr>
+          <w:rFonts w:ascii="Times New Roman" w:hAnsi="Times New Roman" w:cs="Times New Roman"/>
+        </w:rPr>
+        <w:t>-alapú szűrést</w:t>
+      </w:r>
+      <w:r>
+        <w:rPr>
+          <w:rFonts w:ascii="Times New Roman" w:hAnsi="Times New Roman" w:cs="Times New Roman"/>
+        </w:rPr>
+        <w:t xml:space="preserve">, </w:t>
+      </w:r>
+      <w:r>
+        <w:rPr>
+          <w:rFonts w:ascii="Times New Roman" w:hAnsi="Times New Roman" w:cs="Times New Roman"/>
+        </w:rPr>
+        <w:t xml:space="preserve">ami egy rendkívül gyors, </w:t>
+      </w:r>
+      <w:proofErr w:type="gramStart"/>
+      <w:r>
+        <w:rPr>
+          <w:rFonts w:ascii="Times New Roman" w:hAnsi="Times New Roman" w:cs="Times New Roman"/>
+        </w:rPr>
+        <w:t>O(</w:t>
+      </w:r>
+      <w:proofErr w:type="gramEnd"/>
+      <w:r>
+        <w:rPr>
+          <w:rFonts w:ascii="Times New Roman" w:hAnsi="Times New Roman" w:cs="Times New Roman"/>
+        </w:rPr>
+        <w:t xml:space="preserve">1) komplexitású </w:t>
+      </w:r>
+      <w:proofErr w:type="spellStart"/>
+      <w:r>
+        <w:rPr>
+          <w:rFonts w:ascii="Times New Roman" w:hAnsi="Times New Roman" w:cs="Times New Roman"/>
+        </w:rPr>
+        <w:t>hash</w:t>
+      </w:r>
+      <w:proofErr w:type="spellEnd"/>
+      <w:r>
+        <w:rPr>
+          <w:rFonts w:ascii="Times New Roman" w:hAnsi="Times New Roman" w:cs="Times New Roman"/>
+        </w:rPr>
+        <w:t>-alapú szűrés a relációs kulcson, és a matematikai koszinusz-hasonlósági számítást már csak ezen a szűrt részhalmazon futtatja le. Ez a megközelítés nemcsak a legmagasabb szintű adatbiztonságot garantálja, de radikálisan csökkenti a keresés számítási igényét is, biztosítva a rendszer horizontális skálázhatóságát.</w:t>
+      </w:r>
+    </w:p>
+    <w:p>
+      <w:pPr>
+        <w:spacing w:line="360" w:lineRule="auto"/>
+        <w:rPr>
+          <w:rFonts w:ascii="Times New Roman" w:hAnsi="Times New Roman" w:cs="Times New Roman"/>
+        </w:rPr>
+      </w:pPr>
+      <w:r>
+        <w:rPr>
+          <w:rFonts w:ascii="Times New Roman" w:hAnsi="Times New Roman" w:cs="Times New Roman"/>
+        </w:rPr>
+        <w:br w:type="page"/>
+      </w:r>
+    </w:p>
+    <w:p>
+      <w:pPr>
+        <w:pStyle w:val="Cmsor1"/>
+        <w:numPr>
+          <w:ilvl w:val="0"/>
+          <w:numId w:val="1"/>
+        </w:numPr>
+        <w:spacing w:line="360" w:lineRule="auto"/>
+        <w:rPr>
+          <w:rFonts w:ascii="Times New Roman" w:hAnsi="Times New Roman" w:cs="Times New Roman"/>
+        </w:rPr>
+      </w:pPr>
+      <w:bookmarkStart w:id="22" w:name="_Toc230642727"/>
+      <w:r>
+        <w:rPr>
+          <w:rFonts w:ascii="Times New Roman" w:hAnsi="Times New Roman" w:cs="Times New Roman"/>
+        </w:rPr>
+        <w:lastRenderedPageBreak/>
+        <w:t>Megvalósítás részletei, tapasztalatok</w:t>
+      </w:r>
+      <w:bookmarkEnd w:id="22"/>
     </w:p>
     <w:p>
       <w:pPr>
@@ -8068,12 +10212,42 @@
           <w:rFonts w:ascii="Times New Roman" w:hAnsi="Times New Roman" w:cs="Times New Roman"/>
         </w:rPr>
       </w:pPr>
-      <w:r>
-        <w:rPr>
-          <w:rFonts w:ascii="Times New Roman" w:hAnsi="Times New Roman" w:cs="Times New Roman"/>
-        </w:rPr>
-        <w:lastRenderedPageBreak/>
-        <w:t xml:space="preserve">6.2. A </w:t>
+      <w:bookmarkStart w:id="23" w:name="_Toc230642728"/>
+      <w:r>
+        <w:rPr>
+          <w:rFonts w:ascii="Times New Roman" w:hAnsi="Times New Roman" w:cs="Times New Roman"/>
+        </w:rPr>
+        <w:t xml:space="preserve">6.1. Az adatbázis feltöltése és a RAG </w:t>
+      </w:r>
+      <w:proofErr w:type="spellStart"/>
+      <w:r>
+        <w:rPr>
+          <w:rFonts w:ascii="Times New Roman" w:hAnsi="Times New Roman" w:cs="Times New Roman"/>
+        </w:rPr>
+        <w:t>pipeline</w:t>
+      </w:r>
+      <w:proofErr w:type="spellEnd"/>
+      <w:r>
+        <w:rPr>
+          <w:rFonts w:ascii="Times New Roman" w:hAnsi="Times New Roman" w:cs="Times New Roman"/>
+        </w:rPr>
+        <w:t xml:space="preserve"> előkészítése (ETL folyamat)</w:t>
+      </w:r>
+      <w:bookmarkEnd w:id="23"/>
+    </w:p>
+    <w:p>
+      <w:pPr>
+        <w:spacing w:line="360" w:lineRule="auto"/>
+        <w:jc w:val="both"/>
+        <w:rPr>
+          <w:rFonts w:ascii="Times New Roman" w:hAnsi="Times New Roman" w:cs="Times New Roman"/>
+        </w:rPr>
+      </w:pPr>
+      <w:r>
+        <w:rPr>
+          <w:rFonts w:ascii="Times New Roman" w:hAnsi="Times New Roman" w:cs="Times New Roman"/>
+        </w:rPr>
+        <w:t xml:space="preserve">A rendszer működésének alapfeltétele a korábbi ügyfélértékelések strukturált betöltése a </w:t>
       </w:r>
       <w:proofErr w:type="spellStart"/>
       <w:r>
@@ -8087,183 +10261,131 @@
         <w:rPr>
           <w:rFonts w:ascii="Times New Roman" w:hAnsi="Times New Roman" w:cs="Times New Roman"/>
         </w:rPr>
-        <w:t xml:space="preserve"> API verzióváltása és a keresési logika implementációja</w:t>
-      </w:r>
-    </w:p>
-    <w:p>
-      <w:pPr>
-        <w:jc w:val="both"/>
-        <w:rPr>
-          <w:rFonts w:ascii="Times New Roman" w:hAnsi="Times New Roman" w:cs="Times New Roman"/>
-        </w:rPr>
-      </w:pPr>
-      <w:r>
-        <w:rPr>
-          <w:rFonts w:ascii="Times New Roman" w:hAnsi="Times New Roman" w:cs="Times New Roman"/>
-        </w:rPr>
-        <w:t xml:space="preserve">A fejlesztés során egy váratlan technológiai kihívást jelentett a </w:t>
-      </w:r>
-      <w:proofErr w:type="spellStart"/>
-      <w:r>
-        <w:rPr>
-          <w:rFonts w:ascii="Times New Roman" w:hAnsi="Times New Roman" w:cs="Times New Roman"/>
-        </w:rPr>
-        <w:t>Qdrant</w:t>
-      </w:r>
-      <w:proofErr w:type="spellEnd"/>
-      <w:r>
-        <w:rPr>
-          <w:rFonts w:ascii="Times New Roman" w:hAnsi="Times New Roman" w:cs="Times New Roman"/>
-        </w:rPr>
-        <w:t xml:space="preserve"> Python SDK v1.16+ verzióváltása. Míg a lokális, régebbi fejlesztői környezetben a </w:t>
-      </w:r>
-      <w:proofErr w:type="spellStart"/>
-      <w:r>
-        <w:rPr>
-          <w:rFonts w:ascii="Times New Roman" w:hAnsi="Times New Roman" w:cs="Times New Roman"/>
-        </w:rPr>
-        <w:t>q_</w:t>
-      </w:r>
-      <w:proofErr w:type="gramStart"/>
-      <w:r>
-        <w:rPr>
-          <w:rFonts w:ascii="Times New Roman" w:hAnsi="Times New Roman" w:cs="Times New Roman"/>
-        </w:rPr>
-        <w:t>client.search</w:t>
-      </w:r>
-      <w:proofErr w:type="spellEnd"/>
-      <w:proofErr w:type="gramEnd"/>
-      <w:r>
-        <w:rPr>
-          <w:rFonts w:ascii="Times New Roman" w:hAnsi="Times New Roman" w:cs="Times New Roman"/>
-        </w:rPr>
-        <w:t xml:space="preserve">() metódus felelt a koszinusz-hasonlósági lekérdezésekért, a felhőalapú </w:t>
-      </w:r>
-      <w:proofErr w:type="spellStart"/>
-      <w:r>
-        <w:rPr>
-          <w:rFonts w:ascii="Times New Roman" w:hAnsi="Times New Roman" w:cs="Times New Roman"/>
-        </w:rPr>
-        <w:t>Render</w:t>
-      </w:r>
-      <w:proofErr w:type="spellEnd"/>
-      <w:r>
-        <w:rPr>
-          <w:rFonts w:ascii="Times New Roman" w:hAnsi="Times New Roman" w:cs="Times New Roman"/>
-        </w:rPr>
-        <w:t xml:space="preserve"> telepítés során a legfrissebb könyvtár már megszüntette ezt a funkciót.</w:t>
-      </w:r>
-    </w:p>
-    <w:p>
-      <w:pPr>
-        <w:jc w:val="both"/>
-        <w:rPr>
-          <w:rFonts w:ascii="Times New Roman" w:hAnsi="Times New Roman" w:cs="Times New Roman"/>
-        </w:rPr>
-      </w:pPr>
-      <w:r>
-        <w:rPr>
-          <w:rFonts w:ascii="Times New Roman" w:hAnsi="Times New Roman" w:cs="Times New Roman"/>
-        </w:rPr>
-        <w:t xml:space="preserve">A problémát a szoftver kódbázisának azonnali </w:t>
-      </w:r>
-      <w:proofErr w:type="spellStart"/>
-      <w:r>
-        <w:rPr>
-          <w:rFonts w:ascii="Times New Roman" w:hAnsi="Times New Roman" w:cs="Times New Roman"/>
-        </w:rPr>
-        <w:t>refaktorálásával</w:t>
-      </w:r>
-      <w:proofErr w:type="spellEnd"/>
-      <w:r>
-        <w:rPr>
-          <w:rFonts w:ascii="Times New Roman" w:hAnsi="Times New Roman" w:cs="Times New Roman"/>
-        </w:rPr>
-        <w:t xml:space="preserve"> oldottam meg a main.py fájlban. Átálltam a modernebb </w:t>
-      </w:r>
-      <w:proofErr w:type="spellStart"/>
-      <w:r>
-        <w:rPr>
-          <w:rFonts w:ascii="Times New Roman" w:hAnsi="Times New Roman" w:cs="Times New Roman"/>
-        </w:rPr>
-        <w:t>query_</w:t>
-      </w:r>
-      <w:proofErr w:type="gramStart"/>
-      <w:r>
-        <w:rPr>
-          <w:rFonts w:ascii="Times New Roman" w:hAnsi="Times New Roman" w:cs="Times New Roman"/>
-        </w:rPr>
-        <w:t>points</w:t>
-      </w:r>
-      <w:proofErr w:type="spellEnd"/>
-      <w:r>
-        <w:rPr>
-          <w:rFonts w:ascii="Times New Roman" w:hAnsi="Times New Roman" w:cs="Times New Roman"/>
-        </w:rPr>
-        <w:t>(</w:t>
-      </w:r>
-      <w:proofErr w:type="gramEnd"/>
-      <w:r>
-        <w:rPr>
-          <w:rFonts w:ascii="Times New Roman" w:hAnsi="Times New Roman" w:cs="Times New Roman"/>
-        </w:rPr>
-        <w:t>) API használatára, amely robusztusabb szűrési paraméterezést tesz lehetővé. Ez a kódrészlet felel a RAG architektúra legfontosabb lépéséért, a releváns múltbéli esetek ügyfél-specifikus (</w:t>
-      </w:r>
-      <w:proofErr w:type="spellStart"/>
-      <w:r>
-        <w:rPr>
-          <w:rFonts w:ascii="Times New Roman" w:hAnsi="Times New Roman" w:cs="Times New Roman"/>
-        </w:rPr>
-        <w:t>business_id</w:t>
-      </w:r>
-      <w:proofErr w:type="spellEnd"/>
-      <w:r>
-        <w:rPr>
-          <w:rFonts w:ascii="Times New Roman" w:hAnsi="Times New Roman" w:cs="Times New Roman"/>
-        </w:rPr>
-        <w:t>) visszakereséséért:</w:t>
-      </w:r>
-      <w:r>
-        <w:rPr>
-          <w:rFonts w:ascii="Times New Roman" w:hAnsi="Times New Roman" w:cs="Times New Roman"/>
+        <w:t xml:space="preserve"> vektoradatbázisba. Ezt az </w:t>
+      </w:r>
+      <w:proofErr w:type="spellStart"/>
+      <w:r>
+        <w:rPr>
+          <w:rFonts w:ascii="Times New Roman" w:hAnsi="Times New Roman" w:cs="Times New Roman"/>
+        </w:rPr>
+        <w:t>Extract</w:t>
+      </w:r>
+      <w:proofErr w:type="spellEnd"/>
+      <w:r>
+        <w:rPr>
+          <w:rFonts w:ascii="Times New Roman" w:hAnsi="Times New Roman" w:cs="Times New Roman"/>
+        </w:rPr>
+        <w:t xml:space="preserve">, </w:t>
+      </w:r>
+      <w:proofErr w:type="spellStart"/>
+      <w:r>
+        <w:rPr>
+          <w:rFonts w:ascii="Times New Roman" w:hAnsi="Times New Roman" w:cs="Times New Roman"/>
+        </w:rPr>
+        <w:t>Transform</w:t>
+      </w:r>
+      <w:proofErr w:type="spellEnd"/>
+      <w:r>
+        <w:rPr>
+          <w:rFonts w:ascii="Times New Roman" w:hAnsi="Times New Roman" w:cs="Times New Roman"/>
+        </w:rPr>
+        <w:t xml:space="preserve">, </w:t>
+      </w:r>
+      <w:proofErr w:type="spellStart"/>
+      <w:r>
+        <w:rPr>
+          <w:rFonts w:ascii="Times New Roman" w:hAnsi="Times New Roman" w:cs="Times New Roman"/>
+        </w:rPr>
+        <w:t>Load</w:t>
+      </w:r>
+      <w:proofErr w:type="spellEnd"/>
+      <w:r>
+        <w:rPr>
+          <w:rFonts w:ascii="Times New Roman" w:hAnsi="Times New Roman" w:cs="Times New Roman"/>
+        </w:rPr>
+        <w:t xml:space="preserve"> (ETL) folyamatot a db_feltoltes.py </w:t>
+      </w:r>
+      <w:proofErr w:type="spellStart"/>
+      <w:r>
+        <w:rPr>
+          <w:rFonts w:ascii="Times New Roman" w:hAnsi="Times New Roman" w:cs="Times New Roman"/>
+        </w:rPr>
+        <w:t>szkript</w:t>
+      </w:r>
+      <w:proofErr w:type="spellEnd"/>
+      <w:r>
+        <w:rPr>
+          <w:rFonts w:ascii="Times New Roman" w:hAnsi="Times New Roman" w:cs="Times New Roman"/>
+        </w:rPr>
+        <w:t xml:space="preserve"> végzi el. A megvalósítás során aszinkron adatfeldolgozást alkalmaztam. A </w:t>
+      </w:r>
+      <w:proofErr w:type="spellStart"/>
+      <w:r>
+        <w:rPr>
+          <w:rFonts w:ascii="Times New Roman" w:hAnsi="Times New Roman" w:cs="Times New Roman"/>
+        </w:rPr>
+        <w:t>szkript</w:t>
+      </w:r>
+      <w:proofErr w:type="spellEnd"/>
+      <w:r>
+        <w:rPr>
+          <w:rFonts w:ascii="Times New Roman" w:hAnsi="Times New Roman" w:cs="Times New Roman"/>
+        </w:rPr>
+        <w:t xml:space="preserve"> beolvassa a nyers adatokat, a Google </w:t>
+      </w:r>
+      <w:proofErr w:type="spellStart"/>
+      <w:r>
+        <w:rPr>
+          <w:rFonts w:ascii="Times New Roman" w:hAnsi="Times New Roman" w:cs="Times New Roman"/>
+        </w:rPr>
+        <w:t>Gemini</w:t>
+      </w:r>
+      <w:proofErr w:type="spellEnd"/>
+      <w:r>
+        <w:rPr>
+          <w:rFonts w:ascii="Times New Roman" w:hAnsi="Times New Roman" w:cs="Times New Roman"/>
+        </w:rPr>
+        <w:t xml:space="preserve"> gemini-embedding-001 modelljével legenerálja a 3072 dimenziós vektorokat, majd egy szigorúan típusos </w:t>
+      </w:r>
+      <w:proofErr w:type="spellStart"/>
+      <w:r>
+        <w:rPr>
+          <w:rFonts w:ascii="Times New Roman" w:hAnsi="Times New Roman" w:cs="Times New Roman"/>
+        </w:rPr>
+        <w:t>Payload</w:t>
+      </w:r>
+      <w:proofErr w:type="spellEnd"/>
+      <w:r>
+        <w:rPr>
+          <w:rFonts w:ascii="Times New Roman" w:hAnsi="Times New Roman" w:cs="Times New Roman"/>
+        </w:rPr>
+        <w:t xml:space="preserve"> objektum kíséretében feltölti azokat a felhőbe.</w:t>
+      </w:r>
+    </w:p>
+    <w:p>
+      <w:pPr>
+        <w:spacing w:line="360" w:lineRule="auto"/>
+        <w:rPr>
+          <w:rFonts w:ascii="Times New Roman" w:hAnsi="Times New Roman" w:cs="Times New Roman"/>
+        </w:rPr>
+      </w:pPr>
+      <w:r>
+        <w:rPr>
           <w:noProof/>
         </w:rPr>
-        <w:t xml:space="preserve"> </w:t>
-      </w:r>
-    </w:p>
-    <w:p>
-      <w:pPr>
-        <w:jc w:val="center"/>
-        <w:rPr>
-          <w:rFonts w:ascii="Times New Roman" w:hAnsi="Times New Roman" w:cs="Times New Roman"/>
-        </w:rPr>
-      </w:pPr>
-      <w:r>
-        <w:rPr>
-          <w:rFonts w:ascii="Times New Roman" w:hAnsi="Times New Roman" w:cs="Times New Roman"/>
-          <w:noProof/>
-        </w:rPr>
         <w:drawing>
-          <wp:anchor distT="0" distB="0" distL="114300" distR="114300" simplePos="0" relativeHeight="251658240" behindDoc="1" locked="0" layoutInCell="1" allowOverlap="1" wp14:anchorId="0161F158" wp14:editId="1615F3C1">
+          <wp:anchor distT="0" distB="0" distL="114300" distR="114300" simplePos="0" relativeHeight="251672576" behindDoc="1" locked="0" layoutInCell="1" allowOverlap="1" wp14:anchorId="6C40177B" wp14:editId="094766FA">
             <wp:simplePos x="0" y="0"/>
-            <wp:positionH relativeFrom="margin">
-              <wp:align>right</wp:align>
+            <wp:positionH relativeFrom="column">
+              <wp:posOffset>389890</wp:posOffset>
             </wp:positionH>
             <wp:positionV relativeFrom="paragraph">
-              <wp:posOffset>149279</wp:posOffset>
+              <wp:posOffset>638175</wp:posOffset>
             </wp:positionV>
-            <wp:extent cx="5759450" cy="2603500"/>
-            <wp:effectExtent l="0" t="0" r="0" b="6350"/>
-            <wp:wrapTight wrapText="bothSides">
-              <wp:wrapPolygon edited="0">
-                <wp:start x="0" y="0"/>
-                <wp:lineTo x="0" y="21495"/>
-                <wp:lineTo x="21505" y="21495"/>
-                <wp:lineTo x="21505" y="0"/>
-                <wp:lineTo x="0" y="0"/>
-              </wp:wrapPolygon>
-            </wp:wrapTight>
-            <wp:docPr id="849360250" name="Kép 1"/>
+            <wp:extent cx="4663440" cy="4496435"/>
+            <wp:effectExtent l="0" t="0" r="3810" b="0"/>
+            <wp:wrapTopAndBottom/>
+            <wp:docPr id="1186414823" name="Kép 3"/>
             <wp:cNvGraphicFramePr>
               <a:graphicFrameLocks xmlns:a="http://schemas.openxmlformats.org/drawingml/2006/main" noChangeAspect="1"/>
             </wp:cNvGraphicFramePr>
@@ -8271,18 +10393,20 @@
               <a:graphicData uri="http://schemas.openxmlformats.org/drawingml/2006/picture">
                 <pic:pic xmlns:pic="http://schemas.openxmlformats.org/drawingml/2006/picture">
                   <pic:nvPicPr>
-                    <pic:cNvPr id="849360250" name=""/>
-                    <pic:cNvPicPr/>
+                    <pic:cNvPr id="0" name="Picture 8"/>
+                    <pic:cNvPicPr>
+                      <a:picLocks noChangeAspect="1" noChangeArrowheads="1"/>
+                    </pic:cNvPicPr>
                   </pic:nvPicPr>
-                  <pic:blipFill rotWithShape="1">
-                    <a:blip r:embed="rId12">
+                  <pic:blipFill>
+                    <a:blip r:embed="rId13" cstate="print">
                       <a:extLst>
                         <a:ext uri="{28A0092B-C50C-407E-A947-70E740481C1C}">
                           <a14:useLocalDpi xmlns:a14="http://schemas.microsoft.com/office/drawing/2010/main" val="0"/>
                         </a:ext>
                       </a:extLst>
                     </a:blip>
-                    <a:srcRect t="9188"/>
+                    <a:srcRect/>
                     <a:stretch>
                       <a:fillRect/>
                     </a:stretch>
@@ -8290,23 +10414,22 @@
                   <pic:spPr bwMode="auto">
                     <a:xfrm>
                       <a:off x="0" y="0"/>
-                      <a:ext cx="5759450" cy="2603500"/>
+                      <a:ext cx="4663440" cy="4496435"/>
                     </a:xfrm>
                     <a:prstGeom prst="rect">
                       <a:avLst/>
                     </a:prstGeom>
+                    <a:noFill/>
                     <a:ln>
                       <a:noFill/>
                     </a:ln>
-                    <a:extLst>
-                      <a:ext uri="{53640926-AAD7-44D8-BBD7-CCE9431645EC}">
-                        <a14:shadowObscured xmlns:a14="http://schemas.microsoft.com/office/drawing/2010/main"/>
-                      </a:ext>
-                    </a:extLst>
                   </pic:spPr>
                 </pic:pic>
               </a:graphicData>
             </a:graphic>
+            <wp14:sizeRelH relativeFrom="margin">
+              <wp14:pctWidth>0</wp14:pctWidth>
+            </wp14:sizeRelH>
             <wp14:sizeRelV relativeFrom="margin">
               <wp14:pctHeight>0</wp14:pctHeight>
             </wp14:sizeRelV>
@@ -8317,6 +10440,342 @@
         <w:rPr>
           <w:rFonts w:ascii="Times New Roman" w:hAnsi="Times New Roman" w:cs="Times New Roman"/>
         </w:rPr>
+        <w:t>Kiemelt figyelmet igényelt a feltöltési struktúra kialakítása, hogy a későbbi szűrések (</w:t>
+      </w:r>
+      <w:proofErr w:type="gramStart"/>
+      <w:r>
+        <w:rPr>
+          <w:rFonts w:ascii="Times New Roman" w:hAnsi="Times New Roman" w:cs="Times New Roman"/>
+        </w:rPr>
+        <w:t>Multi-</w:t>
+      </w:r>
+      <w:proofErr w:type="spellStart"/>
+      <w:r>
+        <w:rPr>
+          <w:rFonts w:ascii="Times New Roman" w:hAnsi="Times New Roman" w:cs="Times New Roman"/>
+        </w:rPr>
+        <w:t>tenancy</w:t>
+      </w:r>
+      <w:proofErr w:type="spellEnd"/>
+      <w:proofErr w:type="gramEnd"/>
+      <w:r>
+        <w:rPr>
+          <w:rFonts w:ascii="Times New Roman" w:hAnsi="Times New Roman" w:cs="Times New Roman"/>
+        </w:rPr>
+        <w:t xml:space="preserve">) hibátlanul </w:t>
+      </w:r>
+      <w:proofErr w:type="spellStart"/>
+      <w:r>
+        <w:rPr>
+          <w:rFonts w:ascii="Times New Roman" w:hAnsi="Times New Roman" w:cs="Times New Roman"/>
+        </w:rPr>
+        <w:t>lefuthessenek</w:t>
+      </w:r>
+      <w:proofErr w:type="spellEnd"/>
+      <w:r>
+        <w:rPr>
+          <w:rFonts w:ascii="Times New Roman" w:hAnsi="Times New Roman" w:cs="Times New Roman"/>
+        </w:rPr>
+        <w:t>:</w:t>
+      </w:r>
+    </w:p>
+    <w:p>
+      <w:pPr>
+        <w:jc w:val="center"/>
+        <w:rPr>
+          <w:rFonts w:ascii="Times New Roman" w:hAnsi="Times New Roman" w:cs="Times New Roman"/>
+          <w:i/>
+          <w:iCs/>
+        </w:rPr>
+      </w:pPr>
+    </w:p>
+    <w:p>
+      <w:pPr>
+        <w:jc w:val="center"/>
+        <w:rPr>
+          <w:rFonts w:ascii="Times New Roman" w:hAnsi="Times New Roman" w:cs="Times New Roman"/>
+          <w:i/>
+          <w:iCs/>
+        </w:rPr>
+      </w:pPr>
+      <w:r>
+        <w:rPr>
+          <w:rFonts w:ascii="Times New Roman" w:hAnsi="Times New Roman" w:cs="Times New Roman"/>
+          <w:i/>
+          <w:iCs/>
+        </w:rPr>
+        <w:t xml:space="preserve">6.1. Ábra: </w:t>
+      </w:r>
+      <w:proofErr w:type="spellStart"/>
+      <w:r>
+        <w:rPr>
+          <w:rFonts w:ascii="Times New Roman" w:hAnsi="Times New Roman" w:cs="Times New Roman"/>
+          <w:i/>
+          <w:iCs/>
+        </w:rPr>
+        <w:t>Vektorizálás</w:t>
+      </w:r>
+      <w:proofErr w:type="spellEnd"/>
+      <w:r>
+        <w:rPr>
+          <w:rFonts w:ascii="Times New Roman" w:hAnsi="Times New Roman" w:cs="Times New Roman"/>
+          <w:i/>
+          <w:iCs/>
+        </w:rPr>
+        <w:t xml:space="preserve"> és feltöltés</w:t>
+      </w:r>
+    </w:p>
+    <w:p>
+      <w:pPr>
+        <w:pStyle w:val="Cmsor2"/>
+        <w:rPr>
+          <w:rFonts w:ascii="Times New Roman" w:hAnsi="Times New Roman" w:cs="Times New Roman"/>
+        </w:rPr>
+      </w:pPr>
+      <w:bookmarkStart w:id="24" w:name="_Toc230642729"/>
+      <w:r>
+        <w:rPr>
+          <w:rFonts w:ascii="Times New Roman" w:hAnsi="Times New Roman" w:cs="Times New Roman"/>
+        </w:rPr>
+        <w:lastRenderedPageBreak/>
+        <w:t xml:space="preserve">6.2. A </w:t>
+      </w:r>
+      <w:proofErr w:type="spellStart"/>
+      <w:r>
+        <w:rPr>
+          <w:rFonts w:ascii="Times New Roman" w:hAnsi="Times New Roman" w:cs="Times New Roman"/>
+        </w:rPr>
+        <w:t>Qdrant</w:t>
+      </w:r>
+      <w:proofErr w:type="spellEnd"/>
+      <w:r>
+        <w:rPr>
+          <w:rFonts w:ascii="Times New Roman" w:hAnsi="Times New Roman" w:cs="Times New Roman"/>
+        </w:rPr>
+        <w:t xml:space="preserve"> API verzióváltása és a keresési logika implementációja</w:t>
+      </w:r>
+      <w:bookmarkEnd w:id="24"/>
+    </w:p>
+    <w:p>
+      <w:pPr>
+        <w:jc w:val="both"/>
+        <w:rPr>
+          <w:rFonts w:ascii="Times New Roman" w:hAnsi="Times New Roman" w:cs="Times New Roman"/>
+        </w:rPr>
+      </w:pPr>
+      <w:r>
+        <w:rPr>
+          <w:rFonts w:ascii="Times New Roman" w:hAnsi="Times New Roman" w:cs="Times New Roman"/>
+        </w:rPr>
+        <w:t xml:space="preserve">A fejlesztés során egy váratlan technológiai kihívást jelentett a </w:t>
+      </w:r>
+      <w:proofErr w:type="spellStart"/>
+      <w:r>
+        <w:rPr>
+          <w:rFonts w:ascii="Times New Roman" w:hAnsi="Times New Roman" w:cs="Times New Roman"/>
+        </w:rPr>
+        <w:t>Qdrant</w:t>
+      </w:r>
+      <w:proofErr w:type="spellEnd"/>
+      <w:r>
+        <w:rPr>
+          <w:rFonts w:ascii="Times New Roman" w:hAnsi="Times New Roman" w:cs="Times New Roman"/>
+        </w:rPr>
+        <w:t xml:space="preserve"> Python SDK v1.16+ verzióváltása. Míg a lokális, régebbi fejlesztői környezetben a </w:t>
+      </w:r>
+      <w:proofErr w:type="spellStart"/>
+      <w:r>
+        <w:rPr>
+          <w:rFonts w:ascii="Times New Roman" w:hAnsi="Times New Roman" w:cs="Times New Roman"/>
+        </w:rPr>
+        <w:t>q_</w:t>
+      </w:r>
+      <w:proofErr w:type="gramStart"/>
+      <w:r>
+        <w:rPr>
+          <w:rFonts w:ascii="Times New Roman" w:hAnsi="Times New Roman" w:cs="Times New Roman"/>
+        </w:rPr>
+        <w:t>client.search</w:t>
+      </w:r>
+      <w:proofErr w:type="spellEnd"/>
+      <w:proofErr w:type="gramEnd"/>
+      <w:r>
+        <w:rPr>
+          <w:rFonts w:ascii="Times New Roman" w:hAnsi="Times New Roman" w:cs="Times New Roman"/>
+        </w:rPr>
+        <w:t xml:space="preserve">() metódus felelt a koszinusz-hasonlósági lekérdezésekért, a felhőalapú </w:t>
+      </w:r>
+      <w:proofErr w:type="spellStart"/>
+      <w:r>
+        <w:rPr>
+          <w:rFonts w:ascii="Times New Roman" w:hAnsi="Times New Roman" w:cs="Times New Roman"/>
+        </w:rPr>
+        <w:t>Render</w:t>
+      </w:r>
+      <w:proofErr w:type="spellEnd"/>
+      <w:r>
+        <w:rPr>
+          <w:rFonts w:ascii="Times New Roman" w:hAnsi="Times New Roman" w:cs="Times New Roman"/>
+        </w:rPr>
+        <w:t xml:space="preserve"> telepítés során a legfrissebb könyvtár már megszüntette ezt a funkciót.</w:t>
+      </w:r>
+    </w:p>
+    <w:p>
+      <w:pPr>
+        <w:jc w:val="both"/>
+        <w:rPr>
+          <w:rFonts w:ascii="Times New Roman" w:hAnsi="Times New Roman" w:cs="Times New Roman"/>
+        </w:rPr>
+      </w:pPr>
+      <w:r>
+        <w:rPr>
+          <w:rFonts w:ascii="Times New Roman" w:hAnsi="Times New Roman" w:cs="Times New Roman"/>
+        </w:rPr>
+        <w:t xml:space="preserve">A problémát a szoftver kódbázisának azonnali </w:t>
+      </w:r>
+      <w:proofErr w:type="spellStart"/>
+      <w:r>
+        <w:rPr>
+          <w:rFonts w:ascii="Times New Roman" w:hAnsi="Times New Roman" w:cs="Times New Roman"/>
+        </w:rPr>
+        <w:t>refaktorálásával</w:t>
+      </w:r>
+      <w:proofErr w:type="spellEnd"/>
+      <w:r>
+        <w:rPr>
+          <w:rFonts w:ascii="Times New Roman" w:hAnsi="Times New Roman" w:cs="Times New Roman"/>
+        </w:rPr>
+        <w:t xml:space="preserve"> oldottam meg a main.py fájlban. Átálltam a modernebb </w:t>
+      </w:r>
+      <w:proofErr w:type="spellStart"/>
+      <w:r>
+        <w:rPr>
+          <w:rFonts w:ascii="Times New Roman" w:hAnsi="Times New Roman" w:cs="Times New Roman"/>
+        </w:rPr>
+        <w:t>query_</w:t>
+      </w:r>
+      <w:proofErr w:type="gramStart"/>
+      <w:r>
+        <w:rPr>
+          <w:rFonts w:ascii="Times New Roman" w:hAnsi="Times New Roman" w:cs="Times New Roman"/>
+        </w:rPr>
+        <w:t>points</w:t>
+      </w:r>
+      <w:proofErr w:type="spellEnd"/>
+      <w:r>
+        <w:rPr>
+          <w:rFonts w:ascii="Times New Roman" w:hAnsi="Times New Roman" w:cs="Times New Roman"/>
+        </w:rPr>
+        <w:t>(</w:t>
+      </w:r>
+      <w:proofErr w:type="gramEnd"/>
+      <w:r>
+        <w:rPr>
+          <w:rFonts w:ascii="Times New Roman" w:hAnsi="Times New Roman" w:cs="Times New Roman"/>
+        </w:rPr>
+        <w:t>) API használatára, amely robusztusabb szűrési paraméterezést tesz lehetővé. Ez a kódrészlet felel a RAG architektúra legfontosabb lépéséért, a releváns múltbéli esetek ügyfél-specifikus (</w:t>
+      </w:r>
+      <w:proofErr w:type="spellStart"/>
+      <w:r>
+        <w:rPr>
+          <w:rFonts w:ascii="Times New Roman" w:hAnsi="Times New Roman" w:cs="Times New Roman"/>
+        </w:rPr>
+        <w:t>business_id</w:t>
+      </w:r>
+      <w:proofErr w:type="spellEnd"/>
+      <w:r>
+        <w:rPr>
+          <w:rFonts w:ascii="Times New Roman" w:hAnsi="Times New Roman" w:cs="Times New Roman"/>
+        </w:rPr>
+        <w:t>) visszakereséséért:</w:t>
+      </w:r>
+      <w:r>
+        <w:rPr>
+          <w:rFonts w:ascii="Times New Roman" w:hAnsi="Times New Roman" w:cs="Times New Roman"/>
+          <w:noProof/>
+        </w:rPr>
+        <w:t xml:space="preserve"> </w:t>
+      </w:r>
+    </w:p>
+    <w:p>
+      <w:pPr>
+        <w:jc w:val="center"/>
+        <w:rPr>
+          <w:rFonts w:ascii="Times New Roman" w:hAnsi="Times New Roman" w:cs="Times New Roman"/>
+          <w:i/>
+          <w:iCs/>
+          <w:noProof/>
+        </w:rPr>
+      </w:pPr>
+      <w:r>
+        <w:rPr>
+          <w:noProof/>
+        </w:rPr>
+        <w:drawing>
+          <wp:inline distT="0" distB="0" distL="0" distR="0" wp14:anchorId="390EB65E" wp14:editId="270BC313">
+            <wp:extent cx="5782289" cy="3679115"/>
+            <wp:effectExtent l="0" t="0" r="0" b="0"/>
+            <wp:docPr id="1541645630" name="Kép 4"/>
+            <wp:cNvGraphicFramePr>
+              <a:graphicFrameLocks xmlns:a="http://schemas.openxmlformats.org/drawingml/2006/main" noChangeAspect="1"/>
+            </wp:cNvGraphicFramePr>
+            <a:graphic xmlns:a="http://schemas.openxmlformats.org/drawingml/2006/main">
+              <a:graphicData uri="http://schemas.openxmlformats.org/drawingml/2006/picture">
+                <pic:pic xmlns:pic="http://schemas.openxmlformats.org/drawingml/2006/picture">
+                  <pic:nvPicPr>
+                    <pic:cNvPr id="0" name="Picture 10"/>
+                    <pic:cNvPicPr>
+                      <a:picLocks noChangeAspect="1" noChangeArrowheads="1"/>
+                    </pic:cNvPicPr>
+                  </pic:nvPicPr>
+                  <pic:blipFill>
+                    <a:blip r:embed="rId14" cstate="print">
+                      <a:extLst>
+                        <a:ext uri="{28A0092B-C50C-407E-A947-70E740481C1C}">
+                          <a14:useLocalDpi xmlns:a14="http://schemas.microsoft.com/office/drawing/2010/main" val="0"/>
+                        </a:ext>
+                      </a:extLst>
+                    </a:blip>
+                    <a:srcRect/>
+                    <a:stretch>
+                      <a:fillRect/>
+                    </a:stretch>
+                  </pic:blipFill>
+                  <pic:spPr bwMode="auto">
+                    <a:xfrm>
+                      <a:off x="0" y="0"/>
+                      <a:ext cx="5798960" cy="3689723"/>
+                    </a:xfrm>
+                    <a:prstGeom prst="rect">
+                      <a:avLst/>
+                    </a:prstGeom>
+                    <a:noFill/>
+                    <a:ln>
+                      <a:noFill/>
+                    </a:ln>
+                  </pic:spPr>
+                </pic:pic>
+              </a:graphicData>
+            </a:graphic>
+          </wp:inline>
+        </w:drawing>
+      </w:r>
+    </w:p>
+    <w:p>
+      <w:pPr>
+        <w:jc w:val="center"/>
+        <w:rPr>
+          <w:rFonts w:ascii="Times New Roman" w:hAnsi="Times New Roman" w:cs="Times New Roman"/>
+          <w:i/>
+          <w:iCs/>
+        </w:rPr>
+      </w:pPr>
+      <w:r>
+        <w:rPr>
+          <w:rFonts w:ascii="Times New Roman" w:hAnsi="Times New Roman" w:cs="Times New Roman"/>
+          <w:i/>
+          <w:iCs/>
+        </w:rPr>
         <w:t>6.2. Ábra: biztonságos keresés</w:t>
       </w:r>
     </w:p>
@@ -8335,6 +10794,7 @@
           <w:rFonts w:ascii="Times New Roman" w:hAnsi="Times New Roman" w:cs="Times New Roman"/>
         </w:rPr>
       </w:pPr>
+      <w:bookmarkStart w:id="25" w:name="_Toc230642730"/>
       <w:r>
         <w:rPr>
           <w:rFonts w:ascii="Times New Roman" w:hAnsi="Times New Roman" w:cs="Times New Roman"/>
@@ -8395,6 +10855,7 @@
         </w:rPr>
         <w:t>) LLM</w:t>
       </w:r>
+      <w:bookmarkEnd w:id="25"/>
     </w:p>
     <w:p>
       <w:pPr>
@@ -8495,6 +10956,22 @@
         </w:rPr>
         <w:t xml:space="preserve"> 1.5 Flash modell API-n keresztül mért eredményeivel vetettem össze.</w:t>
       </w:r>
+    </w:p>
+    <w:p>
+      <w:pPr>
+        <w:jc w:val="both"/>
+        <w:rPr>
+          <w:rFonts w:ascii="Times New Roman" w:hAnsi="Times New Roman" w:cs="Times New Roman"/>
+        </w:rPr>
+      </w:pPr>
+    </w:p>
+    <w:p>
+      <w:pPr>
+        <w:jc w:val="both"/>
+        <w:rPr>
+          <w:rFonts w:ascii="Times New Roman" w:hAnsi="Times New Roman" w:cs="Times New Roman"/>
+        </w:rPr>
+      </w:pPr>
     </w:p>
     <w:tbl>
       <w:tblPr>
@@ -8512,6 +10989,7 @@
         <w:tc>
           <w:tcPr>
             <w:tcW w:w="3403" w:type="dxa"/>
+            <w:shd w:val="clear" w:color="auto" w:fill="D1D1D1" w:themeFill="background2" w:themeFillShade="E6"/>
             <w:vAlign w:val="center"/>
           </w:tcPr>
           <w:p>
@@ -8521,6 +10999,7 @@
                 <w:rFonts w:ascii="Times New Roman" w:hAnsi="Times New Roman" w:cs="Times New Roman"/>
                 <w:b/>
                 <w:bCs/>
+                <w:highlight w:val="lightGray"/>
               </w:rPr>
             </w:pPr>
             <w:r>
@@ -8528,7 +11007,9 @@
                 <w:rFonts w:ascii="Times New Roman" w:hAnsi="Times New Roman" w:cs="Times New Roman"/>
                 <w:b/>
                 <w:bCs/>
-              </w:rPr>
+                <w:highlight w:val="lightGray"/>
+              </w:rPr>
+              <w:lastRenderedPageBreak/>
               <w:t>Metrika / Paraméter</w:t>
             </w:r>
           </w:p>
@@ -8536,6 +11017,7 @@
         <w:tc>
           <w:tcPr>
             <w:tcW w:w="3685" w:type="dxa"/>
+            <w:shd w:val="clear" w:color="auto" w:fill="D1D1D1" w:themeFill="background2" w:themeFillShade="E6"/>
             <w:vAlign w:val="center"/>
           </w:tcPr>
           <w:p>
@@ -8545,6 +11027,7 @@
                 <w:rFonts w:ascii="Times New Roman" w:hAnsi="Times New Roman" w:cs="Times New Roman"/>
                 <w:b/>
                 <w:bCs/>
+                <w:highlight w:val="lightGray"/>
               </w:rPr>
             </w:pPr>
             <w:r>
@@ -8552,6 +11035,7 @@
                 <w:rFonts w:ascii="Times New Roman" w:hAnsi="Times New Roman" w:cs="Times New Roman"/>
                 <w:b/>
                 <w:bCs/>
+                <w:highlight w:val="lightGray"/>
               </w:rPr>
               <w:t>Lokális (</w:t>
             </w:r>
@@ -8561,6 +11045,7 @@
                 <w:rFonts w:ascii="Times New Roman" w:hAnsi="Times New Roman" w:cs="Times New Roman"/>
                 <w:b/>
                 <w:bCs/>
+                <w:highlight w:val="lightGray"/>
               </w:rPr>
               <w:t>Ollama</w:t>
             </w:r>
@@ -8570,6 +11055,7 @@
                 <w:rFonts w:ascii="Times New Roman" w:hAnsi="Times New Roman" w:cs="Times New Roman"/>
                 <w:b/>
                 <w:bCs/>
+                <w:highlight w:val="lightGray"/>
               </w:rPr>
               <w:t xml:space="preserve"> - Gemma29B)</w:t>
             </w:r>
@@ -8578,6 +11064,7 @@
         <w:tc>
           <w:tcPr>
             <w:tcW w:w="3686" w:type="dxa"/>
+            <w:shd w:val="clear" w:color="auto" w:fill="D1D1D1" w:themeFill="background2" w:themeFillShade="E6"/>
             <w:vAlign w:val="center"/>
           </w:tcPr>
           <w:p>
@@ -8594,6 +11081,7 @@
                 <w:rFonts w:ascii="Times New Roman" w:hAnsi="Times New Roman" w:cs="Times New Roman"/>
                 <w:b/>
                 <w:bCs/>
+                <w:highlight w:val="lightGray"/>
               </w:rPr>
               <w:t>Felhő (</w:t>
             </w:r>
@@ -8603,6 +11091,7 @@
                 <w:rFonts w:ascii="Times New Roman" w:hAnsi="Times New Roman" w:cs="Times New Roman"/>
                 <w:b/>
                 <w:bCs/>
+                <w:highlight w:val="lightGray"/>
               </w:rPr>
               <w:t>Gemini</w:t>
             </w:r>
@@ -8612,6 +11101,7 @@
                 <w:rFonts w:ascii="Times New Roman" w:hAnsi="Times New Roman" w:cs="Times New Roman"/>
                 <w:b/>
                 <w:bCs/>
+                <w:highlight w:val="lightGray"/>
               </w:rPr>
               <w:t xml:space="preserve"> 1.5 Flash API)</w:t>
             </w:r>
@@ -8625,6 +11115,7 @@
         <w:tc>
           <w:tcPr>
             <w:tcW w:w="3403" w:type="dxa"/>
+            <w:shd w:val="clear" w:color="auto" w:fill="D1D1D1" w:themeFill="background2" w:themeFillShade="E6"/>
             <w:vAlign w:val="center"/>
           </w:tcPr>
           <w:p>
@@ -8652,6 +11143,7 @@
         <w:tc>
           <w:tcPr>
             <w:tcW w:w="3685" w:type="dxa"/>
+            <w:shd w:val="clear" w:color="auto" w:fill="FAE2D5" w:themeFill="accent2" w:themeFillTint="33"/>
             <w:vAlign w:val="center"/>
           </w:tcPr>
           <w:p>
@@ -8672,6 +11164,7 @@
         <w:tc>
           <w:tcPr>
             <w:tcW w:w="3686" w:type="dxa"/>
+            <w:shd w:val="clear" w:color="auto" w:fill="D9F2D0" w:themeFill="accent6" w:themeFillTint="33"/>
             <w:vAlign w:val="center"/>
           </w:tcPr>
           <w:p>
@@ -8705,6 +11198,7 @@
         <w:tc>
           <w:tcPr>
             <w:tcW w:w="3403" w:type="dxa"/>
+            <w:shd w:val="clear" w:color="auto" w:fill="D1D1D1" w:themeFill="background2" w:themeFillShade="E6"/>
             <w:vAlign w:val="center"/>
           </w:tcPr>
           <w:p>
@@ -8729,6 +11223,7 @@
         <w:tc>
           <w:tcPr>
             <w:tcW w:w="3685" w:type="dxa"/>
+            <w:shd w:val="clear" w:color="auto" w:fill="FAE2D5" w:themeFill="accent2" w:themeFillTint="33"/>
             <w:vAlign w:val="center"/>
           </w:tcPr>
           <w:p>
@@ -8767,6 +11262,7 @@
         <w:tc>
           <w:tcPr>
             <w:tcW w:w="3686" w:type="dxa"/>
+            <w:shd w:val="clear" w:color="auto" w:fill="D9F2D0" w:themeFill="accent6" w:themeFillTint="33"/>
             <w:vAlign w:val="center"/>
           </w:tcPr>
           <w:p>
@@ -8789,6 +11285,7 @@
         <w:tc>
           <w:tcPr>
             <w:tcW w:w="3403" w:type="dxa"/>
+            <w:shd w:val="clear" w:color="auto" w:fill="D1D1D1" w:themeFill="background2" w:themeFillShade="E6"/>
             <w:vAlign w:val="center"/>
           </w:tcPr>
           <w:p>
@@ -8813,6 +11310,7 @@
         <w:tc>
           <w:tcPr>
             <w:tcW w:w="3685" w:type="dxa"/>
+            <w:shd w:val="clear" w:color="auto" w:fill="FAE2D5" w:themeFill="accent2" w:themeFillTint="33"/>
             <w:vAlign w:val="center"/>
           </w:tcPr>
           <w:p>
@@ -8847,6 +11345,7 @@
         <w:tc>
           <w:tcPr>
             <w:tcW w:w="3686" w:type="dxa"/>
+            <w:shd w:val="clear" w:color="auto" w:fill="D9F2D0" w:themeFill="accent6" w:themeFillTint="33"/>
             <w:vAlign w:val="center"/>
           </w:tcPr>
           <w:p>
@@ -8869,6 +11368,7 @@
         <w:tc>
           <w:tcPr>
             <w:tcW w:w="3403" w:type="dxa"/>
+            <w:shd w:val="clear" w:color="auto" w:fill="D1D1D1" w:themeFill="background2" w:themeFillShade="E6"/>
             <w:vAlign w:val="center"/>
           </w:tcPr>
           <w:p>
@@ -8893,6 +11393,7 @@
         <w:tc>
           <w:tcPr>
             <w:tcW w:w="3685" w:type="dxa"/>
+            <w:shd w:val="clear" w:color="auto" w:fill="FAE2D5" w:themeFill="accent2" w:themeFillTint="33"/>
             <w:vAlign w:val="center"/>
           </w:tcPr>
           <w:p>
@@ -8913,6 +11414,7 @@
         <w:tc>
           <w:tcPr>
             <w:tcW w:w="3686" w:type="dxa"/>
+            <w:shd w:val="clear" w:color="auto" w:fill="D9F2D0" w:themeFill="accent6" w:themeFillTint="33"/>
             <w:vAlign w:val="center"/>
           </w:tcPr>
           <w:p>
@@ -8939,11 +11441,18 @@
           <w:rFonts w:ascii="Times New Roman" w:hAnsi="Times New Roman" w:cs="Times New Roman"/>
         </w:rPr>
       </w:pPr>
-      <w:r>
-        <w:rPr>
-          <w:rFonts w:ascii="Times New Roman" w:hAnsi="Times New Roman" w:cs="Times New Roman"/>
-        </w:rPr>
-        <w:lastRenderedPageBreak/>
+    </w:p>
+    <w:p>
+      <w:pPr>
+        <w:jc w:val="both"/>
+        <w:rPr>
+          <w:rFonts w:ascii="Times New Roman" w:hAnsi="Times New Roman" w:cs="Times New Roman"/>
+        </w:rPr>
+      </w:pPr>
+      <w:r>
+        <w:rPr>
+          <w:rFonts w:ascii="Times New Roman" w:hAnsi="Times New Roman" w:cs="Times New Roman"/>
+        </w:rPr>
         <w:t xml:space="preserve">A mérések egyértelműen bizonyították, hogy a KKV szektornak szánt SaaS termékek esetében a lokális modellek futtatása jelenleg nem skálázható. A közel 43 másodperces válaszidő elfogadhatatlan egy modern webes felületen, így a végleges architektúra a </w:t>
       </w:r>
       <w:proofErr w:type="spellStart"/>
@@ -8976,12 +11485,14 @@
           <w:rFonts w:ascii="Times New Roman" w:hAnsi="Times New Roman" w:cs="Times New Roman"/>
         </w:rPr>
       </w:pPr>
+      <w:bookmarkStart w:id="26" w:name="_Toc230642731"/>
       <w:r>
         <w:rPr>
           <w:rFonts w:ascii="Times New Roman" w:hAnsi="Times New Roman" w:cs="Times New Roman"/>
         </w:rPr>
         <w:t>6.4. Fejlesztési tapasztalatok és megoldott mérnöki kihívások</w:t>
       </w:r>
+      <w:bookmarkEnd w:id="26"/>
     </w:p>
     <w:p>
       <w:pPr>
@@ -9000,7 +11511,13 @@
         <w:rPr>
           <w:rFonts w:ascii="Times New Roman" w:hAnsi="Times New Roman" w:cs="Times New Roman"/>
         </w:rPr>
-        <w:t>, alább látható a 3 legfejfájósabb kihívás.</w:t>
+        <w:t xml:space="preserve">, </w:t>
+      </w:r>
+      <w:r>
+        <w:rPr>
+          <w:rFonts w:ascii="Times New Roman" w:hAnsi="Times New Roman" w:cs="Times New Roman"/>
+        </w:rPr>
+        <w:t>alább látható a 3 legkritikusabb mérnöki kihívás.</w:t>
       </w:r>
     </w:p>
     <w:p>
@@ -9368,15 +11885,6 @@
         </w:rPr>
         <w:t xml:space="preserve">. </w:t>
       </w:r>
-    </w:p>
-    <w:p>
-      <w:pPr>
-        <w:spacing w:line="360" w:lineRule="auto"/>
-        <w:jc w:val="both"/>
-        <w:rPr>
-          <w:rFonts w:ascii="Times New Roman" w:hAnsi="Times New Roman" w:cs="Times New Roman"/>
-        </w:rPr>
-      </w:pPr>
       <w:r>
         <w:rPr>
           <w:rFonts w:ascii="Times New Roman" w:hAnsi="Times New Roman" w:cs="Times New Roman"/>
@@ -9395,20 +11903,18 @@
         <w:jc w:val="both"/>
         <w:rPr>
           <w:rFonts w:ascii="Times New Roman" w:hAnsi="Times New Roman" w:cs="Times New Roman"/>
-        </w:rPr>
-      </w:pPr>
-      <w:r>
-        <w:rPr>
-          <w:rFonts w:ascii="Times New Roman" w:hAnsi="Times New Roman" w:cs="Times New Roman"/>
+          <w:sz w:val="36"/>
+          <w:szCs w:val="36"/>
+        </w:rPr>
+      </w:pPr>
+      <w:r>
+        <w:rPr>
+          <w:rFonts w:ascii="Times New Roman" w:hAnsi="Times New Roman" w:cs="Times New Roman"/>
+          <w:sz w:val="36"/>
+          <w:szCs w:val="36"/>
         </w:rPr>
         <w:lastRenderedPageBreak/>
-        <w:t xml:space="preserve">Bepillantás </w:t>
-      </w:r>
-      <w:r>
-        <w:rPr>
-          <w:rFonts w:ascii="Times New Roman" w:hAnsi="Times New Roman" w:cs="Times New Roman"/>
-        </w:rPr>
-        <w:t>az elkészült megoldásról</w:t>
+        <w:t>A megvalósított grafikus felület és a rendszer bemutatása</w:t>
       </w:r>
     </w:p>
     <w:p>
@@ -9447,6 +11953,7 @@
           <w:rFonts w:ascii="Times New Roman" w:hAnsi="Times New Roman" w:cs="Times New Roman"/>
         </w:rPr>
       </w:pPr>
+      <w:bookmarkStart w:id="27" w:name="_Toc230642733"/>
       <w:r>
         <w:rPr>
           <w:rFonts w:ascii="Times New Roman" w:hAnsi="Times New Roman" w:cs="Times New Roman"/>
@@ -9477,6 +11984,7 @@
         </w:rPr>
         <w:t>nézetei</w:t>
       </w:r>
+      <w:bookmarkEnd w:id="27"/>
     </w:p>
     <w:p>
       <w:pPr>
@@ -9516,9 +12024,10 @@
       <w:r>
         <w:rPr>
           <w:rFonts w:ascii="Times New Roman" w:hAnsi="Times New Roman" w:cs="Times New Roman"/>
+          <w:noProof/>
         </w:rPr>
         <w:drawing>
-          <wp:anchor distT="0" distB="0" distL="114300" distR="114300" simplePos="0" relativeHeight="251668480" behindDoc="1" locked="0" layoutInCell="1" allowOverlap="1" wp14:anchorId="1AEE0B35" wp14:editId="5CFAFCAE">
+          <wp:anchor distT="0" distB="0" distL="114300" distR="114300" simplePos="0" relativeHeight="251668480" behindDoc="1" locked="0" layoutInCell="1" allowOverlap="1" wp14:anchorId="1AEE0B35" wp14:editId="751A0B7E">
             <wp:simplePos x="0" y="0"/>
             <wp:positionH relativeFrom="margin">
               <wp:align>right</wp:align>
@@ -9549,7 +12058,7 @@
                     <pic:cNvPicPr/>
                   </pic:nvPicPr>
                   <pic:blipFill>
-                    <a:blip r:embed="rId13" cstate="print">
+                    <a:blip r:embed="rId15" cstate="print">
                       <a:extLst>
                         <a:ext uri="{28A0092B-C50C-407E-A947-70E740481C1C}">
                           <a14:useLocalDpi xmlns:a14="http://schemas.microsoft.com/office/drawing/2010/main" val="0"/>
@@ -9578,9 +12087,10 @@
       <w:r>
         <w:rPr>
           <w:rFonts w:ascii="Times New Roman" w:hAnsi="Times New Roman" w:cs="Times New Roman"/>
+          <w:noProof/>
         </w:rPr>
         <w:drawing>
-          <wp:anchor distT="0" distB="0" distL="114300" distR="114300" simplePos="0" relativeHeight="251666432" behindDoc="1" locked="0" layoutInCell="1" allowOverlap="1" wp14:anchorId="4A8F726C" wp14:editId="0B00AAC4">
+          <wp:anchor distT="0" distB="0" distL="114300" distR="114300" simplePos="0" relativeHeight="251666432" behindDoc="1" locked="0" layoutInCell="1" allowOverlap="1" wp14:anchorId="4A8F726C" wp14:editId="7591CAB2">
             <wp:simplePos x="0" y="0"/>
             <wp:positionH relativeFrom="margin">
               <wp:align>right</wp:align>
@@ -9611,7 +12121,7 @@
                     <pic:cNvPicPr/>
                   </pic:nvPicPr>
                   <pic:blipFill>
-                    <a:blip r:embed="rId14" cstate="print">
+                    <a:blip r:embed="rId16" cstate="print">
                       <a:extLst>
                         <a:ext uri="{28A0092B-C50C-407E-A947-70E740481C1C}">
                           <a14:useLocalDpi xmlns:a14="http://schemas.microsoft.com/office/drawing/2010/main" val="0"/>
@@ -9736,7 +12246,7 @@
         </w:rPr>
         <w:lastRenderedPageBreak/>
         <w:drawing>
-          <wp:anchor distT="0" distB="0" distL="114300" distR="114300" simplePos="0" relativeHeight="251669504" behindDoc="1" locked="0" layoutInCell="1" allowOverlap="1" wp14:anchorId="38E2C5A3" wp14:editId="34A5F028">
+          <wp:anchor distT="0" distB="0" distL="114300" distR="114300" simplePos="0" relativeHeight="251669504" behindDoc="1" locked="0" layoutInCell="1" allowOverlap="1" wp14:anchorId="38E2C5A3" wp14:editId="3500AA4B">
             <wp:simplePos x="0" y="0"/>
             <wp:positionH relativeFrom="margin">
               <wp:posOffset>-1270</wp:posOffset>
@@ -9767,7 +12277,7 @@
                     <pic:cNvPicPr/>
                   </pic:nvPicPr>
                   <pic:blipFill>
-                    <a:blip r:embed="rId15" cstate="print">
+                    <a:blip r:embed="rId17" cstate="print">
                       <a:extLst>
                         <a:ext uri="{28A0092B-C50C-407E-A947-70E740481C1C}">
                           <a14:useLocalDpi xmlns:a14="http://schemas.microsoft.com/office/drawing/2010/main" val="0"/>
@@ -9839,6 +12349,7 @@
           <w:rFonts w:ascii="Times New Roman" w:hAnsi="Times New Roman" w:cs="Times New Roman"/>
         </w:rPr>
       </w:pPr>
+      <w:bookmarkStart w:id="28" w:name="_Toc230642734"/>
       <w:r>
         <w:rPr>
           <w:rFonts w:ascii="Times New Roman" w:hAnsi="Times New Roman" w:cs="Times New Roman"/>
@@ -9884,38 +12395,11 @@
         </w:rPr>
         <w:t>ből</w:t>
       </w:r>
-      <w:proofErr w:type="spellEnd"/>
-    </w:p>
-    <w:p>
-      <w:pPr>
-        <w:rPr>
-          <w:rFonts w:ascii="Times New Roman" w:hAnsi="Times New Roman" w:cs="Times New Roman"/>
-        </w:rPr>
-      </w:pPr>
-      <w:r>
-        <w:rPr>
-          <w:rFonts w:ascii="Times New Roman" w:hAnsi="Times New Roman" w:cs="Times New Roman"/>
-        </w:rPr>
-        <w:t xml:space="preserve">A vizuális felület mögött meghúzódó üzleti logikát és a komplex </w:t>
-      </w:r>
-      <w:proofErr w:type="gramStart"/>
-      <w:r>
-        <w:rPr>
-          <w:rFonts w:ascii="Times New Roman" w:hAnsi="Times New Roman" w:cs="Times New Roman"/>
-        </w:rPr>
-        <w:t>RAG  folyamatot</w:t>
-      </w:r>
-      <w:proofErr w:type="gramEnd"/>
-      <w:r>
-        <w:rPr>
-          <w:rFonts w:ascii="Times New Roman" w:hAnsi="Times New Roman" w:cs="Times New Roman"/>
-        </w:rPr>
-        <w:t xml:space="preserve"> az alábbi kritikus kódszegmensek biztosítják.</w:t>
-      </w:r>
-    </w:p>
-    <w:p>
-      <w:pPr>
-        <w:jc w:val="center"/>
+      <w:bookmarkEnd w:id="28"/>
+      <w:proofErr w:type="spellEnd"/>
+    </w:p>
+    <w:p>
+      <w:pPr>
         <w:rPr>
           <w:rFonts w:ascii="Times New Roman" w:hAnsi="Times New Roman" w:cs="Times New Roman"/>
         </w:rPr>
@@ -9926,15 +12410,15 @@
           <w:noProof/>
         </w:rPr>
         <w:drawing>
-          <wp:anchor distT="0" distB="0" distL="114300" distR="114300" simplePos="0" relativeHeight="251665408" behindDoc="1" locked="0" layoutInCell="1" allowOverlap="1" wp14:anchorId="32E46D6C" wp14:editId="285CCBD3">
+          <wp:anchor distT="0" distB="0" distL="114300" distR="114300" simplePos="0" relativeHeight="251665408" behindDoc="1" locked="0" layoutInCell="1" allowOverlap="1" wp14:anchorId="32E46D6C" wp14:editId="1EF87B2D">
             <wp:simplePos x="0" y="0"/>
-            <wp:positionH relativeFrom="column">
-              <wp:posOffset>-1528</wp:posOffset>
+            <wp:positionH relativeFrom="margin">
+              <wp:align>center</wp:align>
             </wp:positionH>
             <wp:positionV relativeFrom="paragraph">
-              <wp:posOffset>3616</wp:posOffset>
+              <wp:posOffset>605435</wp:posOffset>
             </wp:positionV>
-            <wp:extent cx="5811864" cy="3742149"/>
+            <wp:extent cx="5811520" cy="3742055"/>
             <wp:effectExtent l="0" t="0" r="0" b="0"/>
             <wp:wrapTight wrapText="bothSides">
               <wp:wrapPolygon edited="0">
@@ -9959,7 +12443,7 @@
                     </pic:cNvPicPr>
                   </pic:nvPicPr>
                   <pic:blipFill>
-                    <a:blip r:embed="rId16" cstate="print">
+                    <a:blip r:embed="rId18" cstate="print">
                       <a:extLst>
                         <a:ext uri="{28A0092B-C50C-407E-A947-70E740481C1C}">
                           <a14:useLocalDpi xmlns:a14="http://schemas.microsoft.com/office/drawing/2010/main" val="0"/>
@@ -9974,7 +12458,7 @@
                   <pic:spPr bwMode="auto">
                     <a:xfrm>
                       <a:off x="0" y="0"/>
-                      <a:ext cx="5811864" cy="3742149"/>
+                      <a:ext cx="5811520" cy="3742055"/>
                     </a:xfrm>
                     <a:prstGeom prst="rect">
                       <a:avLst/>
@@ -9990,6 +12474,26 @@
           </wp:anchor>
         </w:drawing>
       </w:r>
+      <w:r>
+        <w:rPr>
+          <w:rFonts w:ascii="Times New Roman" w:hAnsi="Times New Roman" w:cs="Times New Roman"/>
+        </w:rPr>
+        <w:t xml:space="preserve">A vizuális felület mögött meghúzódó üzleti logikát és a komplex </w:t>
+      </w:r>
+      <w:proofErr w:type="gramStart"/>
+      <w:r>
+        <w:rPr>
+          <w:rFonts w:ascii="Times New Roman" w:hAnsi="Times New Roman" w:cs="Times New Roman"/>
+        </w:rPr>
+        <w:t>RAG  folyamatot</w:t>
+      </w:r>
+      <w:proofErr w:type="gramEnd"/>
+      <w:r>
+        <w:rPr>
+          <w:rFonts w:ascii="Times New Roman" w:hAnsi="Times New Roman" w:cs="Times New Roman"/>
+        </w:rPr>
+        <w:t xml:space="preserve"> az alábbi kritikus kódszegmensek biztosítják.</w:t>
+      </w:r>
     </w:p>
     <w:p>
       <w:pPr>
@@ -10003,17 +12507,189 @@
       <w:r>
         <w:rPr>
           <w:rFonts w:ascii="Times New Roman" w:hAnsi="Times New Roman" w:cs="Times New Roman"/>
+          <w:i/>
+          <w:iCs/>
+        </w:rPr>
+        <w:t>7.4</w:t>
+      </w:r>
+      <w:r>
+        <w:rPr>
+          <w:rFonts w:ascii="Times New Roman" w:hAnsi="Times New Roman" w:cs="Times New Roman"/>
+          <w:i/>
+          <w:iCs/>
+        </w:rPr>
+        <w:t xml:space="preserve">. ábra: A RAG </w:t>
+      </w:r>
+      <w:proofErr w:type="spellStart"/>
+      <w:r>
+        <w:rPr>
+          <w:rFonts w:ascii="Times New Roman" w:hAnsi="Times New Roman" w:cs="Times New Roman"/>
+          <w:i/>
+          <w:iCs/>
+        </w:rPr>
+        <w:t>pipeline</w:t>
+      </w:r>
+      <w:proofErr w:type="spellEnd"/>
+      <w:r>
+        <w:rPr>
+          <w:rFonts w:ascii="Times New Roman" w:hAnsi="Times New Roman" w:cs="Times New Roman"/>
+          <w:i/>
+          <w:iCs/>
+        </w:rPr>
+        <w:t xml:space="preserve"> legfontosabb lépése: a </w:t>
+      </w:r>
+      <w:proofErr w:type="spellStart"/>
+      <w:r>
+        <w:rPr>
+          <w:rFonts w:ascii="Times New Roman" w:hAnsi="Times New Roman" w:cs="Times New Roman"/>
+          <w:i/>
+          <w:iCs/>
+        </w:rPr>
+        <w:t>Qdrant</w:t>
+      </w:r>
+      <w:proofErr w:type="spellEnd"/>
+      <w:r>
+        <w:rPr>
+          <w:rFonts w:ascii="Times New Roman" w:hAnsi="Times New Roman" w:cs="Times New Roman"/>
+          <w:i/>
+          <w:iCs/>
+        </w:rPr>
+        <w:t xml:space="preserve"> vektoradatbázis </w:t>
+      </w:r>
+      <w:proofErr w:type="spellStart"/>
+      <w:r>
+        <w:rPr>
+          <w:rFonts w:ascii="Times New Roman" w:hAnsi="Times New Roman" w:cs="Times New Roman"/>
+          <w:i/>
+          <w:iCs/>
+        </w:rPr>
+        <w:t>payload-</w:t>
+      </w:r>
+      <w:proofErr w:type="gramStart"/>
+      <w:r>
+        <w:rPr>
+          <w:rFonts w:ascii="Times New Roman" w:hAnsi="Times New Roman" w:cs="Times New Roman"/>
+          <w:i/>
+          <w:iCs/>
+        </w:rPr>
+        <w:t>alapú,multi</w:t>
+      </w:r>
+      <w:proofErr w:type="gramEnd"/>
+      <w:r>
+        <w:rPr>
+          <w:rFonts w:ascii="Times New Roman" w:hAnsi="Times New Roman" w:cs="Times New Roman"/>
+          <w:i/>
+          <w:iCs/>
+        </w:rPr>
+        <w:t>-tenant</w:t>
+      </w:r>
+      <w:proofErr w:type="spellEnd"/>
+      <w:r>
+        <w:rPr>
+          <w:rFonts w:ascii="Times New Roman" w:hAnsi="Times New Roman" w:cs="Times New Roman"/>
+          <w:i/>
+          <w:iCs/>
+        </w:rPr>
+        <w:t xml:space="preserve"> szűrése a koszinusz-hasonlósági keresés során.</w:t>
+      </w:r>
+    </w:p>
+    <w:p>
+      <w:pPr>
+        <w:jc w:val="center"/>
+        <w:rPr>
+          <w:rFonts w:ascii="Times New Roman" w:hAnsi="Times New Roman" w:cs="Times New Roman"/>
+        </w:rPr>
+      </w:pPr>
+      <w:r>
+        <w:rPr>
+          <w:rFonts w:ascii="Times New Roman" w:hAnsi="Times New Roman" w:cs="Times New Roman"/>
           <w:noProof/>
         </w:rPr>
         <w:lastRenderedPageBreak/>
         <w:drawing>
-          <wp:anchor distT="0" distB="0" distL="114300" distR="114300" simplePos="0" relativeHeight="251660288" behindDoc="1" locked="0" layoutInCell="1" allowOverlap="1" wp14:anchorId="1DC29221" wp14:editId="343B78C2">
+          <wp:anchor distT="0" distB="0" distL="114300" distR="114300" simplePos="0" relativeHeight="251659264" behindDoc="1" locked="0" layoutInCell="1" allowOverlap="1" wp14:anchorId="3EF36F57" wp14:editId="75FF48E4">
             <wp:simplePos x="0" y="0"/>
             <wp:positionH relativeFrom="margin">
               <wp:align>center</wp:align>
             </wp:positionH>
             <wp:positionV relativeFrom="paragraph">
-              <wp:posOffset>503210</wp:posOffset>
+              <wp:posOffset>3413760</wp:posOffset>
+            </wp:positionV>
+            <wp:extent cx="6757670" cy="3834130"/>
+            <wp:effectExtent l="0" t="0" r="5080" b="0"/>
+            <wp:wrapTight wrapText="bothSides">
+              <wp:wrapPolygon edited="0">
+                <wp:start x="0" y="0"/>
+                <wp:lineTo x="0" y="21464"/>
+                <wp:lineTo x="21555" y="21464"/>
+                <wp:lineTo x="21555" y="0"/>
+                <wp:lineTo x="0" y="0"/>
+              </wp:wrapPolygon>
+            </wp:wrapTight>
+            <wp:docPr id="2130877287" name="Kép 1"/>
+            <wp:cNvGraphicFramePr>
+              <a:graphicFrameLocks xmlns:a="http://schemas.openxmlformats.org/drawingml/2006/main" noChangeAspect="1"/>
+            </wp:cNvGraphicFramePr>
+            <a:graphic xmlns:a="http://schemas.openxmlformats.org/drawingml/2006/main">
+              <a:graphicData uri="http://schemas.openxmlformats.org/drawingml/2006/picture">
+                <pic:pic xmlns:pic="http://schemas.openxmlformats.org/drawingml/2006/picture">
+                  <pic:nvPicPr>
+                    <pic:cNvPr id="0" name="Picture 1"/>
+                    <pic:cNvPicPr>
+                      <a:picLocks noChangeAspect="1" noChangeArrowheads="1"/>
+                    </pic:cNvPicPr>
+                  </pic:nvPicPr>
+                  <pic:blipFill>
+                    <a:blip r:embed="rId19" cstate="print">
+                      <a:extLst>
+                        <a:ext uri="{28A0092B-C50C-407E-A947-70E740481C1C}">
+                          <a14:useLocalDpi xmlns:a14="http://schemas.microsoft.com/office/drawing/2010/main" val="0"/>
+                        </a:ext>
+                      </a:extLst>
+                    </a:blip>
+                    <a:srcRect/>
+                    <a:stretch>
+                      <a:fillRect/>
+                    </a:stretch>
+                  </pic:blipFill>
+                  <pic:spPr bwMode="auto">
+                    <a:xfrm>
+                      <a:off x="0" y="0"/>
+                      <a:ext cx="6757670" cy="3834130"/>
+                    </a:xfrm>
+                    <a:prstGeom prst="rect">
+                      <a:avLst/>
+                    </a:prstGeom>
+                    <a:noFill/>
+                    <a:ln>
+                      <a:noFill/>
+                    </a:ln>
+                  </pic:spPr>
+                </pic:pic>
+              </a:graphicData>
+            </a:graphic>
+            <wp14:sizeRelH relativeFrom="margin">
+              <wp14:pctWidth>0</wp14:pctWidth>
+            </wp14:sizeRelH>
+            <wp14:sizeRelV relativeFrom="margin">
+              <wp14:pctHeight>0</wp14:pctHeight>
+            </wp14:sizeRelV>
+          </wp:anchor>
+        </w:drawing>
+      </w:r>
+      <w:r>
+        <w:rPr>
+          <w:rFonts w:ascii="Times New Roman" w:hAnsi="Times New Roman" w:cs="Times New Roman"/>
+          <w:noProof/>
+        </w:rPr>
+        <w:drawing>
+          <wp:anchor distT="0" distB="0" distL="114300" distR="114300" simplePos="0" relativeHeight="251671552" behindDoc="1" locked="0" layoutInCell="1" allowOverlap="1" wp14:anchorId="4CEB7A60" wp14:editId="7F57025C">
+            <wp:simplePos x="0" y="0"/>
+            <wp:positionH relativeFrom="margin">
+              <wp:align>center</wp:align>
+            </wp:positionH>
+            <wp:positionV relativeFrom="paragraph">
+              <wp:posOffset>-452</wp:posOffset>
             </wp:positionV>
             <wp:extent cx="6653530" cy="2820670"/>
             <wp:effectExtent l="0" t="0" r="0" b="0"/>
@@ -10040,7 +12716,7 @@
                     </pic:cNvPicPr>
                   </pic:nvPicPr>
                   <pic:blipFill>
-                    <a:blip r:embed="rId17" cstate="print">
+                    <a:blip r:embed="rId20" cstate="print">
                       <a:extLst>
                         <a:ext uri="{28A0092B-C50C-407E-A947-70E740481C1C}">
                           <a14:useLocalDpi xmlns:a14="http://schemas.microsoft.com/office/drawing/2010/main" val="0"/>
@@ -10083,7 +12759,7 @@
           <w:i/>
           <w:iCs/>
         </w:rPr>
-        <w:t>7.4</w:t>
+        <w:t>7.5</w:t>
       </w:r>
       <w:r>
         <w:rPr>
@@ -10091,7 +12767,7 @@
           <w:i/>
           <w:iCs/>
         </w:rPr>
-        <w:t xml:space="preserve">. ábra: A RAG </w:t>
+        <w:t xml:space="preserve">. ábra: Az </w:t>
       </w:r>
       <w:proofErr w:type="spellStart"/>
       <w:r>
@@ -10100,7 +12776,7 @@
           <w:i/>
           <w:iCs/>
         </w:rPr>
-        <w:t>pipeline</w:t>
+        <w:t>Agentic</w:t>
       </w:r>
       <w:proofErr w:type="spellEnd"/>
       <w:r>
@@ -10109,230 +12785,84 @@
           <w:i/>
           <w:iCs/>
         </w:rPr>
-        <w:t xml:space="preserve"> legfontosabb lépése: a </w:t>
-      </w:r>
-      <w:proofErr w:type="spellStart"/>
+        <w:t xml:space="preserve"> AI </w:t>
+      </w:r>
       <w:r>
         <w:rPr>
           <w:rFonts w:ascii="Times New Roman" w:hAnsi="Times New Roman" w:cs="Times New Roman"/>
           <w:i/>
           <w:iCs/>
         </w:rPr>
-        <w:t>Qdrant</w:t>
-      </w:r>
-      <w:proofErr w:type="spellEnd"/>
+        <w:t xml:space="preserve">System Prompt dinamikus összeállítása és a </w:t>
+      </w:r>
+      <w:proofErr w:type="spellStart"/>
       <w:r>
         <w:rPr>
           <w:rFonts w:ascii="Times New Roman" w:hAnsi="Times New Roman" w:cs="Times New Roman"/>
           <w:i/>
           <w:iCs/>
         </w:rPr>
-        <w:t xml:space="preserve"> vektoradatbázis </w:t>
-      </w:r>
-      <w:proofErr w:type="spellStart"/>
+        <w:t>Gemini</w:t>
+      </w:r>
+      <w:proofErr w:type="spellEnd"/>
       <w:r>
         <w:rPr>
           <w:rFonts w:ascii="Times New Roman" w:hAnsi="Times New Roman" w:cs="Times New Roman"/>
           <w:i/>
           <w:iCs/>
         </w:rPr>
-        <w:t>payload-</w:t>
-      </w:r>
-      <w:proofErr w:type="gramStart"/>
+        <w:t xml:space="preserve"> 2.5 Flash API hívása.</w:t>
+      </w:r>
+    </w:p>
+    <w:p>
+      <w:pPr>
+        <w:ind w:left="720"/>
+        <w:jc w:val="center"/>
+        <w:rPr>
+          <w:rFonts w:ascii="Times New Roman" w:hAnsi="Times New Roman" w:cs="Times New Roman"/>
+        </w:rPr>
+      </w:pPr>
       <w:r>
         <w:rPr>
           <w:rFonts w:ascii="Times New Roman" w:hAnsi="Times New Roman" w:cs="Times New Roman"/>
           <w:i/>
           <w:iCs/>
         </w:rPr>
-        <w:t>alapú,multi</w:t>
-      </w:r>
-      <w:proofErr w:type="gramEnd"/>
+        <w:t>7.6</w:t>
+      </w:r>
       <w:r>
         <w:rPr>
           <w:rFonts w:ascii="Times New Roman" w:hAnsi="Times New Roman" w:cs="Times New Roman"/>
           <w:i/>
           <w:iCs/>
         </w:rPr>
-        <w:t>-tenant</w:t>
-      </w:r>
-      <w:proofErr w:type="spellEnd"/>
+        <w:t>. ábra: A biztonságos</w:t>
+      </w:r>
       <w:r>
         <w:rPr>
           <w:rFonts w:ascii="Times New Roman" w:hAnsi="Times New Roman" w:cs="Times New Roman"/>
           <w:i/>
           <w:iCs/>
         </w:rPr>
-        <w:t xml:space="preserve"> szűrése a koszinusz-hasonlósági keresés során.</w:t>
-      </w:r>
-    </w:p>
-    <w:p>
-      <w:pPr>
-        <w:jc w:val="center"/>
-        <w:rPr>
-          <w:rFonts w:ascii="Times New Roman" w:hAnsi="Times New Roman" w:cs="Times New Roman"/>
-        </w:rPr>
-      </w:pPr>
-      <w:r>
-        <w:rPr>
-          <w:rFonts w:ascii="Times New Roman" w:hAnsi="Times New Roman" w:cs="Times New Roman"/>
-          <w:noProof/>
-        </w:rPr>
-        <w:drawing>
-          <wp:anchor distT="0" distB="0" distL="114300" distR="114300" simplePos="0" relativeHeight="251659264" behindDoc="1" locked="0" layoutInCell="1" allowOverlap="1" wp14:anchorId="3EF36F57" wp14:editId="66BC017F">
-            <wp:simplePos x="0" y="0"/>
-            <wp:positionH relativeFrom="margin">
-              <wp:align>center</wp:align>
-            </wp:positionH>
-            <wp:positionV relativeFrom="paragraph">
-              <wp:posOffset>3448674</wp:posOffset>
-            </wp:positionV>
-            <wp:extent cx="6757670" cy="3834130"/>
-            <wp:effectExtent l="0" t="0" r="5080" b="0"/>
-            <wp:wrapTight wrapText="bothSides">
-              <wp:wrapPolygon edited="0">
-                <wp:start x="0" y="0"/>
-                <wp:lineTo x="0" y="21464"/>
-                <wp:lineTo x="21555" y="21464"/>
-                <wp:lineTo x="21555" y="0"/>
-                <wp:lineTo x="0" y="0"/>
-              </wp:wrapPolygon>
-            </wp:wrapTight>
-            <wp:docPr id="2130877287" name="Kép 1"/>
-            <wp:cNvGraphicFramePr>
-              <a:graphicFrameLocks xmlns:a="http://schemas.openxmlformats.org/drawingml/2006/main" noChangeAspect="1"/>
-            </wp:cNvGraphicFramePr>
-            <a:graphic xmlns:a="http://schemas.openxmlformats.org/drawingml/2006/main">
-              <a:graphicData uri="http://schemas.openxmlformats.org/drawingml/2006/picture">
-                <pic:pic xmlns:pic="http://schemas.openxmlformats.org/drawingml/2006/picture">
-                  <pic:nvPicPr>
-                    <pic:cNvPr id="0" name="Picture 1"/>
-                    <pic:cNvPicPr>
-                      <a:picLocks noChangeAspect="1" noChangeArrowheads="1"/>
-                    </pic:cNvPicPr>
-                  </pic:nvPicPr>
-                  <pic:blipFill>
-                    <a:blip r:embed="rId18" cstate="print">
-                      <a:extLst>
-                        <a:ext uri="{28A0092B-C50C-407E-A947-70E740481C1C}">
-                          <a14:useLocalDpi xmlns:a14="http://schemas.microsoft.com/office/drawing/2010/main" val="0"/>
-                        </a:ext>
-                      </a:extLst>
-                    </a:blip>
-                    <a:srcRect/>
-                    <a:stretch>
-                      <a:fillRect/>
-                    </a:stretch>
-                  </pic:blipFill>
-                  <pic:spPr bwMode="auto">
-                    <a:xfrm>
-                      <a:off x="0" y="0"/>
-                      <a:ext cx="6757670" cy="3834130"/>
-                    </a:xfrm>
-                    <a:prstGeom prst="rect">
-                      <a:avLst/>
-                    </a:prstGeom>
-                    <a:noFill/>
-                    <a:ln>
-                      <a:noFill/>
-                    </a:ln>
-                  </pic:spPr>
-                </pic:pic>
-              </a:graphicData>
-            </a:graphic>
-            <wp14:sizeRelH relativeFrom="margin">
-              <wp14:pctWidth>0</wp14:pctWidth>
-            </wp14:sizeRelH>
-            <wp14:sizeRelV relativeFrom="margin">
-              <wp14:pctHeight>0</wp14:pctHeight>
-            </wp14:sizeRelV>
-          </wp:anchor>
-        </w:drawing>
-      </w:r>
+        <w:t xml:space="preserve"> </w:t>
+      </w:r>
+      <w:proofErr w:type="spellStart"/>
       <w:r>
         <w:rPr>
           <w:rFonts w:ascii="Times New Roman" w:hAnsi="Times New Roman" w:cs="Times New Roman"/>
           <w:i/>
           <w:iCs/>
         </w:rPr>
-        <w:t>7.5</w:t>
-      </w:r>
+        <w:t>tokenkezelés</w:t>
+      </w:r>
+      <w:proofErr w:type="spellEnd"/>
       <w:r>
         <w:rPr>
           <w:rFonts w:ascii="Times New Roman" w:hAnsi="Times New Roman" w:cs="Times New Roman"/>
           <w:i/>
           <w:iCs/>
         </w:rPr>
-        <w:t xml:space="preserve">. ábra: Az </w:t>
-      </w:r>
-      <w:proofErr w:type="spellStart"/>
-      <w:r>
-        <w:rPr>
-          <w:rFonts w:ascii="Times New Roman" w:hAnsi="Times New Roman" w:cs="Times New Roman"/>
-          <w:i/>
-          <w:iCs/>
-        </w:rPr>
-        <w:t>Agentic</w:t>
-      </w:r>
-      <w:proofErr w:type="spellEnd"/>
-      <w:r>
-        <w:rPr>
-          <w:rFonts w:ascii="Times New Roman" w:hAnsi="Times New Roman" w:cs="Times New Roman"/>
-          <w:i/>
-          <w:iCs/>
-        </w:rPr>
-        <w:t xml:space="preserve"> AI </w:t>
-      </w:r>
-      <w:r>
-        <w:rPr>
-          <w:rFonts w:ascii="Times New Roman" w:hAnsi="Times New Roman" w:cs="Times New Roman"/>
-          <w:i/>
-          <w:iCs/>
-        </w:rPr>
-        <w:t xml:space="preserve">System Prompt dinamikus összeállítása és a </w:t>
-      </w:r>
-      <w:proofErr w:type="spellStart"/>
-      <w:r>
-        <w:rPr>
-          <w:rFonts w:ascii="Times New Roman" w:hAnsi="Times New Roman" w:cs="Times New Roman"/>
-          <w:i/>
-          <w:iCs/>
-        </w:rPr>
-        <w:t>Gemini</w:t>
-      </w:r>
-      <w:proofErr w:type="spellEnd"/>
-      <w:r>
-        <w:rPr>
-          <w:rFonts w:ascii="Times New Roman" w:hAnsi="Times New Roman" w:cs="Times New Roman"/>
-          <w:i/>
-          <w:iCs/>
-        </w:rPr>
-        <w:t xml:space="preserve"> 2.5 Flash API hívása.</w:t>
-      </w:r>
-    </w:p>
-    <w:p>
-      <w:pPr>
-        <w:ind w:left="720"/>
-        <w:jc w:val="center"/>
-        <w:rPr>
-          <w:rFonts w:ascii="Times New Roman" w:hAnsi="Times New Roman" w:cs="Times New Roman"/>
-        </w:rPr>
-      </w:pPr>
-      <w:r>
-        <w:rPr>
-          <w:rFonts w:ascii="Times New Roman" w:hAnsi="Times New Roman" w:cs="Times New Roman"/>
-          <w:i/>
-          <w:iCs/>
-        </w:rPr>
-        <w:t>7.6</w:t>
-      </w:r>
-      <w:r>
-        <w:rPr>
-          <w:rFonts w:ascii="Times New Roman" w:hAnsi="Times New Roman" w:cs="Times New Roman"/>
-          <w:i/>
-          <w:iCs/>
-        </w:rPr>
-        <w:t xml:space="preserve">. ábra: A biztonságos, kliensoldali támadások (XSS) ellen védett </w:t>
+        <w:t xml:space="preserve">, kliensoldali támadások (XSS) ellen védett </w:t>
       </w:r>
       <w:proofErr w:type="spellStart"/>
       <w:r>
@@ -10395,6 +12925,7 @@
           <w:rFonts w:ascii="Times New Roman" w:hAnsi="Times New Roman" w:cs="Times New Roman"/>
         </w:rPr>
       </w:pPr>
+      <w:bookmarkStart w:id="29" w:name="_Toc230642735"/>
       <w:r>
         <w:rPr>
           <w:rFonts w:ascii="Times New Roman" w:hAnsi="Times New Roman" w:cs="Times New Roman"/>
@@ -10402,6 +12933,7 @@
         <w:lastRenderedPageBreak/>
         <w:t>Továbbfejlesztési lehetőségek</w:t>
       </w:r>
+      <w:bookmarkEnd w:id="29"/>
     </w:p>
     <w:p>
       <w:pPr>
@@ -10434,13 +12966,27 @@
         <w:rPr>
           <w:rFonts w:ascii="Times New Roman" w:hAnsi="Times New Roman" w:cs="Times New Roman"/>
         </w:rPr>
-        <w:t xml:space="preserve">, az ilyen fázisban lévő projekteket </w:t>
-      </w:r>
-      <w:r>
-        <w:rPr>
-          <w:rFonts w:ascii="Times New Roman" w:hAnsi="Times New Roman" w:cs="Times New Roman"/>
-        </w:rPr>
-        <w:t xml:space="preserve">MVP – Minimum </w:t>
+        <w:t xml:space="preserve">, </w:t>
+      </w:r>
+      <w:r>
+        <w:rPr>
+          <w:rFonts w:ascii="Times New Roman" w:hAnsi="Times New Roman" w:cs="Times New Roman"/>
+        </w:rPr>
+        <w:t>az ilyen fázisban lévő projekteket MVP-</w:t>
+      </w:r>
+      <w:proofErr w:type="spellStart"/>
+      <w:r>
+        <w:rPr>
+          <w:rFonts w:ascii="Times New Roman" w:hAnsi="Times New Roman" w:cs="Times New Roman"/>
+        </w:rPr>
+        <w:t>nek</w:t>
+      </w:r>
+      <w:proofErr w:type="spellEnd"/>
+      <w:r>
+        <w:rPr>
+          <w:rFonts w:ascii="Times New Roman" w:hAnsi="Times New Roman" w:cs="Times New Roman"/>
+        </w:rPr>
+        <w:t xml:space="preserve"> (Minimum </w:t>
       </w:r>
       <w:proofErr w:type="spellStart"/>
       <w:r>
@@ -10468,21 +13014,7 @@
         <w:rPr>
           <w:rFonts w:ascii="Times New Roman" w:hAnsi="Times New Roman" w:cs="Times New Roman"/>
         </w:rPr>
-        <w:t xml:space="preserve"> – </w:t>
-      </w:r>
-      <w:proofErr w:type="spellStart"/>
-      <w:r>
-        <w:rPr>
-          <w:rFonts w:ascii="Times New Roman" w:hAnsi="Times New Roman" w:cs="Times New Roman"/>
-        </w:rPr>
-        <w:t>nak</w:t>
-      </w:r>
-      <w:proofErr w:type="spellEnd"/>
-      <w:r>
-        <w:rPr>
-          <w:rFonts w:ascii="Times New Roman" w:hAnsi="Times New Roman" w:cs="Times New Roman"/>
-        </w:rPr>
-        <w:t xml:space="preserve"> nevezzük</w:t>
+        <w:t>) nevezzük</w:t>
       </w:r>
       <w:r>
         <w:rPr>
@@ -10572,6 +13104,7 @@
           <w:rFonts w:ascii="Times New Roman" w:hAnsi="Times New Roman" w:cs="Times New Roman"/>
         </w:rPr>
       </w:pPr>
+      <w:bookmarkStart w:id="30" w:name="_Toc230642736"/>
       <w:r>
         <w:rPr>
           <w:rFonts w:ascii="Times New Roman" w:hAnsi="Times New Roman" w:cs="Times New Roman"/>
@@ -10592,6 +13125,7 @@
         </w:rPr>
         <w:t xml:space="preserve"> és valós idejű szinkronizáció</w:t>
       </w:r>
+      <w:bookmarkEnd w:id="30"/>
     </w:p>
     <w:p>
       <w:pPr>
@@ -10724,12 +13258,14 @@
           <w:rFonts w:ascii="Times New Roman" w:hAnsi="Times New Roman" w:cs="Times New Roman"/>
         </w:rPr>
       </w:pPr>
+      <w:bookmarkStart w:id="31" w:name="_Toc230642737"/>
       <w:r>
         <w:rPr>
           <w:rFonts w:ascii="Times New Roman" w:hAnsi="Times New Roman" w:cs="Times New Roman"/>
         </w:rPr>
         <w:t>8.2. A felhasználói felület (UI/UX) kiterjesztése és modernizálása</w:t>
       </w:r>
+      <w:bookmarkEnd w:id="31"/>
     </w:p>
     <w:p>
       <w:pPr>
@@ -10828,6 +13364,7 @@
           <w:rFonts w:ascii="Times New Roman" w:hAnsi="Times New Roman" w:cs="Times New Roman"/>
         </w:rPr>
       </w:pPr>
+      <w:bookmarkStart w:id="32" w:name="_Toc230642738"/>
       <w:r>
         <w:rPr>
           <w:rFonts w:ascii="Times New Roman" w:hAnsi="Times New Roman" w:cs="Times New Roman"/>
@@ -10848,6 +13385,7 @@
         </w:rPr>
         <w:t xml:space="preserve"> integráció és az MCP bevezetése</w:t>
       </w:r>
+      <w:bookmarkEnd w:id="32"/>
     </w:p>
     <w:p>
       <w:pPr>
@@ -11034,6 +13572,7 @@
           <w:rFonts w:ascii="Times New Roman" w:hAnsi="Times New Roman" w:cs="Times New Roman"/>
         </w:rPr>
       </w:pPr>
+      <w:bookmarkStart w:id="33" w:name="_Toc230642739"/>
       <w:r>
         <w:rPr>
           <w:rFonts w:ascii="Times New Roman" w:hAnsi="Times New Roman" w:cs="Times New Roman"/>
@@ -11054,6 +13593,7 @@
         </w:rPr>
         <w:t xml:space="preserve"> és autonóm publikálási szintek</w:t>
       </w:r>
+      <w:bookmarkEnd w:id="33"/>
     </w:p>
     <w:p>
       <w:pPr>
@@ -11098,7 +13638,7 @@
       </w:r>
     </w:p>
     <w:sectPr>
-      <w:footerReference w:type="default" r:id="rId19"/>
+      <w:footerReference w:type="default" r:id="rId21"/>
       <w:pgSz w:w="11906" w:h="16838"/>
       <w:pgMar w:top="1701" w:right="1418" w:bottom="1418" w:left="1418" w:header="709" w:footer="709" w:gutter="0"/>
       <w:cols w:space="708"/>
@@ -14262,7 +16802,6 @@
   <w:style w:type="character" w:default="1" w:styleId="Bekezdsalapbettpusa">
     <w:name w:val="Default Paragraph Font"/>
     <w:uiPriority w:val="1"/>
-    <w:semiHidden/>
     <w:unhideWhenUsed/>
   </w:style>
   <w:style w:type="table" w:default="1" w:styleId="Normltblzat">
@@ -14666,6 +17205,62 @@
       </w:tblBorders>
     </w:tblPr>
   </w:style>
+  <w:style w:type="paragraph" w:styleId="Tartalomjegyzkcmsora">
+    <w:name w:val="TOC Heading"/>
+    <w:basedOn w:val="Cmsor1"/>
+    <w:next w:val="Norml"/>
+    <w:uiPriority w:val="39"/>
+    <w:unhideWhenUsed/>
+    <w:qFormat/>
+    <w:rsid w:val="00205B8F"/>
+    <w:pPr>
+      <w:spacing w:before="240" w:after="0" w:line="259" w:lineRule="auto"/>
+      <w:outlineLvl w:val="9"/>
+    </w:pPr>
+    <w:rPr>
+      <w:kern w:val="0"/>
+      <w:sz w:val="32"/>
+      <w:szCs w:val="32"/>
+      <w:lang w:eastAsia="hu-HU"/>
+      <w14:ligatures w14:val="none"/>
+    </w:rPr>
+  </w:style>
+  <w:style w:type="paragraph" w:styleId="TJ1">
+    <w:name w:val="toc 1"/>
+    <w:basedOn w:val="Norml"/>
+    <w:next w:val="Norml"/>
+    <w:autoRedefine/>
+    <w:uiPriority w:val="39"/>
+    <w:unhideWhenUsed/>
+    <w:rsid w:val="00205B8F"/>
+    <w:pPr>
+      <w:spacing w:after="100"/>
+    </w:pPr>
+  </w:style>
+  <w:style w:type="paragraph" w:styleId="TJ2">
+    <w:name w:val="toc 2"/>
+    <w:basedOn w:val="Norml"/>
+    <w:next w:val="Norml"/>
+    <w:autoRedefine/>
+    <w:uiPriority w:val="39"/>
+    <w:unhideWhenUsed/>
+    <w:rsid w:val="00205B8F"/>
+    <w:pPr>
+      <w:spacing w:after="100"/>
+      <w:ind w:left="240"/>
+    </w:pPr>
+  </w:style>
+  <w:style w:type="character" w:styleId="Hiperhivatkozs">
+    <w:name w:val="Hyperlink"/>
+    <w:basedOn w:val="Bekezdsalapbettpusa"/>
+    <w:uiPriority w:val="99"/>
+    <w:unhideWhenUsed/>
+    <w:rsid w:val="00205B8F"/>
+    <w:rPr>
+      <w:color w:val="467886" w:themeColor="hyperlink"/>
+      <w:u w:val="single"/>
+    </w:rPr>
+  </w:style>
 </w:styles>
 </file>
 
@@ -14982,4 +17577,16 @@
     </a:ext>
   </a:extLst>
 </a:theme>
+</file>
+
+<file path=customXml/item1.xml><?xml version="1.0" encoding="utf-8"?>
+<b:Sources xmlns:b="http://schemas.openxmlformats.org/officeDocument/2006/bibliography" xmlns="http://schemas.openxmlformats.org/officeDocument/2006/bibliography" SelectedStyle="\APASixthEditionOfficeOnline.xsl" StyleName="APA" Version="6"/>
+</file>
+
+<file path=customXml/itemProps1.xml><?xml version="1.0" encoding="utf-8"?>
+<ds:datastoreItem xmlns:ds="http://schemas.openxmlformats.org/officeDocument/2006/customXml" ds:itemID="{1EFE0141-240F-4C79-A4BD-3F5BDC8FC137}">
+  <ds:schemaRefs>
+    <ds:schemaRef ds:uri="http://schemas.openxmlformats.org/officeDocument/2006/bibliography"/>
+  </ds:schemaRefs>
+</ds:datastoreItem>
 </file>